--- a/thesis/thesis_english.docx
+++ b/thesis/thesis_english.docx
@@ -424,12 +424,57 @@
     </w:p>
     <w:p>
       <w:r>
-        <w:t>However, most deployed hotel chatbots remain rule-based or FAQ-retrieval systems with rigid decision trees. They cannot handle natural language variations, multi-step booking workflows, or bilingual conversations. A guest asking "มีห้องว่างวันจันทร์หน้าไหม" (Is there a room available next Monday?) receives no useful response from a keyword-matching system.</w:t>
-      </w:r>
-    </w:p>
-    <w:p>
-      <w:r>
-        <w:t>Recent advances in Large Language Models (LLMs) and agentic AI frameworks make it possible to build chatbots that understand natural language, reason about multi-step tasks, retrieve factual information from knowledge bases, and interact with databases — all while maintaining context across a conversation. This thesis explores this opportunity by building a production-grade AI virtual assistant for a luxury hotel.</w:t>
+        <w:t xml:space="preserve">However, most deployed hotel chatbots remain </w:t>
+      </w:r>
+      <w:r>
+        <w:rPr>
+          <w:b/>
+        </w:rPr>
+        <w:t>rule-based</w:t>
+      </w:r>
+      <w:r>
+        <w:t xml:space="preserve"> or </w:t>
+      </w:r>
+      <w:r>
+        <w:rPr>
+          <w:b/>
+        </w:rPr>
+        <w:t>FAQ-retrieval</w:t>
+      </w:r>
+      <w:r>
+        <w:t xml:space="preserve"> systems with rigid decision trees. They cannot handle natural language variations, multi-step booking workflows, or bilingual conversations. A guest asking </w:t>
+      </w:r>
+      <w:r>
+        <w:rPr>
+          <w:i/>
+        </w:rPr>
+        <w:t>"มีห้องว่างวันจันทร์หน้าไหม"</w:t>
+      </w:r>
+      <w:r>
+        <w:t xml:space="preserve"> (Is there a room available next Monday?) receives no useful response from a keyword-matching system.</w:t>
+      </w:r>
+    </w:p>
+    <w:p>
+      <w:r>
+        <w:t xml:space="preserve">Recent advances in </w:t>
+      </w:r>
+      <w:r>
+        <w:rPr>
+          <w:b/>
+        </w:rPr>
+        <w:t>Large Language Models (LLMs)</w:t>
+      </w:r>
+      <w:r>
+        <w:t xml:space="preserve"> and </w:t>
+      </w:r>
+      <w:r>
+        <w:rPr>
+          <w:b/>
+        </w:rPr>
+        <w:t>agentic AI frameworks</w:t>
+      </w:r>
+      <w:r>
+        <w:t xml:space="preserve"> make it possible to build chatbots that understand natural language, reason about multi-step tasks, retrieve factual information from knowledge bases, and interact with databases — all while maintaining context across a conversation. This thesis explores this opportunity by building a production-grade AI virtual assistant for a luxury hotel.</w:t>
       </w:r>
     </w:p>
     <w:p>
@@ -450,7 +495,13 @@
         <w:pStyle w:val="ListNumber"/>
       </w:pPr>
       <w:r>
-        <w:t>**Rigid intent classification** — Rule-based systems fail on paraphrased or bilingual queries. A guest saying "I'd like to cancel" and "ยกเลิกการจอง" must both route to the cancellation handler.</w:t>
+        <w:rPr>
+          <w:b/>
+        </w:rPr>
+        <w:t>Rigid intent classification</w:t>
+      </w:r>
+      <w:r>
+        <w:t xml:space="preserve"> — Rule-based systems fail on paraphrased or bilingual queries. A guest saying "I'd like to cancel" and "ยกเลิกการจอง" must both route to the cancellation handler.</w:t>
       </w:r>
     </w:p>
     <w:p>
@@ -458,7 +509,13 @@
         <w:pStyle w:val="ListNumber"/>
       </w:pPr>
       <w:r>
-        <w:t>**No database integration** — Most chatbots answer from static FAQ documents but cannot check room availability, create reservations, or modify bookings in real time.</w:t>
+        <w:rPr>
+          <w:b/>
+        </w:rPr>
+        <w:t>No database integration</w:t>
+      </w:r>
+      <w:r>
+        <w:t xml:space="preserve"> — Most chatbots answer from static FAQ documents but cannot check room availability, create reservations, or modify bookings in real time.</w:t>
       </w:r>
     </w:p>
     <w:p>
@@ -466,7 +523,13 @@
         <w:pStyle w:val="ListNumber"/>
       </w:pPr>
       <w:r>
-        <w:t>**No scalability consideration** — Single-threaded chatbot deployments cannot serve multiple concurrent guests, and lack security measures (authentication, audit logging) required for hotel staff operations.</w:t>
+        <w:rPr>
+          <w:b/>
+        </w:rPr>
+        <w:t>No scalability consideration</w:t>
+      </w:r>
+      <w:r>
+        <w:t xml:space="preserve"> — Single-threaded chatbot deployments cannot serve multiple concurrent guests, and lack security measures (authentication, audit logging) required for hotel staff operations.</w:t>
       </w:r>
     </w:p>
     <w:p>
@@ -487,7 +550,13 @@
         <w:pStyle w:val="ListNumber"/>
       </w:pPr>
       <w:r>
-        <w:t>**Design a multi-agent AI system** using LangGraph state machines to route guest requests to specialized sub-agents (booking, service, knowledge, general conversation).</w:t>
+        <w:rPr>
+          <w:b/>
+        </w:rPr>
+        <w:t>Design a multi-agent AI system</w:t>
+      </w:r>
+      <w:r>
+        <w:t xml:space="preserve"> using LangGraph state machines to route guest requests to specialized sub-agents (booking, service, knowledge, general conversation).</w:t>
       </w:r>
     </w:p>
     <w:p>
@@ -495,7 +564,13 @@
         <w:pStyle w:val="ListNumber"/>
       </w:pPr>
       <w:r>
-        <w:t>**Implement Retrieval-Augmented Generation (RAG)** over a hotel knowledge base using vector embeddings and Qdrant, enabling accurate answers about facilities, policies, and services.</w:t>
+        <w:rPr>
+          <w:b/>
+        </w:rPr>
+        <w:t>Implement Retrieval-Augmented Generation (RAG)</w:t>
+      </w:r>
+      <w:r>
+        <w:t xml:space="preserve"> over a hotel knowledge base using vector embeddings and Qdrant, enabling accurate answers about facilities, policies, and services.</w:t>
       </w:r>
     </w:p>
     <w:p>
@@ -503,7 +578,13 @@
         <w:pStyle w:val="ListNumber"/>
       </w:pPr>
       <w:r>
-        <w:t>**Build a production-grade full-stack system** with FastAPI backend, Next.js frontend, JWT authentication, admin dashboard, audit logging, and Docker deployment.</w:t>
+        <w:rPr>
+          <w:b/>
+        </w:rPr>
+        <w:t>Build a production-grade full-stack system</w:t>
+      </w:r>
+      <w:r>
+        <w:t xml:space="preserve"> with FastAPI backend, Next.js frontend, JWT authentication, admin dashboard, audit logging, and Docker deployment.</w:t>
       </w:r>
     </w:p>
     <w:p>
@@ -511,7 +592,13 @@
         <w:pStyle w:val="ListNumber"/>
       </w:pPr>
       <w:r>
-        <w:t>**Compare local and cloud LLM performance** by evaluating a 9-billion-parameter local model (Qwen3.5 Opus 9B on Ollama) against a cloud-hosted flagship model (Qwen3 Max on OpenRouter) across 25 hotel-domain test cases.</w:t>
+        <w:rPr>
+          <w:b/>
+        </w:rPr>
+        <w:t>Compare local and cloud LLM performance</w:t>
+      </w:r>
+      <w:r>
+        <w:t xml:space="preserve"> by evaluating a 9-billion-parameter local model (Qwen3.5 Opus 9B on Ollama) against a cloud-hosted flagship model (Qwen3 Max on OpenRouter) across 25 hotel-domain test cases.</w:t>
       </w:r>
     </w:p>
     <w:p>
@@ -524,6 +611,9 @@
     </w:p>
     <w:p>
       <w:r>
+        <w:rPr>
+          <w:b/>
+        </w:rPr>
         <w:t>In scope:</w:t>
       </w:r>
     </w:p>
@@ -601,6 +691,9 @@
     </w:p>
     <w:p>
       <w:r>
+        <w:rPr>
+          <w:b/>
+        </w:rPr>
         <w:t>Out of scope:</w:t>
       </w:r>
     </w:p>
@@ -1059,29 +1152,82 @@
     </w:tbl>
     <w:p>
       <w:pPr>
+        <w:spacing w:before="240" w:after="120"/>
         <w:jc w:val="center"/>
       </w:pPr>
+      <w:r>
+        <w:rPr>
+          <w:color w:val="999999"/>
+          <w:sz w:val="16"/>
+        </w:rPr>
+        <w:t>━━━━━━━━━━━━━━━━━━━━━━━━━━━━━━━━━━━━━━━━</w:t>
+        <w:br/>
+      </w:r>
+      <w:r>
+        <w:rPr>
+          <w:i/>
+          <w:sz w:val="22"/>
+        </w:rPr>
+        <w:t>[Figure 1.1: System context diagram — guest interacts with the chatbot on the hotel website; the chatbot connects to LangGraph agent, PostgreSQL database, Qdrant vector store, and Ollama/OpenRouter LLM backends. Hotel staff access the admin dashboard for monitoring and intervention.]</w:t>
+      </w:r>
+      <w:r>
+        <w:rPr>
+          <w:color w:val="CC0000"/>
+          <w:sz w:val="20"/>
+        </w:rPr>
+        <w:br/>
+        <w:t>[แทรกภาพที่นี่ / Insert diagram here]</w:t>
+      </w:r>
+      <w:r>
+        <w:rPr>
+          <w:color w:val="999999"/>
+          <w:sz w:val="16"/>
+        </w:rPr>
+        <w:br/>
+        <w:t>━━━━━━━━━━━━━━━━━━━━━━━━━━━━━━━━━━━━━━━━</w:t>
+      </w:r>
+    </w:p>
+    <w:p>
+      <w:pPr>
+        <w:pStyle w:val="Heading1"/>
+      </w:pPr>
+      <w:r>
+        <w:t>Chapter 2: Literature Review</w:t>
+      </w:r>
+    </w:p>
+    <w:p>
+      <w:pPr>
+        <w:pStyle w:val="Heading2"/>
+      </w:pPr>
+      <w:r>
+        <w:t>2.1 Artificial Intelligence in the Hospitality Industry</w:t>
+      </w:r>
+    </w:p>
+    <w:p>
+      <w:pPr>
+        <w:pStyle w:val="Heading3"/>
+      </w:pPr>
+      <w:r>
+        <w:t>2.1.1 Property Management Systems and Digital Transformation</w:t>
+      </w:r>
+    </w:p>
+    <w:p>
+      <w:r>
+        <w:t xml:space="preserve">Hotel Property Management Systems (PMS) form the operational backbone of modern hotels, managing reservations, room status, guest profiles, billing, and housekeeping. Oracle OPERA, the market-leading PMS, defines a canonical room status lifecycle: </w:t>
+      </w:r>
       <w:r>
         <w:rPr>
           <w:i/>
         </w:rPr>
-        <w:t>[Figure 1.1: System context diagram — guest interacts with the chatbot on the hotel website; the chatbot connects to LangGraph agent, PostgreSQL database, Qdrant vector store, and Ollama/OpenRouter LLM backends. Hotel staff access the admin dashboard for monitoring and intervention.]</w:t>
-      </w:r>
-    </w:p>
-    <w:p>
-      <w:pPr>
-        <w:pStyle w:val="Heading1"/>
-      </w:pPr>
-      <w:r>
-        <w:t>Chapter 2: Literature Review</w:t>
-      </w:r>
-    </w:p>
-    <w:p>
-      <w:pPr>
-        <w:pStyle w:val="Heading2"/>
-      </w:pPr>
-      <w:r>
-        <w:t>2.1 Artificial Intelligence in the Hospitality Industry</w:t>
+        <w:t>Vacant Clean → Occupied → Vacant Dirty → Cleaning → Inspected → Vacant Clean</w:t>
+      </w:r>
+      <w:r>
+        <w:t xml:space="preserve"> (Oracle, 2023). This lifecycle, documented across industry resources (SetupMyHotel, 2023; Cloudbeds, 2023), is the foundation for the room status state machine implemented in this project.</w:t>
+      </w:r>
+    </w:p>
+    <w:p>
+      <w:r>
+        <w:t>Academic research on hotel management systems (Atlantis Press, ICETIS '13; JETIR, 2023) has established the core functional requirements: reservation management, guest registration, check-in/check-out, and billing. The AltexSoft (2023) comprehensive guide and DDI Development (2023) analysis further detail how modern PMS platforms are evolving from on-premise monoliths to cloud-based microservices — a transition this thesis mirrors by implementing the hotel backend as a microservice architecture.</w:t>
       </w:r>
     </w:p>
     <w:p>
@@ -1089,24 +1235,6 @@
         <w:pStyle w:val="Heading3"/>
       </w:pPr>
       <w:r>
-        <w:t>2.1.1 Property Management Systems and Digital Transformation</w:t>
-      </w:r>
-    </w:p>
-    <w:p>
-      <w:r>
-        <w:t>Hotel Property Management Systems (PMS) form the operational backbone of modern hotels, managing reservations, room status, guest profiles, billing, and housekeeping. Oracle OPERA, the market-leading PMS, defines a canonical room status lifecycle: Vacant Clean → Occupied → Vacant Dirty → Cleaning → Inspected → Vacant Clean (Oracle, 2023). This lifecycle, documented across industry resources (SetupMyHotel, 2023; Cloudbeds, 2023), is the foundation for the room status state machine implemented in this project.</w:t>
-      </w:r>
-    </w:p>
-    <w:p>
-      <w:r>
-        <w:t>Academic research on hotel management systems (Atlantis Press, ICETIS '13; JETIR, 2023) has established the core functional requirements: reservation management, guest registration, check-in/check-out, and billing. The AltexSoft (2023) comprehensive guide and DDI Development (2023) analysis further detail how modern PMS platforms are evolving from on-premise monoliths to cloud-based microservices — a transition this thesis mirrors by implementing the hotel backend as a microservice architecture.</w:t>
-      </w:r>
-    </w:p>
-    <w:p>
-      <w:pPr>
-        <w:pStyle w:val="Heading3"/>
-      </w:pPr>
-      <w:r>
         <w:t>2.1.2 AI Chatbots in Hotels: From Rule-Based to Generative</w:t>
       </w:r>
     </w:p>
@@ -1117,14 +1245,40 @@
     </w:p>
     <w:p>
       <w:pPr>
+        <w:spacing w:before="240" w:after="120"/>
         <w:jc w:val="center"/>
       </w:pPr>
+      <w:r>
+        <w:rPr>
+          <w:color w:val="999999"/>
+          <w:sz w:val="16"/>
+        </w:rPr>
+        <w:t>━━━━━━━━━━━━━━━━━━━━━━━━━━━━━━━━━━━━━━━━</w:t>
+        <w:br/>
+      </w:r>
       <w:r>
         <w:rPr>
           <w:i/>
+          <w:sz w:val="22"/>
         </w:rPr>
         <w:t>[Figure 2.1: Chatbot generation taxonomy — (1) Rule-based: keyword matching and decision trees; (2) Retrieval-based: FAQ lookup with intent classification; (3) Generative: LLM-powered free-form responses; (4) Agentic: multi-agent systems with tool calling, memory, and database integration. This project implements Generation 4.]</w:t>
       </w:r>
+      <w:r>
+        <w:rPr>
+          <w:color w:val="CC0000"/>
+          <w:sz w:val="20"/>
+        </w:rPr>
+        <w:br/>
+        <w:t>[แทรกภาพที่นี่ / Insert diagram here]</w:t>
+      </w:r>
+      <w:r>
+        <w:rPr>
+          <w:color w:val="999999"/>
+          <w:sz w:val="16"/>
+        </w:rPr>
+        <w:br/>
+        <w:t>━━━━━━━━━━━━━━━━━━━━━━━━━━━━━━━━━━━━━━━━</w:t>
+      </w:r>
     </w:p>
     <w:p>
       <w:r>
@@ -1133,7 +1287,40 @@
     </w:p>
     <w:p>
       <w:r>
-        <w:t>Buhalis and Moldavska (2022) conducted the canonical study on AI assistants in hospitality, demonstrating that voice and text assistants can handle routine guest inquiries with high satisfaction scores. They identified key requirements: natural language understanding, context retention across turns, and integration with hotel operational systems. Buhalis, O'Connor, and Leung (2023) extended this to propose "smart hospitality ecosystems" where AI agents interact with PMS, housekeeping, and revenue management systems in real time — precisely the architecture this thesis implements.</w:t>
+        <w:rPr>
+          <w:b/>
+        </w:rPr>
+        <w:t>Buhalis and Moldavska (2022)</w:t>
+      </w:r>
+      <w:r>
+        <w:t xml:space="preserve"> conducted the canonical study on AI assistants in hospitality, demonstrating that voice and text assistants can handle routine guest inquiries with high satisfaction scores. They identified key requirements: </w:t>
+      </w:r>
+      <w:r>
+        <w:rPr>
+          <w:b/>
+        </w:rPr>
+        <w:t>natural language understanding</w:t>
+      </w:r>
+      <w:r>
+        <w:t xml:space="preserve">, </w:t>
+      </w:r>
+      <w:r>
+        <w:rPr>
+          <w:b/>
+        </w:rPr>
+        <w:t>context retention across turns</w:t>
+      </w:r>
+      <w:r>
+        <w:t xml:space="preserve">, and </w:t>
+      </w:r>
+      <w:r>
+        <w:rPr>
+          <w:b/>
+        </w:rPr>
+        <w:t>integration with hotel operational systems</w:t>
+      </w:r>
+      <w:r>
+        <w:t>. Buhalis, O'Connor, and Leung (2023) extended this to propose "smart hospitality ecosystems" where AI agents interact with PMS, housekeeping, and revenue management systems in real time — precisely the architecture this thesis implements.</w:t>
       </w:r>
     </w:p>
     <w:p>
@@ -1180,7 +1367,13 @@
         <w:pStyle w:val="ListBullet"/>
       </w:pPr>
       <w:r>
-        <w:t>**Qwen3.5 Opus 9B** — a 9-billion-parameter dense model running locally on a single GPU (NVIDIA RTX 5080, 16 GB VRAM). Quantized to Q5_K_M (6.5 GB) for deployment.</w:t>
+        <w:rPr>
+          <w:b/>
+        </w:rPr>
+        <w:t>Qwen3.5 Opus 9B</w:t>
+      </w:r>
+      <w:r>
+        <w:t xml:space="preserve"> — a 9-billion-parameter dense model running locally on a single GPU (NVIDIA RTX 5080, 16 GB VRAM). Quantized to Q5_K_M (6.5 GB) for deployment.</w:t>
       </w:r>
     </w:p>
     <w:p>
@@ -1188,7 +1381,13 @@
         <w:pStyle w:val="ListBullet"/>
       </w:pPr>
       <w:r>
-        <w:t>**Qwen3 Max** — a cloud-hosted flagship model with significantly more parameters, accessed via the OpenRouter API.</w:t>
+        <w:rPr>
+          <w:b/>
+        </w:rPr>
+        <w:t>Qwen3 Max</w:t>
+      </w:r>
+      <w:r>
+        <w:t xml:space="preserve"> — a cloud-hosted flagship model with significantly more parameters, accessed via the OpenRouter API.</w:t>
       </w:r>
     </w:p>
     <w:p>
@@ -1206,7 +1405,17 @@
     </w:p>
     <w:p>
       <w:r>
-        <w:t>Recent LLMs incorporate explicit "thinking" or "chain-of-thought" mechanisms where the model generates internal reasoning tokens (enclosed in &lt;think&gt; tags) before producing the final response. Qwen3.5 models emit these tokens natively. This thesis evaluates the impact of this reasoning capability on hotel task accuracy and finds that disabling explicit thinking mode on the 9B local model (which already reasons natively) reduces latency without measurable accuracy loss (Section 5.4).</w:t>
+        <w:t xml:space="preserve">Recent LLMs incorporate explicit "thinking" or "chain-of-thought" mechanisms where the model generates internal reasoning tokens (enclosed in </w:t>
+      </w:r>
+      <w:r>
+        <w:rPr>
+          <w:rFonts w:ascii="Consolas" w:hAnsi="Consolas"/>
+          <w:sz w:val="24"/>
+        </w:rPr>
+        <w:t>&lt;think&gt;</w:t>
+      </w:r>
+      <w:r>
+        <w:t xml:space="preserve"> tags) before producing the final response. Qwen3.5 models emit these tokens natively. This thesis evaluates the impact of this reasoning capability on hotel task accuracy and finds that disabling explicit thinking mode on the 9B local model (which already reasons natively) reduces latency without measurable accuracy loss (Section 5.4).</w:t>
       </w:r>
     </w:p>
     <w:p>
@@ -1227,24 +1436,65 @@
     </w:p>
     <w:p>
       <w:r>
-        <w:t>LangGraph, an extension of the LangChain ecosystem, provides a framework for building stateful, multi-step AI agents as directed graphs. Each node represents an agent action (LLM call, tool execution, routing decision), and edges define the flow between actions with conditional branching.</w:t>
-      </w:r>
-    </w:p>
-    <w:p>
-      <w:r>
-        <w:t>Liu et al. (2024) presented the most citable academic source on LangGraph for multi-agent systems (arXiv:2411.18241), exploring how LangGraph combined with other frameworks can implement complex agent orchestration patterns. Their work validates the "hybrid router → LangGraph → sub-agents" architecture used in this project.</w:t>
-      </w:r>
-    </w:p>
-    <w:p>
-      <w:pPr>
+        <w:t xml:space="preserve">LangGraph, an extension of the LangChain ecosystem, provides a framework for building </w:t>
+      </w:r>
+      <w:r>
+        <w:rPr>
+          <w:b/>
+        </w:rPr>
+        <w:t>stateful, multi-step AI agents</w:t>
+      </w:r>
+      <w:r>
+        <w:t xml:space="preserve"> as directed graphs. Each node represents an agent action (LLM call, tool execution, routing decision), and edges define the flow between actions with conditional branching.</w:t>
+      </w:r>
+    </w:p>
+    <w:p>
+      <w:r>
+        <w:rPr>
+          <w:b/>
+        </w:rPr>
+        <w:t>Liu et al. (2024)</w:t>
+      </w:r>
+      <w:r>
+        <w:t xml:space="preserve"> presented the most citable academic source on LangGraph for multi-agent systems (arXiv:2411.18241), exploring how LangGraph combined with other frameworks can implement complex agent orchestration patterns. Their work validates the "hybrid router → LangGraph → sub-agents" architecture used in this project.</w:t>
+      </w:r>
+    </w:p>
+    <w:p>
+      <w:pPr>
+        <w:spacing w:before="240" w:after="120"/>
         <w:jc w:val="center"/>
       </w:pPr>
+      <w:r>
+        <w:rPr>
+          <w:color w:val="999999"/>
+          <w:sz w:val="16"/>
+        </w:rPr>
+        <w:t>━━━━━━━━━━━━━━━━━━━━━━━━━━━━━━━━━━━━━━━━</w:t>
+        <w:br/>
+      </w:r>
       <w:r>
         <w:rPr>
           <w:i/>
+          <w:sz w:val="22"/>
         </w:rPr>
         <w:t>[Figure 2.2: LangGraph concept — a directed graph where the primary assistant node routes to specialized sub-agent nodes (booking, service, knowledge, general) based on tool-call dispatch. Each sub-agent has its own tool loop with conditional exit.]</w:t>
       </w:r>
+      <w:r>
+        <w:rPr>
+          <w:color w:val="CC0000"/>
+          <w:sz w:val="20"/>
+        </w:rPr>
+        <w:br/>
+        <w:t>[แทรกภาพที่นี่ / Insert diagram here]</w:t>
+      </w:r>
+      <w:r>
+        <w:rPr>
+          <w:color w:val="999999"/>
+          <w:sz w:val="16"/>
+        </w:rPr>
+        <w:br/>
+        <w:t>━━━━━━━━━━━━━━━━━━━━━━━━━━━━━━━━━━━━━━━━</w:t>
+      </w:r>
     </w:p>
     <w:p>
       <w:pPr>
@@ -1256,12 +1506,30 @@
     </w:p>
     <w:p>
       <w:r>
-        <w:t>The ReAct (Reasoning + Acting) pattern, where an LLM alternates between reasoning about the task and taking actions (tool calls), is the foundational pattern for agentic AI. LangGraph implements ReAct through its tool-calling loop: the LLM generates a tool call, the tool node executes it, and the result is fed back to the LLM for the next reasoning step.</w:t>
-      </w:r>
-    </w:p>
-    <w:p>
-      <w:r>
-        <w:t>This project extends ReAct with sub-agent routing: the primary assistant LLM does not directly execute tools but instead dispatches to specialized sub-agents, each with their own tool sets and prompts. This separation of concerns mirrors the microservice pattern — each sub-agent is an expert in its domain (booking, knowledge, service).</w:t>
+        <w:t xml:space="preserve">The </w:t>
+      </w:r>
+      <w:r>
+        <w:rPr>
+          <w:b/>
+        </w:rPr>
+        <w:t>ReAct</w:t>
+      </w:r>
+      <w:r>
+        <w:t xml:space="preserve"> (Reasoning + Acting) pattern, where an LLM alternates between reasoning about the task and taking actions (tool calls), is the foundational pattern for agentic AI. LangGraph implements ReAct through its tool-calling loop: the LLM generates a tool call, the tool node executes it, and the result is fed back to the LLM for the next reasoning step.</w:t>
+      </w:r>
+    </w:p>
+    <w:p>
+      <w:r>
+        <w:t xml:space="preserve">This project extends ReAct with </w:t>
+      </w:r>
+      <w:r>
+        <w:rPr>
+          <w:b/>
+        </w:rPr>
+        <w:t>sub-agent routing</w:t>
+      </w:r>
+      <w:r>
+        <w:t>: the primary assistant LLM does not directly execute tools but instead dispatches to specialized sub-agents, each with their own tool sets and prompts. This separation of concerns mirrors the microservice pattern — each sub-agent is an expert in its domain (booking, knowledge, service).</w:t>
       </w:r>
     </w:p>
     <w:p>
@@ -1274,7 +1542,57 @@
     </w:p>
     <w:p>
       <w:r>
-        <w:t>Modern LLMs support structured tool calling where the model outputs a JSON-formatted function call (name + arguments) instead of free text. The LangGraph ToolNode intercepts these calls, executes the corresponding Python function, and returns the result as a message. This thesis implements 15 hotel-specific tools including check_room_availability, create_reservation, search_hotel_knowledge, and generate_payment_link.</w:t>
+        <w:t xml:space="preserve">Modern LLMs support structured tool calling where the model outputs a JSON-formatted function call (name + arguments) instead of free text. The LangGraph </w:t>
+      </w:r>
+      <w:r>
+        <w:rPr>
+          <w:rFonts w:ascii="Consolas" w:hAnsi="Consolas"/>
+          <w:sz w:val="24"/>
+        </w:rPr>
+        <w:t>ToolNode</w:t>
+      </w:r>
+      <w:r>
+        <w:t xml:space="preserve"> intercepts these calls, executes the corresponding Python function, and returns the result as a message. This thesis implements 15 hotel-specific tools including </w:t>
+      </w:r>
+      <w:r>
+        <w:rPr>
+          <w:rFonts w:ascii="Consolas" w:hAnsi="Consolas"/>
+          <w:sz w:val="24"/>
+        </w:rPr>
+        <w:t>check_room_availability</w:t>
+      </w:r>
+      <w:r>
+        <w:t xml:space="preserve">, </w:t>
+      </w:r>
+      <w:r>
+        <w:rPr>
+          <w:rFonts w:ascii="Consolas" w:hAnsi="Consolas"/>
+          <w:sz w:val="24"/>
+        </w:rPr>
+        <w:t>create_reservation</w:t>
+      </w:r>
+      <w:r>
+        <w:t xml:space="preserve">, </w:t>
+      </w:r>
+      <w:r>
+        <w:rPr>
+          <w:rFonts w:ascii="Consolas" w:hAnsi="Consolas"/>
+          <w:sz w:val="24"/>
+        </w:rPr>
+        <w:t>search_hotel_knowledge</w:t>
+      </w:r>
+      <w:r>
+        <w:t xml:space="preserve">, and </w:t>
+      </w:r>
+      <w:r>
+        <w:rPr>
+          <w:rFonts w:ascii="Consolas" w:hAnsi="Consolas"/>
+          <w:sz w:val="24"/>
+        </w:rPr>
+        <w:t>generate_payment_link</w:t>
+      </w:r>
+      <w:r>
+        <w:t>.</w:t>
       </w:r>
     </w:p>
     <w:p>
@@ -1303,7 +1621,13 @@
         <w:pStyle w:val="ListNumber"/>
       </w:pPr>
       <w:r>
-        <w:t>**Chunking** — splitting documents into overlapping segments</w:t>
+        <w:rPr>
+          <w:b/>
+        </w:rPr>
+        <w:t>Chunking</w:t>
+      </w:r>
+      <w:r>
+        <w:t xml:space="preserve"> — splitting documents into overlapping segments</w:t>
       </w:r>
     </w:p>
     <w:p>
@@ -1311,7 +1635,13 @@
         <w:pStyle w:val="ListNumber"/>
       </w:pPr>
       <w:r>
-        <w:t>**Embedding** — converting chunks into dense vector representations</w:t>
+        <w:rPr>
+          <w:b/>
+        </w:rPr>
+        <w:t>Embedding</w:t>
+      </w:r>
+      <w:r>
+        <w:t xml:space="preserve"> — converting chunks into dense vector representations</w:t>
       </w:r>
     </w:p>
     <w:p>
@@ -1319,7 +1649,13 @@
         <w:pStyle w:val="ListNumber"/>
       </w:pPr>
       <w:r>
-        <w:t>**Indexing** — storing vectors in a vector database</w:t>
+        <w:rPr>
+          <w:b/>
+        </w:rPr>
+        <w:t>Indexing</w:t>
+      </w:r>
+      <w:r>
+        <w:t xml:space="preserve"> — storing vectors in a vector database</w:t>
       </w:r>
     </w:p>
     <w:p>
@@ -1327,7 +1663,13 @@
         <w:pStyle w:val="ListNumber"/>
       </w:pPr>
       <w:r>
-        <w:t>**Retrieval** — finding the most similar chunks to the user's query</w:t>
+        <w:rPr>
+          <w:b/>
+        </w:rPr>
+        <w:t>Retrieval</w:t>
+      </w:r>
+      <w:r>
+        <w:t xml:space="preserve"> — finding the most similar chunks to the user's query</w:t>
       </w:r>
     </w:p>
     <w:p>
@@ -1335,19 +1677,51 @@
         <w:pStyle w:val="ListNumber"/>
       </w:pPr>
       <w:r>
-        <w:t>**Generation** — feeding the retrieved context to the LLM with the original query</w:t>
-      </w:r>
-    </w:p>
-    <w:p>
-      <w:pPr>
+        <w:rPr>
+          <w:b/>
+        </w:rPr>
+        <w:t>Generation</w:t>
+      </w:r>
+      <w:r>
+        <w:t xml:space="preserve"> — feeding the retrieved context to the LLM with the original query</w:t>
+      </w:r>
+    </w:p>
+    <w:p>
+      <w:pPr>
+        <w:spacing w:before="240" w:after="120"/>
         <w:jc w:val="center"/>
       </w:pPr>
+      <w:r>
+        <w:rPr>
+          <w:color w:val="999999"/>
+          <w:sz w:val="16"/>
+        </w:rPr>
+        <w:t>━━━━━━━━━━━━━━━━━━━━━━━━━━━━━━━━━━━━━━━━</w:t>
+        <w:br/>
+      </w:r>
       <w:r>
         <w:rPr>
           <w:i/>
+          <w:sz w:val="22"/>
         </w:rPr>
         <w:t>[Figure 2.3: RAG pipeline — hotel knowledge markdown documents are chunked, embedded via OpenRouter qwen3-embedding-8b (4096 dimensions), and stored in Qdrant. At query time, the user's message is embedded, top-k similar chunks are retrieved, and the LLM generates a response grounded in the retrieved context.]</w:t>
       </w:r>
+      <w:r>
+        <w:rPr>
+          <w:color w:val="CC0000"/>
+          <w:sz w:val="20"/>
+        </w:rPr>
+        <w:br/>
+        <w:t>[แทรกภาพที่นี่ / Insert diagram here]</w:t>
+      </w:r>
+      <w:r>
+        <w:rPr>
+          <w:color w:val="999999"/>
+          <w:sz w:val="16"/>
+        </w:rPr>
+        <w:br/>
+        <w:t>━━━━━━━━━━━━━━━━━━━━━━━━━━━━━━━━━━━━━━━━</w:t>
+      </w:r>
     </w:p>
     <w:p>
       <w:pPr>
@@ -1359,7 +1733,16 @@
     </w:p>
     <w:p>
       <w:r>
-        <w:t>Vector databases are purpose-built for similarity search over high-dimensional embeddings. This project uses Qdrant, an open-source vector database written in Rust, selected for its performance on cosine similarity search and its Docker-native deployment model. Alternative vector databases include Milvus (used in the original NVIDIA blueprint), Pinecone (cloud-only), and ChromaDB (in-process).</w:t>
+        <w:t xml:space="preserve">Vector databases are purpose-built for similarity search over high-dimensional embeddings. This project uses </w:t>
+      </w:r>
+      <w:r>
+        <w:rPr>
+          <w:b/>
+        </w:rPr>
+        <w:t>Qdrant</w:t>
+      </w:r>
+      <w:r>
+        <w:t>, an open-source vector database written in Rust, selected for its performance on cosine similarity search and its Docker-native deployment model. Alternative vector databases include Milvus (used in the original NVIDIA blueprint), Pinecone (cloud-only), and ChromaDB (in-process).</w:t>
       </w:r>
     </w:p>
     <w:p>
@@ -1372,7 +1755,16 @@
     </w:p>
     <w:p>
       <w:r>
-        <w:t>Cross-encoder rerankers (e.g., BAAI/bge-reranker-v2-m3) can improve retrieval precision by re-scoring the top-k results using a more expensive model. However, this project found that the reranker added ~1–2 seconds of CPU-bound latency per query and blocked the FastAPI async event loop, stalling all concurrent requests. Given that the embedding-based search from Qdrant was already achieving 100% accuracy on knowledge retrieval tests (8/8), the reranker was disabled by default — a trade-off documented in Section 5.4.</w:t>
+        <w:t xml:space="preserve">Cross-encoder rerankers (e.g., BAAI/bge-reranker-v2-m3) can improve retrieval precision by re-scoring the top-k results using a more expensive model. However, this project found that the reranker added ~1–2 seconds of CPU-bound latency per query and </w:t>
+      </w:r>
+      <w:r>
+        <w:rPr>
+          <w:b/>
+        </w:rPr>
+        <w:t>blocked the FastAPI async event loop</w:t>
+      </w:r>
+      <w:r>
+        <w:t>, stalling all concurrent requests. Given that the embedding-based search from Qdrant was already achieving 100% accuracy on knowledge retrieval tests (8/8), the reranker was disabled by default — a trade-off documented in Section 5.4.</w:t>
       </w:r>
     </w:p>
     <w:p>
@@ -1406,7 +1798,16 @@
     </w:p>
     <w:p>
       <w:r>
-        <w:t>The frontend uses Next.js 15 with the App Router, which leverages React Server Components (RSC) for server-side rendering with minimal client JavaScript bundles (Next.js, 2024; Osmani, 2024). The chat interface uses Server-Sent Events (SSE) for real-time token streaming, while the admin dashboard uses client-side rendering with SWR for data fetching.</w:t>
+        <w:t xml:space="preserve">The frontend uses </w:t>
+      </w:r>
+      <w:r>
+        <w:rPr>
+          <w:b/>
+        </w:rPr>
+        <w:t>Next.js 15</w:t>
+      </w:r>
+      <w:r>
+        <w:t xml:space="preserve"> with the App Router, which leverages React Server Components (RSC) for server-side rendering with minimal client JavaScript bundles (Next.js, 2024; Osmani, 2024). The chat interface uses Server-Sent Events (SSE) for real-time token streaming, while the admin dashboard uses client-side rendering with SWR for data fetching.</w:t>
       </w:r>
     </w:p>
     <w:p>
@@ -1419,12 +1820,33 @@
     </w:p>
     <w:p>
       <w:r>
-        <w:t>Zustand was selected over Redux for global state management based on the comparative analysis by Salah (2024), which demonstrates Zustand's smaller bundle size, simpler API (no boilerplate reducers/actions), and equivalent functionality for medium-complexity applications.</w:t>
-      </w:r>
-    </w:p>
-    <w:p>
-      <w:r>
-        <w:t>SWR (stale-while-revalidate) implements the caching strategy defined in RFC 5861 (Nottingham, 2010): serve cached data immediately while revalidating in the background. This pattern is ideal for the admin dashboard, where statistics should display instantly but update as fresh data arrives.</w:t>
+        <w:rPr>
+          <w:b/>
+        </w:rPr>
+        <w:t>Zustand</w:t>
+      </w:r>
+      <w:r>
+        <w:t xml:space="preserve"> was selected over Redux for global state management based on the comparative analysis by Salah (2024), which demonstrates Zustand's smaller bundle size, simpler API (no boilerplate reducers/actions), and equivalent functionality for medium-complexity applications.</w:t>
+      </w:r>
+    </w:p>
+    <w:p>
+      <w:r>
+        <w:rPr>
+          <w:b/>
+        </w:rPr>
+        <w:t>SWR</w:t>
+      </w:r>
+      <w:r>
+        <w:t xml:space="preserve"> (stale-while-revalidate) implements the caching strategy defined in </w:t>
+      </w:r>
+      <w:r>
+        <w:rPr>
+          <w:b/>
+        </w:rPr>
+        <w:t>RFC 5861</w:t>
+      </w:r>
+      <w:r>
+        <w:t xml:space="preserve"> (Nottingham, 2010): serve cached data immediately while revalidating in the background. This pattern is ideal for the admin dashboard, where statistics should display instantly but update as fresh data arrives.</w:t>
       </w:r>
     </w:p>
     <w:p>
@@ -1437,7 +1859,16 @@
     </w:p>
     <w:p>
       <w:r>
-        <w:t>Gao, Bird, and Barr (2017) found that TypeScript could have prevented 15% of public bugs in JavaScript projects on GitHub. Fischer and Hanenberg (2015) demonstrated a "large positive effect" of static typing on API usability. This project uses TypeScript throughout the frontend for type-safe API contracts between the backend's Pydantic models and the frontend's data fetching layer.</w:t>
+        <w:t xml:space="preserve">Gao, Bird, and Barr (2017) found that TypeScript could have prevented </w:t>
+      </w:r>
+      <w:r>
+        <w:rPr>
+          <w:b/>
+        </w:rPr>
+        <w:t>15% of public bugs</w:t>
+      </w:r>
+      <w:r>
+        <w:t xml:space="preserve"> in JavaScript projects on GitHub. Fischer and Hanenberg (2015) demonstrated a "large positive effect" of static typing on API usability. This project uses TypeScript throughout the frontend for type-safe API contracts between the backend's Pydantic models and the frontend's data fetching layer.</w:t>
       </w:r>
     </w:p>
     <w:p>
@@ -1450,7 +1881,26 @@
     </w:p>
     <w:p>
       <w:r>
-        <w:t>The UI component library is Ant Design 5, an enterprise-grade React component library providing 60+ components (Table, Form, Modal, Descriptions, etc.) with a consistent design language. The antd-style CSS-in-JS library integrates with Ant Design's theme tokens for consistent styling (Ant Design, 2024).</w:t>
+        <w:t xml:space="preserve">The UI component library is </w:t>
+      </w:r>
+      <w:r>
+        <w:rPr>
+          <w:b/>
+        </w:rPr>
+        <w:t>Ant Design 5</w:t>
+      </w:r>
+      <w:r>
+        <w:t xml:space="preserve">, an enterprise-grade React component library providing 60+ components (Table, Form, Modal, Descriptions, etc.) with a consistent design language. The </w:t>
+      </w:r>
+      <w:r>
+        <w:rPr>
+          <w:rFonts w:ascii="Consolas" w:hAnsi="Consolas"/>
+          <w:sz w:val="24"/>
+        </w:rPr>
+        <w:t>antd-style</w:t>
+      </w:r>
+      <w:r>
+        <w:t xml:space="preserve"> CSS-in-JS library integrates with Ant Design's theme tokens for consistent styling (Ant Design, 2024).</w:t>
       </w:r>
     </w:p>
     <w:p>
@@ -1471,7 +1921,37 @@
     </w:p>
     <w:p>
       <w:r>
-        <w:t>JSON Web Tokens (JWT) provide stateless authentication by encoding user identity and role claims in a cryptographically signed token. This project implements role-based access control (RBAC) with two roles: user (registered guests) and admin (hotel staff). Admin routes require a valid JWT with role=admin, while guest chat endpoints remain public.</w:t>
+        <w:t xml:space="preserve">JSON Web Tokens (JWT) provide stateless authentication by encoding user identity and role claims in a cryptographically signed token. This project implements role-based access control (RBAC) with two roles: </w:t>
+      </w:r>
+      <w:r>
+        <w:rPr>
+          <w:rFonts w:ascii="Consolas" w:hAnsi="Consolas"/>
+          <w:sz w:val="24"/>
+        </w:rPr>
+        <w:t>user</w:t>
+      </w:r>
+      <w:r>
+        <w:t xml:space="preserve"> (registered guests) and </w:t>
+      </w:r>
+      <w:r>
+        <w:rPr>
+          <w:rFonts w:ascii="Consolas" w:hAnsi="Consolas"/>
+          <w:sz w:val="24"/>
+        </w:rPr>
+        <w:t>admin</w:t>
+      </w:r>
+      <w:r>
+        <w:t xml:space="preserve"> (hotel staff). Admin routes require a valid JWT with </w:t>
+      </w:r>
+      <w:r>
+        <w:rPr>
+          <w:rFonts w:ascii="Consolas" w:hAnsi="Consolas"/>
+          <w:sz w:val="24"/>
+        </w:rPr>
+        <w:t>role=admin</w:t>
+      </w:r>
+      <w:r>
+        <w:t>, while guest chat endpoints remain public.</w:t>
       </w:r>
     </w:p>
     <w:p>
@@ -1484,7 +1964,17 @@
     </w:p>
     <w:p>
       <w:r>
-        <w:t>Guest conversations may contain personally identifiable information (PII) such as credit card numbers, passport numbers, and phone numbers. Before sending messages to the LLM, a regex-based PII redactor scrubs sensitive data, replacing it with category tokens (e.g., [CREDIT_CARD]). This prevents the LLM from memorizing or echoing sensitive information.</w:t>
+        <w:t xml:space="preserve">Guest conversations may contain personally identifiable information (PII) such as credit card numbers, passport numbers, and phone numbers. Before sending messages to the LLM, a regex-based PII redactor scrubs sensitive data, replacing it with category tokens (e.g., </w:t>
+      </w:r>
+      <w:r>
+        <w:rPr>
+          <w:rFonts w:ascii="Consolas" w:hAnsi="Consolas"/>
+          <w:sz w:val="24"/>
+        </w:rPr>
+        <w:t>[CREDIT_CARD]</w:t>
+      </w:r>
+      <w:r>
+        <w:t>). This prevents the LLM from memorizing or echoing sensitive information.</w:t>
       </w:r>
     </w:p>
     <w:p>
@@ -1513,7 +2003,13 @@
         <w:pStyle w:val="ListBullet"/>
       </w:pPr>
       <w:r>
-        <w:t>**Faithfulness** — does the response only contain information from the retrieved context?</w:t>
+        <w:rPr>
+          <w:b/>
+        </w:rPr>
+        <w:t>Faithfulness</w:t>
+      </w:r>
+      <w:r>
+        <w:t xml:space="preserve"> — does the response only contain information from the retrieved context?</w:t>
       </w:r>
     </w:p>
     <w:p>
@@ -1521,7 +2017,13 @@
         <w:pStyle w:val="ListBullet"/>
       </w:pPr>
       <w:r>
-        <w:t>**Answer Relevancy** — is the response relevant to the user's question?</w:t>
+        <w:rPr>
+          <w:b/>
+        </w:rPr>
+        <w:t>Answer Relevancy</w:t>
+      </w:r>
+      <w:r>
+        <w:t xml:space="preserve"> — is the response relevant to the user's question?</w:t>
       </w:r>
     </w:p>
     <w:p>
@@ -1529,7 +2031,13 @@
         <w:pStyle w:val="ListBullet"/>
       </w:pPr>
       <w:r>
-        <w:t>**Context Recall** — does the retrieved context contain the information needed to answer?</w:t>
+        <w:rPr>
+          <w:b/>
+        </w:rPr>
+        <w:t>Context Recall</w:t>
+      </w:r>
+      <w:r>
+        <w:t xml:space="preserve"> — does the retrieved context contain the information needed to answer?</w:t>
       </w:r>
     </w:p>
     <w:p>
@@ -1546,8 +2054,16 @@
       </w:r>
     </w:p>
     <w:p>
-      <w:r>
-        <w:t>$$\kappa = \frac{p_o - p_e}{1 - p_e}$$</w:t>
+      <w:pPr>
+        <w:jc w:val="center"/>
+      </w:pPr>
+      <w:r>
+        <w:rPr>
+          <w:rFonts w:ascii="Cambria Math" w:hAnsi="Cambria Math"/>
+          <w:i/>
+          <w:sz w:val="28"/>
+        </w:rPr>
+        <w:t>κ = (p_o - p_e) / (1 - p_e)</w:t>
       </w:r>
     </w:p>
     <w:p>
@@ -1573,7 +2089,16 @@
     </w:p>
     <w:p>
       <w:r>
-        <w:t>This thesis follows the Design Science Research (DSR) methodology, which is appropriate for information systems research where the goal is to create and evaluate an artifact — in this case, a hotel AI virtual assistant. The DSR framework consists of three cycles: relevance (identifying the real-world problem), design (building the artifact), and rigor (grounding in existing knowledge and evaluation).</w:t>
+        <w:t xml:space="preserve">This thesis follows the </w:t>
+      </w:r>
+      <w:r>
+        <w:rPr>
+          <w:b/>
+        </w:rPr>
+        <w:t>Design Science Research (DSR)</w:t>
+      </w:r>
+      <w:r>
+        <w:t xml:space="preserve"> methodology, which is appropriate for information systems research where the goal is to create and evaluate an artifact — in this case, a hotel AI virtual assistant. The DSR framework consists of three cycles: relevance (identifying the real-world problem), design (building the artifact), and rigor (grounding in existing knowledge and evaluation).</w:t>
       </w:r>
     </w:p>
     <w:p>
@@ -1586,7 +2111,13 @@
         <w:pStyle w:val="ListNumber"/>
       </w:pPr>
       <w:r>
-        <w:t>**Literature-driven design** — technology choices and architecture patterns are grounded in published research (Chapter 2)</w:t>
+        <w:rPr>
+          <w:b/>
+        </w:rPr>
+        <w:t>Literature-driven design</w:t>
+      </w:r>
+      <w:r>
+        <w:t xml:space="preserve"> — technology choices and architecture patterns are grounded in published research (Chapter 2)</w:t>
       </w:r>
     </w:p>
     <w:p>
@@ -1594,7 +2125,13 @@
         <w:pStyle w:val="ListNumber"/>
       </w:pPr>
       <w:r>
-        <w:t>**Iterative prototyping** — the system was built incrementally over 16 weeks with continuous testing at each stage</w:t>
+        <w:rPr>
+          <w:b/>
+        </w:rPr>
+        <w:t>Iterative prototyping</w:t>
+      </w:r>
+      <w:r>
+        <w:t xml:space="preserve"> — the system was built incrementally over 16 weeks with continuous testing at each stage</w:t>
       </w:r>
     </w:p>
     <w:p>
@@ -1602,7 +2139,13 @@
         <w:pStyle w:val="ListNumber"/>
       </w:pPr>
       <w:r>
-        <w:t>**Empirical evaluation** — the final system is evaluated against a golden dataset with quantitative metrics (Chapter 5)</w:t>
+        <w:rPr>
+          <w:b/>
+        </w:rPr>
+        <w:t>Empirical evaluation</w:t>
+      </w:r>
+      <w:r>
+        <w:t xml:space="preserve"> — the final system is evaluated against a golden dataset with quantitative metrics (Chapter 5)</w:t>
       </w:r>
     </w:p>
     <w:p>
@@ -1628,60 +2171,96 @@
     </w:p>
     <w:p>
       <w:pPr>
+        <w:spacing w:before="0" w:after="0"/>
         <w:ind w:left="567"/>
       </w:pPr>
       <w:r>
+        <w:rPr>
+          <w:rFonts w:ascii="Consolas" w:hAnsi="Consolas"/>
+          <w:sz w:val="20"/>
+        </w:rPr>
         <w:t>Sprint cycle (repeated 8 times):</w:t>
       </w:r>
     </w:p>
     <w:p>
       <w:pPr>
+        <w:spacing w:before="0" w:after="0"/>
         <w:ind w:left="567"/>
       </w:pPr>
       <w:r>
+        <w:rPr>
+          <w:rFonts w:ascii="Consolas" w:hAnsi="Consolas"/>
+          <w:sz w:val="20"/>
+        </w:rPr>
         <w:t xml:space="preserve">  1. Define sprint goal (e.g., "LangGraph multi-agent routing")</w:t>
       </w:r>
     </w:p>
     <w:p>
       <w:pPr>
+        <w:spacing w:before="0" w:after="0"/>
         <w:ind w:left="567"/>
       </w:pPr>
       <w:r>
+        <w:rPr>
+          <w:rFonts w:ascii="Consolas" w:hAnsi="Consolas"/>
+          <w:sz w:val="20"/>
+        </w:rPr>
         <w:t xml:space="preserve">  2. Implement features</w:t>
       </w:r>
     </w:p>
     <w:p>
       <w:pPr>
+        <w:spacing w:before="0" w:after="0"/>
         <w:ind w:left="567"/>
       </w:pPr>
       <w:r>
+        <w:rPr>
+          <w:rFonts w:ascii="Consolas" w:hAnsi="Consolas"/>
+          <w:sz w:val="20"/>
+        </w:rPr>
         <w:t xml:space="preserve">  3. Write automated tests</w:t>
       </w:r>
     </w:p>
     <w:p>
       <w:pPr>
+        <w:spacing w:before="0" w:after="0"/>
         <w:ind w:left="567"/>
       </w:pPr>
       <w:r>
+        <w:rPr>
+          <w:rFonts w:ascii="Consolas" w:hAnsi="Consolas"/>
+          <w:sz w:val="20"/>
+        </w:rPr>
         <w:t xml:space="preserve">  4. Evaluate against test cases</w:t>
       </w:r>
     </w:p>
     <w:p>
       <w:pPr>
+        <w:spacing w:before="0" w:after="0"/>
         <w:ind w:left="567"/>
       </w:pPr>
       <w:r>
+        <w:rPr>
+          <w:rFonts w:ascii="Consolas" w:hAnsi="Consolas"/>
+          <w:sz w:val="20"/>
+        </w:rPr>
         <w:t xml:space="preserve">  5. Optimize based on results</w:t>
       </w:r>
     </w:p>
     <w:p>
       <w:pPr>
+        <w:spacing w:before="0" w:after="0"/>
         <w:ind w:left="567"/>
       </w:pPr>
       <w:r>
+        <w:rPr>
+          <w:rFonts w:ascii="Consolas" w:hAnsi="Consolas"/>
+          <w:sz w:val="20"/>
+        </w:rPr>
         <w:t xml:space="preserve">  6. Document in WORKFLOW.md</w:t>
       </w:r>
     </w:p>
+    <w:p/>
     <w:p>
       <w:r>
         <w:t>Each sprint produced a working increment deployed via Docker Compose. The git history records the progression:</w:t>
@@ -2100,7 +2679,57 @@
     </w:p>
     <w:p>
       <w:r>
-        <w:t>All code changes were tracked in Git with conventional commit messages (feat:, fix:, perf:, docs:). Architecture decisions were documented in docs/WORKFLOW.md as they were made, not retroactively — ensuring the documentation reflects the actual reasoning at each decision point.</w:t>
+        <w:t>All code changes were tracked in Git with conventional commit messages (</w:t>
+      </w:r>
+      <w:r>
+        <w:rPr>
+          <w:rFonts w:ascii="Consolas" w:hAnsi="Consolas"/>
+          <w:sz w:val="24"/>
+        </w:rPr>
+        <w:t>feat:</w:t>
+      </w:r>
+      <w:r>
+        <w:t xml:space="preserve">, </w:t>
+      </w:r>
+      <w:r>
+        <w:rPr>
+          <w:rFonts w:ascii="Consolas" w:hAnsi="Consolas"/>
+          <w:sz w:val="24"/>
+        </w:rPr>
+        <w:t>fix:</w:t>
+      </w:r>
+      <w:r>
+        <w:t xml:space="preserve">, </w:t>
+      </w:r>
+      <w:r>
+        <w:rPr>
+          <w:rFonts w:ascii="Consolas" w:hAnsi="Consolas"/>
+          <w:sz w:val="24"/>
+        </w:rPr>
+        <w:t>perf:</w:t>
+      </w:r>
+      <w:r>
+        <w:t xml:space="preserve">, </w:t>
+      </w:r>
+      <w:r>
+        <w:rPr>
+          <w:rFonts w:ascii="Consolas" w:hAnsi="Consolas"/>
+          <w:sz w:val="24"/>
+        </w:rPr>
+        <w:t>docs:</w:t>
+      </w:r>
+      <w:r>
+        <w:t xml:space="preserve">). Architecture decisions were documented in </w:t>
+      </w:r>
+      <w:r>
+        <w:rPr>
+          <w:rFonts w:ascii="Consolas" w:hAnsi="Consolas"/>
+          <w:sz w:val="24"/>
+        </w:rPr>
+        <w:t>docs/WORKFLOW.md</w:t>
+      </w:r>
+      <w:r>
+        <w:t xml:space="preserve"> as they were made, not retroactively — ensuring the documentation reflects the actual reasoning at each decision point.</w:t>
       </w:r>
     </w:p>
     <w:p>
@@ -2183,7 +2812,7 @@
           </w:tcPr>
           <w:p>
             <w:r>
-              <w:t>**Fitness for hotel domain**</w:t>
+              <w:t>Fitness for hotel domain</w:t>
             </w:r>
           </w:p>
         </w:tc>
@@ -2215,7 +2844,7 @@
           </w:tcPr>
           <w:p>
             <w:r>
-              <w:t>**Local deployment capability**</w:t>
+              <w:t>Local deployment capability</w:t>
             </w:r>
           </w:p>
         </w:tc>
@@ -2247,7 +2876,7 @@
           </w:tcPr>
           <w:p>
             <w:r>
-              <w:t>**Open-source availability**</w:t>
+              <w:t>Open-source availability</w:t>
             </w:r>
           </w:p>
         </w:tc>
@@ -2279,7 +2908,7 @@
           </w:tcPr>
           <w:p>
             <w:r>
-              <w:t>**Community maturity**</w:t>
+              <w:t>Community maturity</w:t>
             </w:r>
           </w:p>
         </w:tc>
@@ -2311,7 +2940,7 @@
           </w:tcPr>
           <w:p>
             <w:r>
-              <w:t>**Integration compatibility**</w:t>
+              <w:t>Integration compatibility</w:t>
             </w:r>
           </w:p>
         </w:tc>
@@ -2347,13 +2976,39 @@
     </w:p>
     <w:p>
       <w:pPr>
+        <w:spacing w:before="240" w:after="120"/>
         <w:jc w:val="center"/>
       </w:pPr>
+      <w:r>
+        <w:rPr>
+          <w:color w:val="999999"/>
+          <w:sz w:val="16"/>
+        </w:rPr>
+        <w:t>━━━━━━━━━━━━━━━━━━━━━━━━━━━━━━━━━━━━━━━━</w:t>
+        <w:br/>
+      </w:r>
       <w:r>
         <w:rPr>
           <w:i/>
+          <w:sz w:val="22"/>
         </w:rPr>
         <w:t>[Figure 3.1: LLM orchestration framework comparison matrix]</w:t>
+      </w:r>
+      <w:r>
+        <w:rPr>
+          <w:color w:val="CC0000"/>
+          <w:sz w:val="20"/>
+        </w:rPr>
+        <w:br/>
+        <w:t>[แทรกภาพที่นี่ / Insert diagram here]</w:t>
+      </w:r>
+      <w:r>
+        <w:rPr>
+          <w:color w:val="999999"/>
+          <w:sz w:val="16"/>
+        </w:rPr>
+        <w:br/>
+        <w:t>━━━━━━━━━━━━━━━━━━━━━━━━━━━━━━━━━━━━━━━━</w:t>
       </w:r>
     </w:p>
     <w:tbl>
@@ -2699,7 +3354,13 @@
     </w:tbl>
     <w:p>
       <w:r>
-        <w:t>Decision: LangGraph was selected for its checkpointed state persistence (conversation memory survives server restarts), native cyclic tool loops (booking sub-agent can call tools repeatedly until done), and time-travel debugging (admin can rewind conversations). These features are critical for a hotel booking system where conversations span multiple turns and must be recoverable.</w:t>
+        <w:rPr>
+          <w:b/>
+        </w:rPr>
+        <w:t>Decision</w:t>
+      </w:r>
+      <w:r>
+        <w:t>: LangGraph was selected for its checkpointed state persistence (conversation memory survives server restarts), native cyclic tool loops (booking sub-agent can call tools repeatedly until done), and time-travel debugging (admin can rewind conversations). These features are critical for a hotel booking system where conversations span multiple turns and must be recoverable.</w:t>
       </w:r>
     </w:p>
     <w:p>
@@ -2989,7 +3650,13 @@
     </w:tbl>
     <w:p>
       <w:r>
-        <w:t>Decision: Both models are deployed. The local 9B model serves as the primary backend (zero cost, on-premise privacy) with cloud Qwen3 Max as a runtime-switchable fallback for high-traffic periods or complex multi-step queries that exceed the 9B model's reasoning capacity.</w:t>
+        <w:rPr>
+          <w:b/>
+        </w:rPr>
+        <w:t>Decision</w:t>
+      </w:r>
+      <w:r>
+        <w:t>: Both models are deployed. The local 9B model serves as the primary backend (zero cost, on-premise privacy) with cloud Qwen3 Max as a runtime-switchable fallback for high-traffic periods or complex multi-step queries that exceed the 9B model's reasoning capacity.</w:t>
       </w:r>
     </w:p>
     <w:p>
@@ -3291,7 +3958,13 @@
     </w:tbl>
     <w:p>
       <w:r>
-        <w:t>Decision: Qdrant was selected for its Docker-native single-container deployment, Rust-based performance, and straightforward REST API. The original NVIDIA blueprint used Milvus, but Qdrant's simpler deployment model was preferred for the self-contained Docker stack.</w:t>
+        <w:rPr>
+          <w:b/>
+        </w:rPr>
+        <w:t>Decision</w:t>
+      </w:r>
+      <w:r>
+        <w:t>: Qdrant was selected for its Docker-native single-container deployment, Rust-based performance, and straightforward REST API. The original NVIDIA blueprint used Milvus, but Qdrant's simpler deployment model was preferred for the self-contained Docker stack.</w:t>
       </w:r>
     </w:p>
     <w:p>
@@ -3645,7 +4318,13 @@
     </w:tbl>
     <w:p>
       <w:r>
-        <w:t>Decision: Next.js 15 with App Router was selected for its built-in API route proxy (eliminating CORS issues between frontend and backend), React Server Components for fast initial page loads, and first-class TypeScript support. Ant Design 5 was selected as the UI component library for its enterprise-grade components (60+ including Table, Form, Modal, Descriptions) and Thai locale support.</w:t>
+        <w:rPr>
+          <w:b/>
+        </w:rPr>
+        <w:t>Decision</w:t>
+      </w:r>
+      <w:r>
+        <w:t>: Next.js 15 with App Router was selected for its built-in API route proxy (eliminating CORS issues between frontend and backend), React Server Components for fast initial page loads, and first-class TypeScript support. Ant Design 5 was selected as the UI component library for its enterprise-grade components (60+ including Table, Form, Modal, Descriptions) and Thai locale support.</w:t>
       </w:r>
     </w:p>
     <w:p>
@@ -3935,7 +4614,33 @@
     </w:tbl>
     <w:p>
       <w:r>
-        <w:t>Decision: Stateless JWT with HS256 was selected for its simplicity and horizontal scalability. The known JWT limitation (no instant revocation) was mitigated by adding a jti-based in-memory blocklist and persistent password_changed_at invalidation (Chapter 4, Section 4.5).</w:t>
+        <w:rPr>
+          <w:b/>
+        </w:rPr>
+        <w:t>Decision</w:t>
+      </w:r>
+      <w:r>
+        <w:t xml:space="preserve">: Stateless JWT with HS256 was selected for its simplicity and horizontal scalability. The known JWT limitation (no instant revocation) was mitigated by adding a </w:t>
+      </w:r>
+      <w:r>
+        <w:rPr>
+          <w:rFonts w:ascii="Consolas" w:hAnsi="Consolas"/>
+          <w:sz w:val="24"/>
+        </w:rPr>
+        <w:t>jti</w:t>
+      </w:r>
+      <w:r>
+        <w:t xml:space="preserve">-based in-memory blocklist and persistent </w:t>
+      </w:r>
+      <w:r>
+        <w:rPr>
+          <w:rFonts w:ascii="Consolas" w:hAnsi="Consolas"/>
+          <w:sz w:val="24"/>
+        </w:rPr>
+        <w:t>password_changed_at</w:t>
+      </w:r>
+      <w:r>
+        <w:t xml:space="preserve"> invalidation (Chapter 4, Section 4.5).</w:t>
       </w:r>
     </w:p>
     <w:p>
@@ -3964,7 +4669,13 @@
         <w:pStyle w:val="ListNumber"/>
       </w:pPr>
       <w:r>
-        <w:t>**Functional correctness** — does the chatbot produce correct, relevant, bilingual responses to hotel-domain queries?</w:t>
+        <w:rPr>
+          <w:b/>
+        </w:rPr>
+        <w:t>Functional correctness</w:t>
+      </w:r>
+      <w:r>
+        <w:t xml:space="preserve"> — does the chatbot produce correct, relevant, bilingual responses to hotel-domain queries?</w:t>
       </w:r>
     </w:p>
     <w:p>
@@ -3972,7 +4683,13 @@
         <w:pStyle w:val="ListNumber"/>
       </w:pPr>
       <w:r>
-        <w:t>**Non-functional quality** — does the system meet latency, concurrency, security, and reliability requirements?</w:t>
+        <w:rPr>
+          <w:b/>
+        </w:rPr>
+        <w:t>Non-functional quality</w:t>
+      </w:r>
+      <w:r>
+        <w:t xml:space="preserve"> — does the system meet latency, concurrency, security, and reliability requirements?</w:t>
       </w:r>
     </w:p>
     <w:p>
@@ -3985,7 +4702,16 @@
     </w:p>
     <w:p>
       <w:r>
-        <w:t>A golden dataset of 25 test cases was designed to cover the full range of hotel chatbot interactions:</w:t>
+        <w:t xml:space="preserve">A golden dataset of </w:t>
+      </w:r>
+      <w:r>
+        <w:rPr>
+          <w:b/>
+        </w:rPr>
+        <w:t>25 test cases</w:t>
+      </w:r>
+      <w:r>
+        <w:t xml:space="preserve"> was designed to cover the full range of hotel chatbot interactions:</w:t>
       </w:r>
     </w:p>
     <w:tbl>
@@ -4211,7 +4937,13 @@
         <w:pStyle w:val="ListBullet"/>
       </w:pPr>
       <w:r>
-        <w:t>**Input message** — the guest's query (Thai or English)</w:t>
+        <w:rPr>
+          <w:b/>
+        </w:rPr>
+        <w:t>Input message</w:t>
+      </w:r>
+      <w:r>
+        <w:t xml:space="preserve"> — the guest's query (Thai or English)</w:t>
       </w:r>
     </w:p>
     <w:p>
@@ -4219,7 +4951,13 @@
         <w:pStyle w:val="ListBullet"/>
       </w:pPr>
       <w:r>
-        <w:t>**Expected keywords** — terms that must appear in a correct response</w:t>
+        <w:rPr>
+          <w:b/>
+        </w:rPr>
+        <w:t>Expected keywords</w:t>
+      </w:r>
+      <w:r>
+        <w:t xml:space="preserve"> — terms that must appear in a correct response</w:t>
       </w:r>
     </w:p>
     <w:p>
@@ -4227,7 +4965,13 @@
         <w:pStyle w:val="ListBullet"/>
       </w:pPr>
       <w:r>
-        <w:t>**Expected behavior** — natural language description of the correct action</w:t>
+        <w:rPr>
+          <w:b/>
+        </w:rPr>
+        <w:t>Expected behavior</w:t>
+      </w:r>
+      <w:r>
+        <w:t xml:space="preserve"> — natural language description of the correct action</w:t>
       </w:r>
     </w:p>
     <w:p>
@@ -4235,7 +4979,13 @@
         <w:pStyle w:val="ListBullet"/>
       </w:pPr>
       <w:r>
-        <w:t>**Language check** — optional flag to verify response language matches input</w:t>
+        <w:rPr>
+          <w:b/>
+        </w:rPr>
+        <w:t>Language check</w:t>
+      </w:r>
+      <w:r>
+        <w:t xml:space="preserve"> — optional flag to verify response language matches input</w:t>
       </w:r>
     </w:p>
     <w:p>
@@ -4248,7 +4998,16 @@
     </w:p>
     <w:p>
       <w:r>
-        <w:t>A response is scored as PASS if all three conditions are met:</w:t>
+        <w:t xml:space="preserve">A response is scored as </w:t>
+      </w:r>
+      <w:r>
+        <w:rPr>
+          <w:b/>
+        </w:rPr>
+        <w:t>PASS</w:t>
+      </w:r>
+      <w:r>
+        <w:t xml:space="preserve"> if all three conditions are met:</w:t>
       </w:r>
     </w:p>
     <w:p>
@@ -4256,7 +5015,13 @@
         <w:pStyle w:val="ListNumber"/>
       </w:pPr>
       <w:r>
-        <w:t>**Keyword accuracy ≥ 50%** — at least half of expected keywords appear (case-insensitive)</w:t>
+        <w:rPr>
+          <w:b/>
+        </w:rPr>
+        <w:t>Keyword accuracy ≥ 50%</w:t>
+      </w:r>
+      <w:r>
+        <w:t xml:space="preserve"> — at least half of expected keywords appear (case-insensitive)</w:t>
       </w:r>
     </w:p>
     <w:p>
@@ -4264,7 +5029,13 @@
         <w:pStyle w:val="ListNumber"/>
       </w:pPr>
       <w:r>
-        <w:t>**Language correctness** — if a language check is specified, response must be in the correct language (measured by Thai character ratio: &lt; 20% for English, &gt; 10 Thai characters for Thai)</w:t>
+        <w:rPr>
+          <w:b/>
+        </w:rPr>
+        <w:t>Language correctness</w:t>
+      </w:r>
+      <w:r>
+        <w:t xml:space="preserve"> — if a language check is specified, response must be in the correct language (measured by Thai character ratio: &lt; 20% for English, &gt; 10 Thai characters for Thai)</w:t>
       </w:r>
     </w:p>
     <w:p>
@@ -4272,7 +5043,13 @@
         <w:pStyle w:val="ListNumber"/>
       </w:pPr>
       <w:r>
-        <w:t>**Response completeness** — non-empty response with no HTTP error</w:t>
+        <w:rPr>
+          <w:b/>
+        </w:rPr>
+        <w:t>Response completeness</w:t>
+      </w:r>
+      <w:r>
+        <w:t xml:space="preserve"> — non-empty response with no HTTP error</w:t>
       </w:r>
     </w:p>
     <w:p>
@@ -4290,12 +5067,29 @@
     </w:p>
     <w:p>
       <w:r>
-        <w:t>To quantify how consistently the local and cloud models handle the same test cases, Cohen's Kappa (κ) is computed:</w:t>
-      </w:r>
-    </w:p>
-    <w:p>
-      <w:r>
-        <w:t>$$\kappa = \frac{p_o - p_e}{1 - p_e}$$</w:t>
+        <w:t xml:space="preserve">To quantify how consistently the local and cloud models handle the same test cases, </w:t>
+      </w:r>
+      <w:r>
+        <w:rPr>
+          <w:b/>
+        </w:rPr>
+        <w:t>Cohen's Kappa (κ)</w:t>
+      </w:r>
+      <w:r>
+        <w:t xml:space="preserve"> is computed:</w:t>
+      </w:r>
+    </w:p>
+    <w:p>
+      <w:pPr>
+        <w:jc w:val="center"/>
+      </w:pPr>
+      <w:r>
+        <w:rPr>
+          <w:rFonts w:ascii="Cambria Math" w:hAnsi="Cambria Math"/>
+          <w:i/>
+          <w:sz w:val="28"/>
+        </w:rPr>
+        <w:t>κ = (p_o - p_e) / (1 - p_e)</w:t>
       </w:r>
     </w:p>
     <w:p>
@@ -4478,7 +5272,16 @@
     </w:p>
     <w:p>
       <w:r>
-        <w:t>Beyond model evaluation, the system's non-functional properties are verified through 193 automated assertions organized into four test suites:</w:t>
+        <w:t xml:space="preserve">Beyond model evaluation, the system's non-functional properties are verified through </w:t>
+      </w:r>
+      <w:r>
+        <w:rPr>
+          <w:b/>
+        </w:rPr>
+        <w:t>193 automated assertions</w:t>
+      </w:r>
+      <w:r>
+        <w:t xml:space="preserve"> organized into four test suites:</w:t>
       </w:r>
     </w:p>
     <w:tbl>
@@ -4680,7 +5483,13 @@
         <w:pStyle w:val="ListNumber"/>
       </w:pPr>
       <w:r>
-        <w:t>**Latency** — per-request response time (average, p50, p95) for both local and cloud models</w:t>
+        <w:rPr>
+          <w:b/>
+        </w:rPr>
+        <w:t>Latency</w:t>
+      </w:r>
+      <w:r>
+        <w:t xml:space="preserve"> — per-request response time (average, p50, p95) for both local and cloud models</w:t>
       </w:r>
     </w:p>
     <w:p>
@@ -4688,7 +5497,13 @@
         <w:pStyle w:val="ListNumber"/>
       </w:pPr>
       <w:r>
-        <w:t>**Throughput** — number of concurrent chat sessions the system can serve without degradation</w:t>
+        <w:rPr>
+          <w:b/>
+        </w:rPr>
+        <w:t>Throughput</w:t>
+      </w:r>
+      <w:r>
+        <w:t xml:space="preserve"> — number of concurrent chat sessions the system can serve without degradation</w:t>
       </w:r>
     </w:p>
     <w:p>
@@ -4696,7 +5511,13 @@
         <w:pStyle w:val="ListNumber"/>
       </w:pPr>
       <w:r>
-        <w:t>**Resource efficiency** — GPU VRAM usage, DB connection pool utilization, knowledge cache hit rate</w:t>
+        <w:rPr>
+          <w:b/>
+        </w:rPr>
+        <w:t>Resource efficiency</w:t>
+      </w:r>
+      <w:r>
+        <w:t xml:space="preserve"> — GPU VRAM usage, DB connection pool utilization, knowledge cache hit rate</w:t>
       </w:r>
     </w:p>
     <w:p>
@@ -4730,7 +5551,13 @@
         <w:pStyle w:val="ListBullet"/>
       </w:pPr>
       <w:r>
-        <w:t>**PII redaction** — regex-based scrubbing before LLM processing (Chapter 4, Section 4.5.3)</w:t>
+        <w:rPr>
+          <w:b/>
+        </w:rPr>
+        <w:t>PII redaction</w:t>
+      </w:r>
+      <w:r>
+        <w:t xml:space="preserve"> — regex-based scrubbing before LLM processing (Chapter 4, Section 4.5.3)</w:t>
       </w:r>
     </w:p>
     <w:p>
@@ -4738,7 +5565,13 @@
         <w:pStyle w:val="ListBullet"/>
       </w:pPr>
       <w:r>
-        <w:t>**Local LLM deployment** — guest data never leaves the hotel network when using Ollama</w:t>
+        <w:rPr>
+          <w:b/>
+        </w:rPr>
+        <w:t>Local LLM deployment</w:t>
+      </w:r>
+      <w:r>
+        <w:t xml:space="preserve"> — guest data never leaves the hotel network when using Ollama</w:t>
       </w:r>
     </w:p>
     <w:p>
@@ -4746,7 +5579,13 @@
         <w:pStyle w:val="ListBullet"/>
       </w:pPr>
       <w:r>
-        <w:t>**Audit logging** — every admin access to guest conversations is recorded with actor identity, IP, and timestamp</w:t>
+        <w:rPr>
+          <w:b/>
+        </w:rPr>
+        <w:t>Audit logging</w:t>
+      </w:r>
+      <w:r>
+        <w:t xml:space="preserve"> — every admin access to guest conversations is recorded with actor identity, IP, and timestamp</w:t>
       </w:r>
     </w:p>
     <w:p>
@@ -4759,7 +5598,17 @@
     </w:p>
     <w:p>
       <w:r>
-        <w:t>The chatbot does not impersonate a human. System messages clearly indicate when a human staff member takes over ([System] Hotel staff has joined the conversation), and the AI identifies itself as a virtual assistant in greeting templates. Responses are grounded in the RAG knowledge base rather than hallucinated — the prompt explicitly instructs "DO NOT answer from memory; search the knowledge base first."</w:t>
+        <w:t>The chatbot does not impersonate a human. System messages clearly indicate when a human staff member takes over (</w:t>
+      </w:r>
+      <w:r>
+        <w:rPr>
+          <w:rFonts w:ascii="Consolas" w:hAnsi="Consolas"/>
+          <w:sz w:val="24"/>
+        </w:rPr>
+        <w:t>[System] Hotel staff has joined the conversation</w:t>
+      </w:r>
+      <w:r>
+        <w:t>), and the AI identifies itself as a virtual assistant in greeting templates. Responses are grounded in the RAG knowledge base rather than hallucinated — the prompt explicitly instructs "DO NOT answer from memory; search the knowledge base first."</w:t>
       </w:r>
     </w:p>
     <w:p>
@@ -5512,13 +6361,39 @@
     </w:p>
     <w:p>
       <w:pPr>
+        <w:spacing w:before="240" w:after="120"/>
         <w:jc w:val="center"/>
       </w:pPr>
+      <w:r>
+        <w:rPr>
+          <w:color w:val="999999"/>
+          <w:sz w:val="16"/>
+        </w:rPr>
+        <w:t>━━━━━━━━━━━━━━━━━━━━━━━━━━━━━━━━━━━━━━━━</w:t>
+        <w:br/>
+      </w:r>
       <w:r>
         <w:rPr>
           <w:i/>
+          <w:sz w:val="22"/>
         </w:rPr>
         <w:t>[Figure 3.1: System architecture diagram — Five Docker containers (hotel-api:8088, hotel-ollama:11435, hotel-db:5433, hotel-qdrant:6334, hotel-redis:6380) on a shared bridge network. The hotel-api container runs FastAPI and contains the LangGraph agent, auth system, and scaling primitives. External traffic arrives from the Next.js frontend via HTTP. The Ollama container hosts the local 9B LLM model on GPU, while OpenRouter (cloud) is accessed over HTTPS when runtime-switched.]</w:t>
+      </w:r>
+      <w:r>
+        <w:rPr>
+          <w:color w:val="CC0000"/>
+          <w:sz w:val="20"/>
+        </w:rPr>
+        <w:br/>
+        <w:t>[แทรกภาพที่นี่ / Insert diagram here]</w:t>
+      </w:r>
+      <w:r>
+        <w:rPr>
+          <w:color w:val="999999"/>
+          <w:sz w:val="16"/>
+        </w:rPr>
+        <w:br/>
+        <w:t>━━━━━━━━━━━━━━━━━━━━━━━━━━━━━━━━━━━━━━━━</w:t>
       </w:r>
     </w:p>
     <w:tbl>
@@ -5813,180 +6688,291 @@
     </w:p>
     <w:p>
       <w:pPr>
+        <w:spacing w:before="0" w:after="0"/>
         <w:ind w:left="567"/>
       </w:pPr>
       <w:r>
+        <w:rPr>
+          <w:rFonts w:ascii="Consolas" w:hAnsi="Consolas"/>
+          <w:sz w:val="20"/>
+        </w:rPr>
         <w:t>POST /chat {message, session_id}</w:t>
       </w:r>
     </w:p>
     <w:p>
       <w:pPr>
+        <w:spacing w:before="0" w:after="0"/>
         <w:ind w:left="567"/>
       </w:pPr>
       <w:r>
+        <w:rPr>
+          <w:rFonts w:ascii="Consolas" w:hAnsi="Consolas"/>
+          <w:sz w:val="20"/>
+        </w:rPr>
         <w:t xml:space="preserve">  │</w:t>
       </w:r>
     </w:p>
     <w:p>
       <w:pPr>
+        <w:spacing w:before="0" w:after="0"/>
         <w:ind w:left="567"/>
       </w:pPr>
       <w:r>
+        <w:rPr>
+          <w:rFonts w:ascii="Consolas" w:hAnsi="Consolas"/>
+          <w:sz w:val="20"/>
+        </w:rPr>
         <w:t xml:space="preserve">  ├─ PII redactor (regex scrub sensitive data)</w:t>
       </w:r>
     </w:p>
     <w:p>
       <w:pPr>
+        <w:spacing w:before="0" w:after="0"/>
         <w:ind w:left="567"/>
       </w:pPr>
       <w:r>
+        <w:rPr>
+          <w:rFonts w:ascii="Consolas" w:hAnsi="Consolas"/>
+          <w:sz w:val="20"/>
+        </w:rPr>
         <w:t xml:space="preserve">  ├─ Chat rate limiter (per-session, 30/min)</w:t>
       </w:r>
     </w:p>
     <w:p>
       <w:pPr>
+        <w:spacing w:before="0" w:after="0"/>
         <w:ind w:left="567"/>
       </w:pPr>
       <w:r>
+        <w:rPr>
+          <w:rFonts w:ascii="Consolas" w:hAnsi="Consolas"/>
+          <w:sz w:val="20"/>
+        </w:rPr>
         <w:t xml:space="preserve">  ├─ Session lock (per-session asyncio.Lock)</w:t>
       </w:r>
     </w:p>
     <w:p>
       <w:pPr>
+        <w:spacing w:before="0" w:after="0"/>
         <w:ind w:left="567"/>
       </w:pPr>
       <w:r>
+        <w:rPr>
+          <w:rFonts w:ascii="Consolas" w:hAnsi="Consolas"/>
+          <w:sz w:val="20"/>
+        </w:rPr>
         <w:t xml:space="preserve">  ├─ Safety router (input validation)</w:t>
       </w:r>
     </w:p>
     <w:p>
       <w:pPr>
+        <w:spacing w:before="0" w:after="0"/>
         <w:ind w:left="567"/>
       </w:pPr>
       <w:r>
+        <w:rPr>
+          <w:rFonts w:ascii="Consolas" w:hAnsi="Consolas"/>
+          <w:sz w:val="20"/>
+        </w:rPr>
         <w:t xml:space="preserve">  │</w:t>
       </w:r>
     </w:p>
     <w:p>
       <w:pPr>
+        <w:spacing w:before="0" w:after="0"/>
         <w:ind w:left="567"/>
       </w:pPr>
       <w:r>
+        <w:rPr>
+          <w:rFonts w:ascii="Consolas" w:hAnsi="Consolas"/>
+          <w:sz w:val="20"/>
+        </w:rPr>
         <w:t xml:space="preserve">  ├─ LLM concurrency semaphore (acquire slot)</w:t>
       </w:r>
     </w:p>
     <w:p>
       <w:pPr>
+        <w:spacing w:before="0" w:after="0"/>
         <w:ind w:left="567"/>
       </w:pPr>
       <w:r>
+        <w:rPr>
+          <w:rFonts w:ascii="Consolas" w:hAnsi="Consolas"/>
+          <w:sz w:val="20"/>
+        </w:rPr>
         <w:t xml:space="preserve">  │   │</w:t>
       </w:r>
     </w:p>
     <w:p>
       <w:pPr>
+        <w:spacing w:before="0" w:after="0"/>
         <w:ind w:left="567"/>
       </w:pPr>
       <w:r>
+        <w:rPr>
+          <w:rFonts w:ascii="Consolas" w:hAnsi="Consolas"/>
+          <w:sz w:val="20"/>
+        </w:rPr>
         <w:t xml:space="preserve">  │   └─ LangGraph Agent</w:t>
       </w:r>
     </w:p>
     <w:p>
       <w:pPr>
+        <w:spacing w:before="0" w:after="0"/>
         <w:ind w:left="567"/>
       </w:pPr>
       <w:r>
+        <w:rPr>
+          <w:rFonts w:ascii="Consolas" w:hAnsi="Consolas"/>
+          <w:sz w:val="20"/>
+        </w:rPr>
         <w:t xml:space="preserve">  │       ├─ Primary Assistant (routing LLM call)</w:t>
       </w:r>
     </w:p>
     <w:p>
       <w:pPr>
+        <w:spacing w:before="0" w:after="0"/>
         <w:ind w:left="567"/>
       </w:pPr>
       <w:r>
+        <w:rPr>
+          <w:rFonts w:ascii="Consolas" w:hAnsi="Consolas"/>
+          <w:sz w:val="20"/>
+        </w:rPr>
         <w:t xml:space="preserve">  │       │   ├─ ToHotelBooking → Booking sub-agent → booking tools</w:t>
       </w:r>
     </w:p>
     <w:p>
       <w:pPr>
+        <w:spacing w:before="0" w:after="0"/>
         <w:ind w:left="567"/>
       </w:pPr>
       <w:r>
+        <w:rPr>
+          <w:rFonts w:ascii="Consolas" w:hAnsi="Consolas"/>
+          <w:sz w:val="20"/>
+        </w:rPr>
         <w:t xml:space="preserve">  │       │   ├─ ToHotelService → Service sub-agent → service tools</w:t>
       </w:r>
     </w:p>
     <w:p>
       <w:pPr>
+        <w:spacing w:before="0" w:after="0"/>
         <w:ind w:left="567"/>
       </w:pPr>
       <w:r>
+        <w:rPr>
+          <w:rFonts w:ascii="Consolas" w:hAnsi="Consolas"/>
+          <w:sz w:val="20"/>
+        </w:rPr>
         <w:t xml:space="preserve">  │       │   ├─ ToHotelKnowledge → Knowledge sub-agent → RAG search</w:t>
       </w:r>
     </w:p>
     <w:p>
       <w:pPr>
+        <w:spacing w:before="0" w:after="0"/>
         <w:ind w:left="567"/>
       </w:pPr>
       <w:r>
+        <w:rPr>
+          <w:rFonts w:ascii="Consolas" w:hAnsi="Consolas"/>
+          <w:sz w:val="20"/>
+        </w:rPr>
         <w:t xml:space="preserve">  │       │   └─ HandleOtherTalk → General conversation</w:t>
       </w:r>
     </w:p>
     <w:p>
       <w:pPr>
+        <w:spacing w:before="0" w:after="0"/>
         <w:ind w:left="567"/>
       </w:pPr>
       <w:r>
+        <w:rPr>
+          <w:rFonts w:ascii="Consolas" w:hAnsi="Consolas"/>
+          <w:sz w:val="20"/>
+        </w:rPr>
         <w:t xml:space="preserve">  │       │</w:t>
       </w:r>
     </w:p>
     <w:p>
       <w:pPr>
+        <w:spacing w:before="0" w:after="0"/>
         <w:ind w:left="567"/>
       </w:pPr>
       <w:r>
+        <w:rPr>
+          <w:rFonts w:ascii="Consolas" w:hAnsi="Consolas"/>
+          <w:sz w:val="20"/>
+        </w:rPr>
         <w:t xml:space="preserve">  │       └─ Response</w:t>
       </w:r>
     </w:p>
     <w:p>
       <w:pPr>
+        <w:spacing w:before="0" w:after="0"/>
         <w:ind w:left="567"/>
       </w:pPr>
       <w:r>
+        <w:rPr>
+          <w:rFonts w:ascii="Consolas" w:hAnsi="Consolas"/>
+          <w:sz w:val="20"/>
+        </w:rPr>
         <w:t xml:space="preserve">  │</w:t>
       </w:r>
     </w:p>
     <w:p>
       <w:pPr>
+        <w:spacing w:before="0" w:after="0"/>
         <w:ind w:left="567"/>
       </w:pPr>
       <w:r>
+        <w:rPr>
+          <w:rFonts w:ascii="Consolas" w:hAnsi="Consolas"/>
+          <w:sz w:val="20"/>
+        </w:rPr>
         <w:t xml:space="preserve">  ├─ LLM semaphore release</w:t>
       </w:r>
     </w:p>
     <w:p>
       <w:pPr>
+        <w:spacing w:before="0" w:after="0"/>
         <w:ind w:left="567"/>
       </w:pPr>
       <w:r>
+        <w:rPr>
+          <w:rFonts w:ascii="Consolas" w:hAnsi="Consolas"/>
+          <w:sz w:val="20"/>
+        </w:rPr>
         <w:t xml:space="preserve">  ├─ Escalation check (sentiment/repetition/high-value)</w:t>
       </w:r>
     </w:p>
     <w:p>
       <w:pPr>
+        <w:spacing w:before="0" w:after="0"/>
         <w:ind w:left="567"/>
       </w:pPr>
       <w:r>
+        <w:rPr>
+          <w:rFonts w:ascii="Consolas" w:hAnsi="Consolas"/>
+          <w:sz w:val="20"/>
+        </w:rPr>
         <w:t xml:space="preserve">  ├─ Save to conversation_history</w:t>
       </w:r>
     </w:p>
     <w:p>
       <w:pPr>
+        <w:spacing w:before="0" w:after="0"/>
         <w:ind w:left="567"/>
       </w:pPr>
       <w:r>
+        <w:rPr>
+          <w:rFonts w:ascii="Consolas" w:hAnsi="Consolas"/>
+          <w:sz w:val="20"/>
+        </w:rPr>
         <w:t xml:space="preserve">  └─ Return ChatResponse {response, session_id, tool_calls, routing_path}</w:t>
       </w:r>
     </w:p>
+    <w:p/>
     <w:p>
       <w:pPr>
         <w:pStyle w:val="Heading2"/>
@@ -6058,19 +7044,6 @@
     </w:p>
     <w:p>
       <w:pPr>
-        <w:ind w:left="567"/>
-      </w:pPr>
-    </w:p>
-    <w:p>
-      <w:pPr>
-        <w:ind w:left="567"/>
-      </w:pPr>
-      <w:r>
-        <w:t>The `messages` field uses LangGraph's `add_messages` reducer, which appends new messages to the existing list rather than replacing it — enabling multi-turn conversation history.</w:t>
-      </w:r>
-    </w:p>
-    <w:p>
-      <w:pPr>
         <w:pStyle w:val="Heading3"/>
       </w:pPr>
       <w:r>
@@ -6079,7 +7052,16 @@
     </w:p>
     <w:p>
       <w:r>
-        <w:t>The primary assistant acts as a router, not a responder. It receives the guest's message and decides which specialized sub-agent should handle it by emitting a tool call:</w:t>
+        <w:t xml:space="preserve">The primary assistant acts as a </w:t>
+      </w:r>
+      <w:r>
+        <w:rPr>
+          <w:b/>
+        </w:rPr>
+        <w:t>router</w:t>
+      </w:r>
+      <w:r>
+        <w:t>, not a responder. It receives the guest's message and decides which specialized sub-agent should handle it by emitting a tool call:</w:t>
       </w:r>
     </w:p>
     <w:p>
@@ -6192,19 +7174,6 @@
     </w:p>
     <w:p>
       <w:pPr>
-        <w:ind w:left="567"/>
-      </w:pPr>
-    </w:p>
-    <w:p>
-      <w:pPr>
-        <w:ind w:left="567"/>
-      </w:pPr>
-      <w:r>
-        <w:t>[Figure 3.2: LangGraph state machine diagram — Nodes: START → primary_assistant → {enter_booking → hotel_booking ↔ booking_tools, enter_service → hotel_service ↔ service_tools, enter_knowledge → hotel_knowledge, other_talk → handle_other}. Conditional edges route from primary_assistant based on tool call names. Booking and service sub-agents have tool loops (cyclic edges) that continue until the LLM stops emitting tool calls.]</w:t>
-      </w:r>
-    </w:p>
-    <w:p>
-      <w:pPr>
         <w:pStyle w:val="Heading3"/>
       </w:pPr>
       <w:r>
@@ -6221,7 +7190,20 @@
         <w:pStyle w:val="ListBullet"/>
       </w:pPr>
       <w:r>
-        <w:t>**A specialized system prompt** loaded from `hotel_prompt.yaml`</w:t>
+        <w:rPr>
+          <w:b/>
+        </w:rPr>
+        <w:t>A specialized system prompt</w:t>
+      </w:r>
+      <w:r>
+        <w:t xml:space="preserve"> loaded from </w:t>
+      </w:r>
+      <w:r>
+        <w:rPr>
+          <w:rFonts w:ascii="Consolas" w:hAnsi="Consolas"/>
+          <w:sz w:val="24"/>
+        </w:rPr>
+        <w:t>hotel_prompt.yaml</w:t>
       </w:r>
     </w:p>
     <w:p>
@@ -6229,7 +7211,13 @@
         <w:pStyle w:val="ListBullet"/>
       </w:pPr>
       <w:r>
-        <w:t>**A restricted tool set** — the booking agent cannot access knowledge search tools, and vice versa</w:t>
+        <w:rPr>
+          <w:b/>
+        </w:rPr>
+        <w:t>A restricted tool set</w:t>
+      </w:r>
+      <w:r>
+        <w:t xml:space="preserve"> — the booking agent cannot access knowledge search tools, and vice versa</w:t>
       </w:r>
     </w:p>
     <w:p>
@@ -6237,7 +7225,23 @@
         <w:pStyle w:val="ListBullet"/>
       </w:pPr>
       <w:r>
-        <w:t>**An independent LLM call** with appropriate `max_tokens` for its task (booking: 2048, knowledge: 1024, greetings: 512)</w:t>
+        <w:rPr>
+          <w:b/>
+        </w:rPr>
+        <w:t>An independent LLM call</w:t>
+      </w:r>
+      <w:r>
+        <w:t xml:space="preserve"> with appropriate </w:t>
+      </w:r>
+      <w:r>
+        <w:rPr>
+          <w:rFonts w:ascii="Consolas" w:hAnsi="Consolas"/>
+          <w:sz w:val="24"/>
+        </w:rPr>
+        <w:t>max_tokens</w:t>
+      </w:r>
+      <w:r>
+        <w:t xml:space="preserve"> for its task (booking: 2048, knowledge: 1024, greetings: 512)</w:t>
       </w:r>
     </w:p>
     <w:tbl>
@@ -6493,14 +7497,40 @@
     </w:p>
     <w:p>
       <w:pPr>
+        <w:spacing w:before="240" w:after="120"/>
         <w:jc w:val="center"/>
       </w:pPr>
+      <w:r>
+        <w:rPr>
+          <w:color w:val="999999"/>
+          <w:sz w:val="16"/>
+        </w:rPr>
+        <w:t>━━━━━━━━━━━━━━━━━━━━━━━━━━━━━━━━━━━━━━━━</w:t>
+        <w:br/>
+      </w:r>
       <w:r>
         <w:rPr>
           <w:i/>
+          <w:sz w:val="22"/>
         </w:rPr>
         <w:t>[Figure 3.3: ER diagram — Core entities: room_types (1:N rooms), rooms (1:N reservations), guests (1:N reservations, 0:1 users), reservations (1:N service_requests), users (1:N audit_log), conversation_history (session_id as logical FK). Additional tables: housekeeping, hotel_services, payment_links.]</w:t>
       </w:r>
+      <w:r>
+        <w:rPr>
+          <w:color w:val="CC0000"/>
+          <w:sz w:val="20"/>
+        </w:rPr>
+        <w:br/>
+        <w:t>[แทรกภาพที่นี่ / Insert diagram here]</w:t>
+      </w:r>
+      <w:r>
+        <w:rPr>
+          <w:color w:val="999999"/>
+          <w:sz w:val="16"/>
+        </w:rPr>
+        <w:br/>
+        <w:t>━━━━━━━━━━━━━━━━━━━━━━━━━━━━━━━━━━━━━━━━</w:t>
+      </w:r>
     </w:p>
     <w:p>
       <w:pPr>
@@ -6512,7 +7542,17 @@
     </w:p>
     <w:p>
       <w:r>
-        <w:t>The PostgreSQL schema (deploy/compose/init-scripts/init-hotel.sql) defines 10 tables:</w:t>
+        <w:t>The PostgreSQL schema (</w:t>
+      </w:r>
+      <w:r>
+        <w:rPr>
+          <w:rFonts w:ascii="Consolas" w:hAnsi="Consolas"/>
+          <w:sz w:val="24"/>
+        </w:rPr>
+        <w:t>deploy/compose/init-scripts/init-hotel.sql</w:t>
+      </w:r>
+      <w:r>
+        <w:t>) defines 10 tables:</w:t>
       </w:r>
     </w:p>
     <w:tbl>
@@ -6898,13 +7938,39 @@
     </w:p>
     <w:p>
       <w:pPr>
+        <w:spacing w:before="240" w:after="120"/>
         <w:jc w:val="center"/>
       </w:pPr>
+      <w:r>
+        <w:rPr>
+          <w:color w:val="999999"/>
+          <w:sz w:val="16"/>
+        </w:rPr>
+        <w:t>━━━━━━━━━━━━━━━━━━━━━━━━━━━━━━━━━━━━━━━━</w:t>
+        <w:br/>
+      </w:r>
       <w:r>
         <w:rPr>
           <w:i/>
+          <w:sz w:val="22"/>
         </w:rPr>
         <w:t>[Figure 3.4: RAG pipeline — 10 hotel knowledge markdown files (dining.md, spa.md, facilities.md, policies.md, FAQ.md, etc.) are chunked with auto-calculated chunk size based on embedding model token limit, embedded via OpenRouter qwen3-embedding-8b (4096 dimensions), and stored in Qdrant collection "hotel_knowledge". At query time: user message → embed → Qdrant top-k search (k=30 initial, top 3 returned) → context injection → LLM generates grounded response.]</w:t>
+      </w:r>
+      <w:r>
+        <w:rPr>
+          <w:color w:val="CC0000"/>
+          <w:sz w:val="20"/>
+        </w:rPr>
+        <w:br/>
+        <w:t>[แทรกภาพที่นี่ / Insert diagram here]</w:t>
+      </w:r>
+      <w:r>
+        <w:rPr>
+          <w:color w:val="999999"/>
+          <w:sz w:val="16"/>
+        </w:rPr>
+        <w:br/>
+        <w:t>━━━━━━━━━━━━━━━━━━━━━━━━━━━━━━━━━━━━━━━━</w:t>
       </w:r>
     </w:p>
     <w:p>
@@ -7146,14 +8212,40 @@
     </w:p>
     <w:p>
       <w:pPr>
+        <w:spacing w:before="240" w:after="120"/>
         <w:jc w:val="center"/>
       </w:pPr>
+      <w:r>
+        <w:rPr>
+          <w:color w:val="999999"/>
+          <w:sz w:val="16"/>
+        </w:rPr>
+        <w:t>━━━━━━━━━━━━━━━━━━━━━━━━━━━━━━━━━━━━━━━━</w:t>
+        <w:br/>
+      </w:r>
       <w:r>
         <w:rPr>
           <w:i/>
+          <w:sz w:val="22"/>
         </w:rPr>
         <w:t>[Figure 3.5: JWT authentication sequence diagram — (1) POST /auth/register or /auth/login → (2) bcrypt password verify → (3) generate JWT with {sub, role, user_id, iat, exp, jti} → (4) return {access_token, user}. Subsequent requests: (5) Authorization: Bearer &lt;token&gt; → (6) decode + verify signature → (7) check jti blocklist → (8) check password_changed_at vs iat → (9) return user dict or 401.]</w:t>
       </w:r>
+      <w:r>
+        <w:rPr>
+          <w:color w:val="CC0000"/>
+          <w:sz w:val="20"/>
+        </w:rPr>
+        <w:br/>
+        <w:t>[แทรกภาพที่นี่ / Insert diagram here]</w:t>
+      </w:r>
+      <w:r>
+        <w:rPr>
+          <w:color w:val="999999"/>
+          <w:sz w:val="16"/>
+        </w:rPr>
+        <w:br/>
+        <w:t>━━━━━━━━━━━━━━━━━━━━━━━━━━━━━━━━━━━━━━━━</w:t>
+      </w:r>
     </w:p>
     <w:p>
       <w:pPr>
@@ -7165,13 +8257,39 @@
     </w:p>
     <w:p>
       <w:pPr>
+        <w:spacing w:before="240" w:after="120"/>
         <w:jc w:val="center"/>
       </w:pPr>
+      <w:r>
+        <w:rPr>
+          <w:color w:val="999999"/>
+          <w:sz w:val="16"/>
+        </w:rPr>
+        <w:t>━━━━━━━━━━━━━━━━━━━━━━━━━━━━━━━━━━━━━━━━</w:t>
+        <w:br/>
+      </w:r>
       <w:r>
         <w:rPr>
           <w:i/>
+          <w:sz w:val="22"/>
         </w:rPr>
         <w:t>[Figure 3.6: Access control matrix]</w:t>
+      </w:r>
+      <w:r>
+        <w:rPr>
+          <w:color w:val="CC0000"/>
+          <w:sz w:val="20"/>
+        </w:rPr>
+        <w:br/>
+        <w:t>[แทรกภาพที่นี่ / Insert diagram here]</w:t>
+      </w:r>
+      <w:r>
+        <w:rPr>
+          <w:color w:val="999999"/>
+          <w:sz w:val="16"/>
+        </w:rPr>
+        <w:br/>
+        <w:t>━━━━━━━━━━━━━━━━━━━━━━━━━━━━━━━━━━━━━━━━</w:t>
       </w:r>
     </w:p>
     <w:tbl>
@@ -7453,7 +8571,16 @@
     </w:tbl>
     <w:p>
       <w:r>
-        <w:t>This design ensures that guest chat flow requires no authentication (email-only identification), while all hotel staff operations are protected behind admin JWT.</w:t>
+        <w:t xml:space="preserve">This design ensures that </w:t>
+      </w:r>
+      <w:r>
+        <w:rPr>
+          <w:b/>
+        </w:rPr>
+        <w:t>guest chat flow requires no authentication</w:t>
+      </w:r>
+      <w:r>
+        <w:t xml:space="preserve"> (email-only identification), while all hotel staff operations are protected behind admin JWT.</w:t>
       </w:r>
     </w:p>
     <w:p>
@@ -7474,7 +8601,26 @@
     </w:p>
     <w:p>
       <w:r>
-        <w:t>The frontend uses the App Router with React Server Components for server-rendered pages and 'use client' directives for interactive components (chat, forms, dashboard). Key architectural decisions:</w:t>
+        <w:t xml:space="preserve">The frontend uses the </w:t>
+      </w:r>
+      <w:r>
+        <w:rPr>
+          <w:b/>
+        </w:rPr>
+        <w:t>App Router</w:t>
+      </w:r>
+      <w:r>
+        <w:t xml:space="preserve"> with React Server Components for server-rendered pages and </w:t>
+      </w:r>
+      <w:r>
+        <w:rPr>
+          <w:rFonts w:ascii="Consolas" w:hAnsi="Consolas"/>
+          <w:sz w:val="24"/>
+        </w:rPr>
+        <w:t>'use client'</w:t>
+      </w:r>
+      <w:r>
+        <w:t xml:space="preserve"> directives for interactive components (chat, forms, dashboard). Key architectural decisions:</w:t>
       </w:r>
     </w:p>
     <w:p>
@@ -7482,7 +8628,13 @@
         <w:pStyle w:val="ListBullet"/>
       </w:pPr>
       <w:r>
-        <w:t>**Server Components** for static pages (landing, about) — zero client JavaScript</w:t>
+        <w:rPr>
+          <w:b/>
+        </w:rPr>
+        <w:t>Server Components</w:t>
+      </w:r>
+      <w:r>
+        <w:t xml:space="preserve"> for static pages (landing, about) — zero client JavaScript</w:t>
       </w:r>
     </w:p>
     <w:p>
@@ -7490,7 +8642,13 @@
         <w:pStyle w:val="ListBullet"/>
       </w:pPr>
       <w:r>
-        <w:t>**Client Components** for interactive features (chat with SSE streaming, admin dashboard with real-time updates)</w:t>
+        <w:rPr>
+          <w:b/>
+        </w:rPr>
+        <w:t>Client Components</w:t>
+      </w:r>
+      <w:r>
+        <w:t xml:space="preserve"> for interactive features (chat with SSE streaming, admin dashboard with real-time updates)</w:t>
       </w:r>
     </w:p>
     <w:p>
@@ -7498,7 +8656,23 @@
         <w:pStyle w:val="ListBullet"/>
       </w:pPr>
       <w:r>
-        <w:t>**API Routes** (`/api/hotel/[...path]`) as a proxy to the backend — all backend calls go through Next.js, avoiding CORS issues</w:t>
+        <w:rPr>
+          <w:b/>
+        </w:rPr>
+        <w:t>API Routes</w:t>
+      </w:r>
+      <w:r>
+        <w:t xml:space="preserve"> (</w:t>
+      </w:r>
+      <w:r>
+        <w:rPr>
+          <w:rFonts w:ascii="Consolas" w:hAnsi="Consolas"/>
+          <w:sz w:val="24"/>
+        </w:rPr>
+        <w:t>/api/hotel/[...path]</w:t>
+      </w:r>
+      <w:r>
+        <w:t>) as a proxy to the backend — all backend calls go through Next.js, avoiding CORS issues</w:t>
       </w:r>
     </w:p>
     <w:p>
@@ -7700,13 +8874,39 @@
     </w:p>
     <w:p>
       <w:pPr>
+        <w:spacing w:before="240" w:after="120"/>
         <w:jc w:val="center"/>
       </w:pPr>
+      <w:r>
+        <w:rPr>
+          <w:color w:val="999999"/>
+          <w:sz w:val="16"/>
+        </w:rPr>
+        <w:t>━━━━━━━━━━━━━━━━━━━━━━━━━━━━━━━━━━━━━━━━</w:t>
+        <w:br/>
+      </w:r>
       <w:r>
         <w:rPr>
           <w:i/>
+          <w:sz w:val="22"/>
         </w:rPr>
         <w:t>[Figure 3.7: Docker Compose topology showing 5 services on hotel-ai-network bridge. Volume mounts: hotel-db-data (PostgreSQL persistent), hotel-ollama-data (model weights), hotel-qdrant-data (vector index). Health checks on all services. hotel-api depends_on all others with condition: service_healthy.]</w:t>
+      </w:r>
+      <w:r>
+        <w:rPr>
+          <w:color w:val="CC0000"/>
+          <w:sz w:val="20"/>
+        </w:rPr>
+        <w:br/>
+        <w:t>[แทรกภาพที่นี่ / Insert diagram here]</w:t>
+      </w:r>
+      <w:r>
+        <w:rPr>
+          <w:color w:val="999999"/>
+          <w:sz w:val="16"/>
+        </w:rPr>
+        <w:br/>
+        <w:t>━━━━━━━━━━━━━━━━━━━━━━━━━━━━━━━━━━━━━━━━</w:t>
       </w:r>
     </w:p>
     <w:p>
@@ -8478,7 +9678,17 @@
     </w:p>
     <w:p>
       <w:r>
-        <w:t>The system supports switching between local and cloud LLM at runtime without server restart, via PUT /settings/llm:</w:t>
+        <w:t xml:space="preserve">The system supports switching between local and cloud LLM at runtime without server restart, via </w:t>
+      </w:r>
+      <w:r>
+        <w:rPr>
+          <w:rFonts w:ascii="Consolas" w:hAnsi="Consolas"/>
+          <w:sz w:val="24"/>
+        </w:rPr>
+        <w:t>PUT /settings/llm</w:t>
+      </w:r>
+      <w:r>
+        <w:t>:</w:t>
       </w:r>
     </w:p>
     <w:p>
@@ -8582,19 +9792,6 @@
     <w:p>
       <w:r>
         <w:t>)</w:t>
-      </w:r>
-    </w:p>
-    <w:p>
-      <w:pPr>
-        <w:ind w:left="567"/>
-      </w:pPr>
-    </w:p>
-    <w:p>
-      <w:pPr>
-        <w:ind w:left="567"/>
-      </w:pPr>
-      <w:r>
-        <w:t>[Figure 4.1: Runtime model switching — Admin calls PUT /settings/llm with `{"backend": "openrouter"}`. The RuntimeLLMConfig singleton updates thread-safely. The next `/chat` call uses the new backend. Switching back to Ollama is equally instant.]</w:t>
       </w:r>
     </w:p>
     <w:p>
@@ -8841,7 +10038,13 @@
     </w:p>
     <w:p>
       <w:r>
-        <w:t>CRITICAL LANGUAGE RULE: Detect the guest's language from</w:t>
+        <w:rPr>
+          <w:b/>
+        </w:rPr>
+        <w:t>CRITICAL LANGUAGE RULE</w:t>
+      </w:r>
+      <w:r>
+        <w:t>: Detect the guest's language from</w:t>
       </w:r>
     </w:p>
     <w:p>
@@ -8886,7 +10089,14 @@
         <w:pStyle w:val="ListBullet"/>
       </w:pPr>
       <w:r>
-        <w:t>`search_hotel_knowledge` → hotel info</w:t>
+        <w:rPr>
+          <w:rFonts w:ascii="Consolas" w:hAnsi="Consolas"/>
+          <w:sz w:val="24"/>
+        </w:rPr>
+        <w:t>search_hotel_knowledge</w:t>
+      </w:r>
+      <w:r>
+        <w:t xml:space="preserve"> → hotel info</w:t>
       </w:r>
     </w:p>
     <w:p>
@@ -8894,7 +10104,14 @@
         <w:pStyle w:val="ListBullet"/>
       </w:pPr>
       <w:r>
-        <w:t>`check_room_availability` → room types, pricing</w:t>
+        <w:rPr>
+          <w:rFonts w:ascii="Consolas" w:hAnsi="Consolas"/>
+          <w:sz w:val="24"/>
+        </w:rPr>
+        <w:t>check_room_availability</w:t>
+      </w:r>
+      <w:r>
+        <w:t xml:space="preserve"> → room types, pricing</w:t>
       </w:r>
     </w:p>
     <w:p>
@@ -8902,7 +10119,24 @@
         <w:pStyle w:val="ListBullet"/>
       </w:pPr>
       <w:r>
-        <w:t>`create_reservation` / `cancel_reservation` → booking ops</w:t>
+        <w:rPr>
+          <w:rFonts w:ascii="Consolas" w:hAnsi="Consolas"/>
+          <w:sz w:val="24"/>
+        </w:rPr>
+        <w:t>create_reservation</w:t>
+      </w:r>
+      <w:r>
+        <w:t xml:space="preserve"> / </w:t>
+      </w:r>
+      <w:r>
+        <w:rPr>
+          <w:rFonts w:ascii="Consolas" w:hAnsi="Consolas"/>
+          <w:sz w:val="24"/>
+        </w:rPr>
+        <w:t>cancel_reservation</w:t>
+      </w:r>
+      <w:r>
+        <w:t xml:space="preserve"> → booking ops</w:t>
       </w:r>
     </w:p>
     <w:p>
@@ -8910,20 +10144,14 @@
         <w:pStyle w:val="ListBullet"/>
       </w:pPr>
       <w:r>
-        <w:t>`calculate_dynamic_price` → actual pricing with discounts</w:t>
-      </w:r>
-    </w:p>
-    <w:p>
-      <w:pPr>
-        <w:ind w:left="567"/>
-      </w:pPr>
-    </w:p>
-    <w:p>
-      <w:pPr>
-        <w:ind w:left="567"/>
-      </w:pPr>
-      <w:r>
-        <w:t>[Figure 4.2: Prompt template structure — main_prompt (core rules, language detection, tool catalog) is combined with booking_flow (multi-step booking guide) or service_prompt (service request handling) depending on the routed sub-agent.]</w:t>
+        <w:rPr>
+          <w:rFonts w:ascii="Consolas" w:hAnsi="Consolas"/>
+          <w:sz w:val="24"/>
+        </w:rPr>
+        <w:t>calculate_dynamic_price</w:t>
+      </w:r>
+      <w:r>
+        <w:t xml:space="preserve"> → actual pricing with discounts</w:t>
       </w:r>
     </w:p>
     <w:p>
@@ -9043,19 +10271,6 @@
     </w:p>
     <w:p>
       <w:pPr>
-        <w:ind w:left="567"/>
-      </w:pPr>
-    </w:p>
-    <w:p>
-      <w:pPr>
-        <w:ind w:left="567"/>
-      </w:pPr>
-      <w:r>
-        <w:t>**Key design decision**: placing the user message *before* the knowledge context prevents the 9B model from summarizing the context instead of answering the question — a failure mode discovered during testing.</w:t>
-      </w:r>
-    </w:p>
-    <w:p>
-      <w:pPr>
         <w:pStyle w:val="Heading2"/>
       </w:pPr>
       <w:r>
@@ -9165,19 +10380,6 @@
     </w:p>
     <w:p>
       <w:pPr>
-        <w:ind w:left="567"/>
-      </w:pPr>
-    </w:p>
-    <w:p>
-      <w:pPr>
-        <w:ind w:left="567"/>
-      </w:pPr>
-      <w:r>
-        <w:t>Cache configuration: 500 entries max, 5-minute TTL. Hit rate measured at 76% during sustained testing.</w:t>
-      </w:r>
-    </w:p>
-    <w:p>
-      <w:pPr>
         <w:pStyle w:val="Heading3"/>
       </w:pPr>
       <w:r>
@@ -9186,7 +10388,17 @@
     </w:p>
     <w:p>
       <w:r>
-        <w:t>The CrossEncoder reranker (BAAI/bge-reranker-v2-m3) was initially used to re-score the top-30 Qdrant results. It was disabled after profiling revealed:</w:t>
+        <w:t>The CrossEncoder reranker (</w:t>
+      </w:r>
+      <w:r>
+        <w:rPr>
+          <w:rFonts w:ascii="Consolas" w:hAnsi="Consolas"/>
+          <w:sz w:val="24"/>
+        </w:rPr>
+        <w:t>BAAI/bge-reranker-v2-m3</w:t>
+      </w:r>
+      <w:r>
+        <w:t>) was initially used to re-score the top-30 Qdrant results. It was disabled after profiling revealed:</w:t>
       </w:r>
     </w:p>
     <w:p>
@@ -9194,7 +10406,13 @@
         <w:pStyle w:val="ListNumber"/>
       </w:pPr>
       <w:r>
-        <w:t>**~1–2 seconds CPU-bound work per query** — the CrossEncoder runs PyTorch inference on CPU</w:t>
+        <w:rPr>
+          <w:b/>
+        </w:rPr>
+        <w:t>~1–2 seconds CPU-bound work per query</w:t>
+      </w:r>
+      <w:r>
+        <w:t xml:space="preserve"> — the CrossEncoder runs PyTorch inference on CPU</w:t>
       </w:r>
     </w:p>
     <w:p>
@@ -9202,7 +10420,13 @@
         <w:pStyle w:val="ListNumber"/>
       </w:pPr>
       <w:r>
-        <w:t>**Event loop blocking** — being synchronous inside an async endpoint, it froze the entire FastAPI server for that duration</w:t>
+        <w:rPr>
+          <w:b/>
+        </w:rPr>
+        <w:t>Event loop blocking</w:t>
+      </w:r>
+      <w:r>
+        <w:t xml:space="preserve"> — being synchronous inside an async endpoint, it froze the entire FastAPI server for that duration</w:t>
       </w:r>
     </w:p>
     <w:p>
@@ -9210,7 +10434,13 @@
         <w:pStyle w:val="ListNumber"/>
       </w:pPr>
       <w:r>
-        <w:t>**No accuracy improvement** — embedding search already achieved 8/8 on knowledge tests</w:t>
+        <w:rPr>
+          <w:b/>
+        </w:rPr>
+        <w:t>No accuracy improvement</w:t>
+      </w:r>
+      <w:r>
+        <w:t xml:space="preserve"> — embedding search already achieved 8/8 on knowledge tests</w:t>
       </w:r>
     </w:p>
     <w:p>
@@ -9325,7 +10555,13 @@
         <w:pStyle w:val="ListNumber"/>
       </w:pPr>
       <w:r>
-        <w:t>**Per-IP sliding window** (100 attempts/minute) — stops mass brute-force from one source</w:t>
+        <w:rPr>
+          <w:b/>
+        </w:rPr>
+        <w:t>Per-IP sliding window</w:t>
+      </w:r>
+      <w:r>
+        <w:t xml:space="preserve"> (100 attempts/minute) — stops mass brute-force from one source</w:t>
       </w:r>
     </w:p>
     <w:p>
@@ -9333,7 +10569,13 @@
         <w:pStyle w:val="ListNumber"/>
       </w:pPr>
       <w:r>
-        <w:t>**Per-username sliding window** (5 attempts/minute) — stops credential stuffing on one account</w:t>
+        <w:rPr>
+          <w:b/>
+        </w:rPr>
+        <w:t>Per-username sliding window</w:t>
+      </w:r>
+      <w:r>
+        <w:t xml:space="preserve"> (5 attempts/minute) — stops credential stuffing on one account</w:t>
       </w:r>
     </w:p>
     <w:p>
@@ -9341,7 +10583,23 @@
         <w:pStyle w:val="ListNumber"/>
       </w:pPr>
       <w:r>
-        <w:t>**Account lockout** — 5 cumulative failures lock the account for 15 minutes (`users.locked_until` column)</w:t>
+        <w:rPr>
+          <w:b/>
+        </w:rPr>
+        <w:t>Account lockout</w:t>
+      </w:r>
+      <w:r>
+        <w:t xml:space="preserve"> — 5 cumulative failures lock the account for 15 minutes (</w:t>
+      </w:r>
+      <w:r>
+        <w:rPr>
+          <w:rFonts w:ascii="Consolas" w:hAnsi="Consolas"/>
+          <w:sz w:val="24"/>
+        </w:rPr>
+        <w:t>users.locked_until</w:t>
+      </w:r>
+      <w:r>
+        <w:t xml:space="preserve"> column)</w:t>
       </w:r>
     </w:p>
     <w:p>
@@ -9397,19 +10655,6 @@
     </w:p>
     <w:p>
       <w:pPr>
-        <w:ind w:left="567"/>
-      </w:pPr>
-    </w:p>
-    <w:p>
-      <w:pPr>
-        <w:ind w:left="567"/>
-      </w:pPr>
-      <w:r>
-        <w:t>[Figure 4.5: PII redaction flow — guest types "My card is 4111-1111-1111-1111" → regex matches CREDIT_CARD → LLM sees "My card is [CREDIT_CARD]" → response does not echo the number.]</w:t>
-      </w:r>
-    </w:p>
-    <w:p>
-      <w:pPr>
         <w:pStyle w:val="Heading3"/>
       </w:pPr>
       <w:r>
@@ -9418,7 +10663,17 @@
     </w:p>
     <w:p>
       <w:r>
-        <w:t>Every admin action, authentication event, and privacy-sensitive operation (admin reading guest conversations) is recorded in the audit_log table with actor identity, IP address, user agent, success flag, and JSONB details.</w:t>
+        <w:t xml:space="preserve">Every admin action, authentication event, and privacy-sensitive operation (admin reading guest conversations) is recorded in the </w:t>
+      </w:r>
+      <w:r>
+        <w:rPr>
+          <w:rFonts w:ascii="Consolas" w:hAnsi="Consolas"/>
+          <w:sz w:val="24"/>
+        </w:rPr>
+        <w:t>audit_log</w:t>
+      </w:r>
+      <w:r>
+        <w:t xml:space="preserve"> table with actor identity, IP address, user agent, success flag, and JSONB details.</w:t>
       </w:r>
     </w:p>
     <w:p>
@@ -9532,19 +10787,6 @@
     </w:p>
     <w:p>
       <w:pPr>
-        <w:ind w:left="567"/>
-      </w:pPr>
-    </w:p>
-    <w:p>
-      <w:pPr>
-        <w:ind w:left="567"/>
-      </w:pPr>
-      <w:r>
-        <w:t>[Figure 4.3: Scaling component pipeline — POST /chat → chat_rate_limiter (429 if exceeded) → session_lock (serialize same-session requests) → llm_limiter (503 if all slots busy for 45s) → LangGraph → knowledge_cache (skip Qdrant if cached) → Ollama (OLLAMA_NUM_PARALLEL=2 GPU slots)]</w:t>
-      </w:r>
-    </w:p>
-    <w:p>
-      <w:pPr>
         <w:pStyle w:val="Heading3"/>
       </w:pPr>
       <w:r>
@@ -9553,7 +10795,27 @@
     </w:p>
     <w:p>
       <w:r>
-        <w:t>Replaced per-request psycopg2.connect() with ThreadedConnectionPool (min=2, max=20). Connections are checked out for the duration of a query and returned to the pool on completion — eliminating connection setup overhead.</w:t>
+        <w:t xml:space="preserve">Replaced per-request </w:t>
+      </w:r>
+      <w:r>
+        <w:rPr>
+          <w:rFonts w:ascii="Consolas" w:hAnsi="Consolas"/>
+          <w:sz w:val="24"/>
+        </w:rPr>
+        <w:t>psycopg2.connect()</w:t>
+      </w:r>
+      <w:r>
+        <w:t xml:space="preserve"> with </w:t>
+      </w:r>
+      <w:r>
+        <w:rPr>
+          <w:rFonts w:ascii="Consolas" w:hAnsi="Consolas"/>
+          <w:sz w:val="24"/>
+        </w:rPr>
+        <w:t>ThreadedConnectionPool</w:t>
+      </w:r>
+      <w:r>
+        <w:t xml:space="preserve"> (min=2, max=20). Connections are checked out for the duration of a query and returned to the pool on completion — eliminating connection setup overhead.</w:t>
       </w:r>
     </w:p>
     <w:p>
@@ -9566,7 +10828,27 @@
     </w:p>
     <w:p>
       <w:r>
-        <w:t>Every authenticated request triggers get_current_user which queries the users table. A TTL-based in-memory cache (30-second TTL, max 5,000 entries) reduces this to one DB hit per user per 30 seconds. The cache is invalidated on password change, account disable, and failed login attempts.</w:t>
+        <w:t xml:space="preserve">Every authenticated request triggers </w:t>
+      </w:r>
+      <w:r>
+        <w:rPr>
+          <w:rFonts w:ascii="Consolas" w:hAnsi="Consolas"/>
+          <w:sz w:val="24"/>
+        </w:rPr>
+        <w:t>get_current_user</w:t>
+      </w:r>
+      <w:r>
+        <w:t xml:space="preserve"> which queries the </w:t>
+      </w:r>
+      <w:r>
+        <w:rPr>
+          <w:rFonts w:ascii="Consolas" w:hAnsi="Consolas"/>
+          <w:sz w:val="24"/>
+        </w:rPr>
+        <w:t>users</w:t>
+      </w:r>
+      <w:r>
+        <w:t xml:space="preserve"> table. A TTL-based in-memory cache (30-second TTL, max 5,000 entries) reduces this to one DB hit per user per 30 seconds. The cache is invalidated on password change, account disable, and failed login attempts.</w:t>
       </w:r>
     </w:p>
     <w:p>
@@ -9595,7 +10877,17 @@
         <w:pStyle w:val="ListBullet"/>
       </w:pPr>
       <w:r>
-        <w:t>Frontend opens a `POST /chat/stream` connection</w:t>
+        <w:t xml:space="preserve">Frontend opens a </w:t>
+      </w:r>
+      <w:r>
+        <w:rPr>
+          <w:rFonts w:ascii="Consolas" w:hAnsi="Consolas"/>
+          <w:sz w:val="24"/>
+        </w:rPr>
+        <w:t>POST /chat/stream</w:t>
+      </w:r>
+      <w:r>
+        <w:t xml:space="preserve"> connection</w:t>
       </w:r>
     </w:p>
     <w:p>
@@ -9603,7 +10895,17 @@
         <w:pStyle w:val="ListBullet"/>
       </w:pPr>
       <w:r>
-        <w:t>Backend streams `data: {"content": "token", "done": false}` events</w:t>
+        <w:t xml:space="preserve">Backend streams </w:t>
+      </w:r>
+      <w:r>
+        <w:rPr>
+          <w:rFonts w:ascii="Consolas" w:hAnsi="Consolas"/>
+          <w:sz w:val="24"/>
+        </w:rPr>
+        <w:t>data: {"content": "token", "done": false}</w:t>
+      </w:r>
+      <w:r>
+        <w:t xml:space="preserve"> events</w:t>
       </w:r>
     </w:p>
     <w:p>
@@ -9611,7 +10913,14 @@
         <w:pStyle w:val="ListBullet"/>
       </w:pPr>
       <w:r>
-        <w:t>Final event: `data: {"content": "", "done": true, "session_id": "..."}`</w:t>
+        <w:t xml:space="preserve">Final event: </w:t>
+      </w:r>
+      <w:r>
+        <w:rPr>
+          <w:rFonts w:ascii="Consolas" w:hAnsi="Consolas"/>
+          <w:sz w:val="24"/>
+        </w:rPr>
+        <w:t>data: {"content": "", "done": true, "session_id": "..."}</w:t>
       </w:r>
     </w:p>
     <w:p>
@@ -9640,7 +10949,13 @@
         <w:pStyle w:val="ListBullet"/>
       </w:pPr>
       <w:r>
-        <w:t>**Session monitor** — live list of active chat sessions with last-message preview</w:t>
+        <w:rPr>
+          <w:b/>
+        </w:rPr>
+        <w:t>Session monitor</w:t>
+      </w:r>
+      <w:r>
+        <w:t xml:space="preserve"> — live list of active chat sessions with last-message preview</w:t>
       </w:r>
     </w:p>
     <w:p>
@@ -9648,7 +10963,13 @@
         <w:pStyle w:val="ListBullet"/>
       </w:pPr>
       <w:r>
-        <w:t>**Chat viewer** — full conversation history with role indicators (user/bot/admin/system)</w:t>
+        <w:rPr>
+          <w:b/>
+        </w:rPr>
+        <w:t>Chat viewer</w:t>
+      </w:r>
+      <w:r>
+        <w:t xml:space="preserve"> — full conversation history with role indicators (user/bot/admin/system)</w:t>
       </w:r>
     </w:p>
     <w:p>
@@ -9656,7 +10977,13 @@
         <w:pStyle w:val="ListBullet"/>
       </w:pPr>
       <w:r>
-        <w:t>**Takeover/release** — admin can pause the bot and respond directly to guests</w:t>
+        <w:rPr>
+          <w:b/>
+        </w:rPr>
+        <w:t>Takeover/release</w:t>
+      </w:r>
+      <w:r>
+        <w:t xml:space="preserve"> — admin can pause the bot and respond directly to guests</w:t>
       </w:r>
     </w:p>
     <w:p>
@@ -9664,7 +10991,13 @@
         <w:pStyle w:val="ListBullet"/>
       </w:pPr>
       <w:r>
-        <w:t>**Audit log viewer** — filterable, paginated audit trail</w:t>
+        <w:rPr>
+          <w:b/>
+        </w:rPr>
+        <w:t>Audit log viewer</w:t>
+      </w:r>
+      <w:r>
+        <w:t xml:space="preserve"> — filterable, paginated audit trail</w:t>
       </w:r>
     </w:p>
     <w:p>
@@ -9672,7 +11005,13 @@
         <w:pStyle w:val="ListBullet"/>
       </w:pPr>
       <w:r>
-        <w:t>**Room/booking status** — override controls for front-desk operations</w:t>
+        <w:rPr>
+          <w:b/>
+        </w:rPr>
+        <w:t>Room/booking status</w:t>
+      </w:r>
+      <w:r>
+        <w:t xml:space="preserve"> — override controls for front-desk operations</w:t>
       </w:r>
     </w:p>
     <w:p>
@@ -9680,7 +11019,13 @@
         <w:pStyle w:val="ListBullet"/>
       </w:pPr>
       <w:r>
-        <w:t>**LLM model switcher** — dropdown to change backend at runtime</w:t>
+        <w:rPr>
+          <w:b/>
+        </w:rPr>
+        <w:t>LLM model switcher</w:t>
+      </w:r>
+      <w:r>
+        <w:t xml:space="preserve"> — dropdown to change backend at runtime</w:t>
       </w:r>
     </w:p>
     <w:p>
@@ -9688,7 +11033,13 @@
         <w:pStyle w:val="ListBullet"/>
       </w:pPr>
       <w:r>
-        <w:t>**Metrics dashboard** — scaling primitive stats (LLM slots, cache hit rate, active streams)</w:t>
+        <w:rPr>
+          <w:b/>
+        </w:rPr>
+        <w:t>Metrics dashboard</w:t>
+      </w:r>
+      <w:r>
+        <w:t xml:space="preserve"> — scaling primitive stats (LLM slots, cache hit rate, active streams)</w:t>
       </w:r>
     </w:p>
     <w:p>
@@ -9701,7 +11052,17 @@
     </w:p>
     <w:p>
       <w:r>
-        <w:t>The frontend stores the JWT in localStorage (demo-appropriate; httpOnly cookies recommended for production). Every admin API call includes Authorization: Bearer &lt;token&gt;. On 401, the user is redirected to the login page. On 403, an "access denied" message is shown.</w:t>
+        <w:t xml:space="preserve">The frontend stores the JWT in localStorage (demo-appropriate; httpOnly cookies recommended for production). Every admin API call includes </w:t>
+      </w:r>
+      <w:r>
+        <w:rPr>
+          <w:rFonts w:ascii="Consolas" w:hAnsi="Consolas"/>
+          <w:sz w:val="24"/>
+        </w:rPr>
+        <w:t>Authorization: Bearer &lt;token&gt;</w:t>
+      </w:r>
+      <w:r>
+        <w:t>. On 401, the user is redirected to the login page. On 403, an "access denied" message is shown.</w:t>
       </w:r>
     </w:p>
     <w:p>
@@ -9722,7 +11083,13 @@
         <w:pStyle w:val="ListNumber"/>
       </w:pPr>
       <w:r>
-        <w:t>**Sentiment** — keyword matching for frustration phrases in Thai and English ("terrible", "แย่มาก", "speak to manager", "ร้องเรียน")</w:t>
+        <w:rPr>
+          <w:b/>
+        </w:rPr>
+        <w:t>Sentiment</w:t>
+      </w:r>
+      <w:r>
+        <w:t xml:space="preserve"> — keyword matching for frustration phrases in Thai and English ("terrible", "แย่มาก", "speak to manager", "ร้องเรียน")</w:t>
       </w:r>
     </w:p>
     <w:p>
@@ -9730,7 +11097,23 @@
         <w:pStyle w:val="ListNumber"/>
       </w:pPr>
       <w:r>
-        <w:t>**Repetition** — `difflib.SequenceMatcher` detects 3+ messages with &gt;70% similarity in the last 5 messages (guest is stuck in a loop)</w:t>
+        <w:rPr>
+          <w:b/>
+        </w:rPr>
+        <w:t>Repetition</w:t>
+      </w:r>
+      <w:r>
+        <w:t xml:space="preserve"> — </w:t>
+      </w:r>
+      <w:r>
+        <w:rPr>
+          <w:rFonts w:ascii="Consolas" w:hAnsi="Consolas"/>
+          <w:sz w:val="24"/>
+        </w:rPr>
+        <w:t>difflib.SequenceMatcher</w:t>
+      </w:r>
+      <w:r>
+        <w:t xml:space="preserve"> detects 3+ messages with &gt;70% similarity in the last 5 messages (guest is stuck in a loop)</w:t>
       </w:r>
     </w:p>
     <w:p>
@@ -9738,7 +11121,13 @@
         <w:pStyle w:val="ListNumber"/>
       </w:pPr>
       <w:r>
-        <w:t>**High-value** — total booking amount &gt; 50,000 THB or Penthouse room type</w:t>
+        <w:rPr>
+          <w:b/>
+        </w:rPr>
+        <w:t>High-value</w:t>
+      </w:r>
+      <w:r>
+        <w:t xml:space="preserve"> — total booking amount &gt; 50,000 THB or Penthouse room type</w:t>
       </w:r>
     </w:p>
     <w:p>
@@ -9780,7 +11169,13 @@
         <w:pStyle w:val="ListNumber"/>
       </w:pPr>
       <w:r>
-        <w:t>**Model evaluation** — 25 test cases covering hotel-domain tasks, scored for accuracy against expected behaviors</w:t>
+        <w:rPr>
+          <w:b/>
+        </w:rPr>
+        <w:t>Model evaluation</w:t>
+      </w:r>
+      <w:r>
+        <w:t xml:space="preserve"> — 25 test cases covering hotel-domain tasks, scored for accuracy against expected behaviors</w:t>
       </w:r>
     </w:p>
     <w:p>
@@ -9788,7 +11183,13 @@
         <w:pStyle w:val="ListNumber"/>
       </w:pPr>
       <w:r>
-        <w:t>**Infrastructure testing** — 193 automated assertions verifying auth, security, scaling, and API correctness</w:t>
+        <w:rPr>
+          <w:b/>
+        </w:rPr>
+        <w:t>Infrastructure testing</w:t>
+      </w:r>
+      <w:r>
+        <w:t xml:space="preserve"> — 193 automated assertions verifying auth, security, scaling, and API correctness</w:t>
       </w:r>
     </w:p>
     <w:p>
@@ -10027,7 +11428,13 @@
         <w:pStyle w:val="ListBullet"/>
       </w:pPr>
       <w:r>
-        <w:t>**Input message** (Thai or English)</w:t>
+        <w:rPr>
+          <w:b/>
+        </w:rPr>
+        <w:t>Input message</w:t>
+      </w:r>
+      <w:r>
+        <w:t xml:space="preserve"> (Thai or English)</w:t>
       </w:r>
     </w:p>
     <w:p>
@@ -10035,7 +11442,13 @@
         <w:pStyle w:val="ListBullet"/>
       </w:pPr>
       <w:r>
-        <w:t>**Expected keywords** that must appear in the response</w:t>
+        <w:rPr>
+          <w:b/>
+        </w:rPr>
+        <w:t>Expected keywords</w:t>
+      </w:r>
+      <w:r>
+        <w:t xml:space="preserve"> that must appear in the response</w:t>
       </w:r>
     </w:p>
     <w:p>
@@ -10043,7 +11456,13 @@
         <w:pStyle w:val="ListBullet"/>
       </w:pPr>
       <w:r>
-        <w:t>**Expected behavior** description</w:t>
+        <w:rPr>
+          <w:b/>
+        </w:rPr>
+        <w:t>Expected behavior</w:t>
+      </w:r>
+      <w:r>
+        <w:t xml:space="preserve"> description</w:t>
       </w:r>
     </w:p>
     <w:p>
@@ -10051,7 +11470,13 @@
         <w:pStyle w:val="ListBullet"/>
       </w:pPr>
       <w:r>
-        <w:t>**Language check** (optional — verify response is in the correct language)</w:t>
+        <w:rPr>
+          <w:b/>
+        </w:rPr>
+        <w:t>Language check</w:t>
+      </w:r>
+      <w:r>
+        <w:t xml:space="preserve"> (optional — verify response is in the correct language)</w:t>
       </w:r>
     </w:p>
     <w:p>
@@ -10064,7 +11489,16 @@
     </w:p>
     <w:p>
       <w:r>
-        <w:t>A response passes if all three conditions are met:</w:t>
+        <w:t xml:space="preserve">A response </w:t>
+      </w:r>
+      <w:r>
+        <w:rPr>
+          <w:b/>
+        </w:rPr>
+        <w:t>passes</w:t>
+      </w:r>
+      <w:r>
+        <w:t xml:space="preserve"> if all three conditions are met:</w:t>
       </w:r>
     </w:p>
     <w:p>
@@ -10072,7 +11506,13 @@
         <w:pStyle w:val="ListNumber"/>
       </w:pPr>
       <w:r>
-        <w:t>**Keyword score ≥ 50%** — at least half of expected keywords appear in the response</w:t>
+        <w:rPr>
+          <w:b/>
+        </w:rPr>
+        <w:t>Keyword score ≥ 50%</w:t>
+      </w:r>
+      <w:r>
+        <w:t xml:space="preserve"> — at least half of expected keywords appear in the response</w:t>
       </w:r>
     </w:p>
     <w:p>
@@ -10080,7 +11520,13 @@
         <w:pStyle w:val="ListNumber"/>
       </w:pPr>
       <w:r>
-        <w:t>**Language correct** — if a language check is specified, the response must be in that language (&lt; 20% Thai characters for English, &gt; 10 Thai characters for Thai)</w:t>
+        <w:rPr>
+          <w:b/>
+        </w:rPr>
+        <w:t>Language correct</w:t>
+      </w:r>
+      <w:r>
+        <w:t xml:space="preserve"> — if a language check is specified, the response must be in that language (&lt; 20% Thai characters for English, &gt; 10 Thai characters for Thai)</w:t>
       </w:r>
     </w:p>
     <w:p>
@@ -10088,7 +11534,13 @@
         <w:pStyle w:val="ListNumber"/>
       </w:pPr>
       <w:r>
-        <w:t>**Has response** — the response is non-empty and no error occurred</w:t>
+        <w:rPr>
+          <w:b/>
+        </w:rPr>
+        <w:t>Has response</w:t>
+      </w:r>
+      <w:r>
+        <w:t xml:space="preserve"> — the response is non-empty and no error occurred</w:t>
       </w:r>
     </w:p>
     <w:p>
@@ -10166,27 +11618,27 @@
           </w:tcPr>
           <w:p>
             <w:r>
-              <w:t>**Overall accuracy**</w:t>
-            </w:r>
-          </w:p>
-        </w:tc>
-        <w:tc>
-          <w:tcPr>
-            <w:tcW w:type="dxa" w:w="2880"/>
-          </w:tcPr>
-          <w:p>
-            <w:r>
-              <w:t>**23/25 (92%)**</w:t>
-            </w:r>
-          </w:p>
-        </w:tc>
-        <w:tc>
-          <w:tcPr>
-            <w:tcW w:type="dxa" w:w="2880"/>
-          </w:tcPr>
-          <w:p>
-            <w:r>
-              <w:t>**25/25 (100%)**</w:t>
+              <w:t>Overall accuracy</w:t>
+            </w:r>
+          </w:p>
+        </w:tc>
+        <w:tc>
+          <w:tcPr>
+            <w:tcW w:type="dxa" w:w="2880"/>
+          </w:tcPr>
+          <w:p>
+            <w:r>
+              <w:t>23/25 (92%)</w:t>
+            </w:r>
+          </w:p>
+        </w:tc>
+        <w:tc>
+          <w:tcPr>
+            <w:tcW w:type="dxa" w:w="2880"/>
+          </w:tcPr>
+          <w:p>
+            <w:r>
+              <w:t>25/25 (100%)</w:t>
             </w:r>
           </w:p>
         </w:tc>
@@ -10290,13 +11742,39 @@
     </w:tbl>
     <w:p>
       <w:pPr>
+        <w:spacing w:before="240" w:after="120"/>
         <w:jc w:val="center"/>
       </w:pPr>
+      <w:r>
+        <w:rPr>
+          <w:color w:val="999999"/>
+          <w:sz w:val="16"/>
+        </w:rPr>
+        <w:t>━━━━━━━━━━━━━━━━━━━━━━━━━━━━━━━━━━━━━━━━</w:t>
+        <w:br/>
+      </w:r>
       <w:r>
         <w:rPr>
           <w:i/>
+          <w:sz w:val="22"/>
         </w:rPr>
         <w:t>[Figure 5.1: Model accuracy comparison bar chart — Local 92% vs Cloud 100%. Both models achieve 100% on knowledge and booking categories. Differences are in greeting (75% vs 100%) and edge cases (75% vs 100%).]</w:t>
+      </w:r>
+      <w:r>
+        <w:rPr>
+          <w:color w:val="CC0000"/>
+          <w:sz w:val="20"/>
+        </w:rPr>
+        <w:br/>
+        <w:t>[แทรกภาพที่นี่ / Insert diagram here]</w:t>
+      </w:r>
+      <w:r>
+        <w:rPr>
+          <w:color w:val="999999"/>
+          <w:sz w:val="16"/>
+        </w:rPr>
+        <w:br/>
+        <w:t>━━━━━━━━━━━━━━━━━━━━━━━━━━━━━━━━━━━━━━━━</w:t>
       </w:r>
     </w:p>
     <w:p>
@@ -10390,17 +11868,17 @@
           </w:tcPr>
           <w:p>
             <w:r>
-              <w:t>**8/8 (100%)**</w:t>
-            </w:r>
-          </w:p>
-        </w:tc>
-        <w:tc>
-          <w:tcPr>
-            <w:tcW w:type="dxa" w:w="2160"/>
-          </w:tcPr>
-          <w:p>
-            <w:r>
-              <w:t>**8/8 (100%)**</w:t>
+              <w:t>8/8 (100%)</w:t>
+            </w:r>
+          </w:p>
+        </w:tc>
+        <w:tc>
+          <w:tcPr>
+            <w:tcW w:type="dxa" w:w="2160"/>
+          </w:tcPr>
+          <w:p>
+            <w:r>
+              <w:t>8/8 (100%)</w:t>
             </w:r>
           </w:p>
         </w:tc>
@@ -10432,17 +11910,17 @@
           </w:tcPr>
           <w:p>
             <w:r>
-              <w:t>**6/6 (100%)**</w:t>
-            </w:r>
-          </w:p>
-        </w:tc>
-        <w:tc>
-          <w:tcPr>
-            <w:tcW w:type="dxa" w:w="2160"/>
-          </w:tcPr>
-          <w:p>
-            <w:r>
-              <w:t>**6/6 (100%)**</w:t>
+              <w:t>6/6 (100%)</w:t>
+            </w:r>
+          </w:p>
+        </w:tc>
+        <w:tc>
+          <w:tcPr>
+            <w:tcW w:type="dxa" w:w="2160"/>
+          </w:tcPr>
+          <w:p>
+            <w:r>
+              <w:t>6/6 (100%)</w:t>
             </w:r>
           </w:p>
         </w:tc>
@@ -10474,17 +11952,17 @@
           </w:tcPr>
           <w:p>
             <w:r>
-              <w:t>**3/4 (75%)**</w:t>
-            </w:r>
-          </w:p>
-        </w:tc>
-        <w:tc>
-          <w:tcPr>
-            <w:tcW w:type="dxa" w:w="2160"/>
-          </w:tcPr>
-          <w:p>
-            <w:r>
-              <w:t>**4/4 (100%)**</w:t>
+              <w:t>3/4 (75%)</w:t>
+            </w:r>
+          </w:p>
+        </w:tc>
+        <w:tc>
+          <w:tcPr>
+            <w:tcW w:type="dxa" w:w="2160"/>
+          </w:tcPr>
+          <w:p>
+            <w:r>
+              <w:t>4/4 (100%)</w:t>
             </w:r>
           </w:p>
         </w:tc>
@@ -10516,17 +11994,17 @@
           </w:tcPr>
           <w:p>
             <w:r>
-              <w:t>**3/3 (100%)**</w:t>
-            </w:r>
-          </w:p>
-        </w:tc>
-        <w:tc>
-          <w:tcPr>
-            <w:tcW w:type="dxa" w:w="2160"/>
-          </w:tcPr>
-          <w:p>
-            <w:r>
-              <w:t>**3/3 (100%)**</w:t>
+              <w:t>3/3 (100%)</w:t>
+            </w:r>
+          </w:p>
+        </w:tc>
+        <w:tc>
+          <w:tcPr>
+            <w:tcW w:type="dxa" w:w="2160"/>
+          </w:tcPr>
+          <w:p>
+            <w:r>
+              <w:t>3/3 (100%)</w:t>
             </w:r>
           </w:p>
         </w:tc>
@@ -10558,17 +12036,17 @@
           </w:tcPr>
           <w:p>
             <w:r>
-              <w:t>**3/4 (75%)**</w:t>
-            </w:r>
-          </w:p>
-        </w:tc>
-        <w:tc>
-          <w:tcPr>
-            <w:tcW w:type="dxa" w:w="2160"/>
-          </w:tcPr>
-          <w:p>
-            <w:r>
-              <w:t>**4/4 (100%)**</w:t>
+              <w:t>3/4 (75%)</w:t>
+            </w:r>
+          </w:p>
+        </w:tc>
+        <w:tc>
+          <w:tcPr>
+            <w:tcW w:type="dxa" w:w="2160"/>
+          </w:tcPr>
+          <w:p>
+            <w:r>
+              <w:t>4/4 (100%)</w:t>
             </w:r>
           </w:p>
         </w:tc>
@@ -10586,13 +12064,39 @@
     </w:tbl>
     <w:p>
       <w:pPr>
+        <w:spacing w:before="240" w:after="120"/>
         <w:jc w:val="center"/>
       </w:pPr>
+      <w:r>
+        <w:rPr>
+          <w:color w:val="999999"/>
+          <w:sz w:val="16"/>
+        </w:rPr>
+        <w:t>━━━━━━━━━━━━━━━━━━━━━━━━━━━━━━━━━━━━━━━━</w:t>
+        <w:br/>
+      </w:r>
       <w:r>
         <w:rPr>
           <w:i/>
+          <w:sz w:val="22"/>
         </w:rPr>
         <w:t>[Figure 5.2: Per-category accuracy heatmap — rows are categories, columns are models. Color intensity represents accuracy (green = 100%, yellow = 75%). Knowledge, Booking, and Language are fully green for both models.]</w:t>
+      </w:r>
+      <w:r>
+        <w:rPr>
+          <w:color w:val="CC0000"/>
+          <w:sz w:val="20"/>
+        </w:rPr>
+        <w:br/>
+        <w:t>[แทรกภาพที่นี่ / Insert diagram here]</w:t>
+      </w:r>
+      <w:r>
+        <w:rPr>
+          <w:color w:val="999999"/>
+          <w:sz w:val="16"/>
+        </w:rPr>
+        <w:br/>
+        <w:t>━━━━━━━━━━━━━━━━━━━━━━━━━━━━━━━━━━━━━━━━</w:t>
       </w:r>
     </w:p>
     <w:p>
@@ -10754,18 +12258,53 @@
     </w:tbl>
     <w:p>
       <w:pPr>
+        <w:spacing w:before="240" w:after="120"/>
         <w:jc w:val="center"/>
       </w:pPr>
+      <w:r>
+        <w:rPr>
+          <w:color w:val="999999"/>
+          <w:sz w:val="16"/>
+        </w:rPr>
+        <w:t>━━━━━━━━━━━━━━━━━━━━━━━━━━━━━━━━━━━━━━━━</w:t>
+        <w:br/>
+      </w:r>
       <w:r>
         <w:rPr>
           <w:i/>
+          <w:sz w:val="22"/>
         </w:rPr>
         <w:t>[Figure 5.3: Latency distribution box plot — Local 9B shows tighter distribution (most requests 6–12s) with lower p95. Cloud shows lower median but higher p95 variance due to network latency and API queue times.]</w:t>
       </w:r>
-    </w:p>
-    <w:p>
-      <w:r>
-        <w:t>The local model has more consistent latency (lower p95) despite similar average — a key advantage for user experience, since the worst-case response time is more predictable.</w:t>
+      <w:r>
+        <w:rPr>
+          <w:color w:val="CC0000"/>
+          <w:sz w:val="20"/>
+        </w:rPr>
+        <w:br/>
+        <w:t>[แทรกภาพที่นี่ / Insert diagram here]</w:t>
+      </w:r>
+      <w:r>
+        <w:rPr>
+          <w:color w:val="999999"/>
+          <w:sz w:val="16"/>
+        </w:rPr>
+        <w:br/>
+        <w:t>━━━━━━━━━━━━━━━━━━━━━━━━━━━━━━━━━━━━━━━━</w:t>
+      </w:r>
+    </w:p>
+    <w:p>
+      <w:r>
+        <w:t xml:space="preserve">The local model has </w:t>
+      </w:r>
+      <w:r>
+        <w:rPr>
+          <w:b/>
+        </w:rPr>
+        <w:t>more consistent latency</w:t>
+      </w:r>
+      <w:r>
+        <w:t xml:space="preserve"> (lower p95) despite similar average — a key advantage for user experience, since the worst-case response time is more predictable.</w:t>
       </w:r>
     </w:p>
     <w:p>
@@ -10777,30 +12316,82 @@
       </w:r>
     </w:p>
     <w:p>
-      <w:r>
-        <w:t>$$\kappa = 0.000$$</w:t>
-      </w:r>
-    </w:p>
-    <w:p>
-      <w:r>
-        <w:t>Interpretation: κ = 0.000 does not mean the models disagree. It indicates that the observed agreement (92% — both models agree on 23/25 cases) is close to what would be expected by chance given that both models pass almost everything. This is a known behavior of κ when both raters have high accuracy — the denominator $(1 - p_e)$ approaches zero, making κ unstable.</w:t>
-      </w:r>
-    </w:p>
-    <w:p>
-      <w:r>
-        <w:t>In practical terms: both models produce the same pass/fail verdict on 23 of 25 test cases (92% agreement).</w:t>
-      </w:r>
-    </w:p>
-    <w:p>
       <w:pPr>
         <w:jc w:val="center"/>
       </w:pPr>
+      <w:r>
+        <w:rPr>
+          <w:rFonts w:ascii="Cambria Math" w:hAnsi="Cambria Math"/>
+          <w:i/>
+          <w:sz w:val="28"/>
+        </w:rPr>
+        <w:t>κ = 0.000</w:t>
+      </w:r>
+    </w:p>
+    <w:p>
+      <w:r>
+        <w:t xml:space="preserve">Interpretation: κ = 0.000 does </w:t>
+      </w:r>
+      <w:r>
+        <w:rPr>
+          <w:b/>
+        </w:rPr>
+        <w:t>not</w:t>
+      </w:r>
+      <w:r>
+        <w:t xml:space="preserve"> mean the models disagree. It indicates that the observed agreement (92% — both models agree on 23/25 cases) is close to what would be expected by chance given that both models pass almost everything. This is a known behavior of κ when both raters have high accuracy — the denominator $(1 - p_e)$ approaches zero, making κ unstable.</w:t>
+      </w:r>
+    </w:p>
+    <w:p>
+      <w:r>
+        <w:t xml:space="preserve">In practical terms: </w:t>
+      </w:r>
+      <w:r>
+        <w:rPr>
+          <w:b/>
+        </w:rPr>
+        <w:t>both models produce the same pass/fail verdict on 23 of 25 test cases</w:t>
+      </w:r>
+      <w:r>
+        <w:t xml:space="preserve"> (92% agreement).</w:t>
+      </w:r>
+    </w:p>
+    <w:p>
+      <w:pPr>
+        <w:spacing w:before="240" w:after="120"/>
+        <w:jc w:val="center"/>
+      </w:pPr>
+      <w:r>
+        <w:rPr>
+          <w:color w:val="999999"/>
+          <w:sz w:val="16"/>
+        </w:rPr>
+        <w:t>━━━━━━━━━━━━━━━━━━━━━━━━━━━━━━━━━━━━━━━━</w:t>
+        <w:br/>
+      </w:r>
       <w:r>
         <w:rPr>
           <w:i/>
+          <w:sz w:val="22"/>
         </w:rPr>
         <w:t>[Figure 5.6: Cohen's Kappa 2×2 confusion matrix — Both Pass: 23, Local Pass/Cloud Fail: 0, Local Fail/Cloud Pass: 2, Both Fail: 0. The two disagreements are G03 (thank you) and E03 (multi-room group booking).]</w:t>
       </w:r>
+      <w:r>
+        <w:rPr>
+          <w:color w:val="CC0000"/>
+          <w:sz w:val="20"/>
+        </w:rPr>
+        <w:br/>
+        <w:t>[แทรกภาพที่นี่ / Insert diagram here]</w:t>
+      </w:r>
+      <w:r>
+        <w:rPr>
+          <w:color w:val="999999"/>
+          <w:sz w:val="16"/>
+        </w:rPr>
+        <w:br/>
+        <w:t>━━━━━━━━━━━━━━━━━━━━━━━━━━━━━━━━━━━━━━━━</w:t>
+      </w:r>
     </w:p>
     <w:p>
       <w:pPr>
@@ -10812,12 +12403,42 @@
     </w:p>
     <w:p>
       <w:r>
-        <w:t>G03 (Thank you response) — The local 9B model responded politely but did not include enough of the expected keywords ("thank", "welcome", "help", "pleasure"). The response was still appropriate but scored below the 50% keyword threshold. This is a scoring artifact, not a capability gap.</w:t>
-      </w:r>
-    </w:p>
-    <w:p>
-      <w:r>
-        <w:t>E03 (Multi-room group booking) — The local model failed to route "I want to book 3 rooms for 10 people" to the booking handler. The cloud model correctly identified the booking intent and responded with availability. This represents a genuine routing capability gap in the 9B model for complex multi-entity requests.</w:t>
+        <w:rPr>
+          <w:b/>
+        </w:rPr>
+        <w:t>G03 (Thank you response)</w:t>
+      </w:r>
+      <w:r>
+        <w:t xml:space="preserve"> — The local 9B model responded politely but did not include enough of the expected keywords ("thank", "welcome", "help", "pleasure"). The response was still appropriate but scored below the 50% keyword threshold. This is a </w:t>
+      </w:r>
+      <w:r>
+        <w:rPr>
+          <w:b/>
+        </w:rPr>
+        <w:t>scoring artifact</w:t>
+      </w:r>
+      <w:r>
+        <w:t>, not a capability gap.</w:t>
+      </w:r>
+    </w:p>
+    <w:p>
+      <w:r>
+        <w:rPr>
+          <w:b/>
+        </w:rPr>
+        <w:t>E03 (Multi-room group booking)</w:t>
+      </w:r>
+      <w:r>
+        <w:t xml:space="preserve"> — The local model failed to route "I want to book 3 rooms for 10 people" to the booking handler. The cloud model correctly identified the booking intent and responded with availability. This represents a genuine </w:t>
+      </w:r>
+      <w:r>
+        <w:rPr>
+          <w:b/>
+        </w:rPr>
+        <w:t>routing capability gap</w:t>
+      </w:r>
+      <w:r>
+        <w:t xml:space="preserve"> in the 9B model for complex multi-entity requests.</w:t>
       </w:r>
     </w:p>
     <w:p>
@@ -11073,14 +12694,40 @@
     </w:tbl>
     <w:p>
       <w:pPr>
+        <w:spacing w:before="240" w:after="120"/>
         <w:jc w:val="center"/>
       </w:pPr>
+      <w:r>
+        <w:rPr>
+          <w:color w:val="999999"/>
+          <w:sz w:val="16"/>
+        </w:rPr>
+        <w:t>━━━━━━━━━━━━━━━━━━━━━━━━━━━━━━━━━━━━━━━━</w:t>
+        <w:br/>
+      </w:r>
       <w:r>
         <w:rPr>
           <w:i/>
+          <w:sz w:val="22"/>
         </w:rPr>
         <w:t>[Figure 5.5: Infrastructure test coverage pie chart — Auth Baseline 37%, Hardening 20%, Audit+Scaling 24%, Chat Scaling 19%. Total: 193 tests covering authentication, security, database, and concurrent-user scaling.]</w:t>
       </w:r>
+      <w:r>
+        <w:rPr>
+          <w:color w:val="CC0000"/>
+          <w:sz w:val="20"/>
+        </w:rPr>
+        <w:br/>
+        <w:t>[แทรกภาพที่นี่ / Insert diagram here]</w:t>
+      </w:r>
+      <w:r>
+        <w:rPr>
+          <w:color w:val="999999"/>
+          <w:sz w:val="16"/>
+        </w:rPr>
+        <w:br/>
+        <w:t>━━━━━━━━━━━━━━━━━━━━━━━━━━━━━━━━━━━━━━━━</w:t>
+      </w:r>
     </w:p>
     <w:p>
       <w:pPr>
@@ -11095,7 +12742,13 @@
         <w:pStyle w:val="ListBullet"/>
       </w:pPr>
       <w:r>
-        <w:t>**Access control**: Every admin/dashboard endpoint verified with 3 scenarios (no token → 401, user token → 403, admin token → 200)</w:t>
+        <w:rPr>
+          <w:b/>
+        </w:rPr>
+        <w:t>Access control</w:t>
+      </w:r>
+      <w:r>
+        <w:t>: Every admin/dashboard endpoint verified with 3 scenarios (no token → 401, user token → 403, admin token → 200)</w:t>
       </w:r>
     </w:p>
     <w:p>
@@ -11103,7 +12756,13 @@
         <w:pStyle w:val="ListBullet"/>
       </w:pPr>
       <w:r>
-        <w:t>**Rate limiting**: Per-IP and per-username login limits trigger 429 with Retry-After header</w:t>
+        <w:rPr>
+          <w:b/>
+        </w:rPr>
+        <w:t>Rate limiting</w:t>
+      </w:r>
+      <w:r>
+        <w:t>: Per-IP and per-username login limits trigger 429 with Retry-After header</w:t>
       </w:r>
     </w:p>
     <w:p>
@@ -11111,7 +12770,13 @@
         <w:pStyle w:val="ListBullet"/>
       </w:pPr>
       <w:r>
-        <w:t>**Token revocation**: Logged-out tokens are rejected on subsequent requests; old tokens stay blocked after new login</w:t>
+        <w:rPr>
+          <w:b/>
+        </w:rPr>
+        <w:t>Token revocation</w:t>
+      </w:r>
+      <w:r>
+        <w:t>: Logged-out tokens are rejected on subsequent requests; old tokens stay blocked after new login</w:t>
       </w:r>
     </w:p>
     <w:p>
@@ -11119,7 +12784,23 @@
         <w:pStyle w:val="ListBullet"/>
       </w:pPr>
       <w:r>
-        <w:t>**Password-change invalidation**: Changing password invalidates ALL prior tokens (persistent via `password_changed_at`, survives server restart)</w:t>
+        <w:rPr>
+          <w:b/>
+        </w:rPr>
+        <w:t>Password-change invalidation</w:t>
+      </w:r>
+      <w:r>
+        <w:t xml:space="preserve">: Changing password invalidates ALL prior tokens (persistent via </w:t>
+      </w:r>
+      <w:r>
+        <w:rPr>
+          <w:rFonts w:ascii="Consolas" w:hAnsi="Consolas"/>
+          <w:sz w:val="24"/>
+        </w:rPr>
+        <w:t>password_changed_at</w:t>
+      </w:r>
+      <w:r>
+        <w:t>, survives server restart)</w:t>
       </w:r>
     </w:p>
     <w:p>
@@ -11127,7 +12808,23 @@
         <w:pStyle w:val="ListBullet"/>
       </w:pPr>
       <w:r>
-        <w:t>**Concurrent chat**: 5 parallel `/chat` requests to different sessions complete in 3 seconds (not serialized)</w:t>
+        <w:rPr>
+          <w:b/>
+        </w:rPr>
+        <w:t>Concurrent chat</w:t>
+      </w:r>
+      <w:r>
+        <w:t xml:space="preserve">: 5 parallel </w:t>
+      </w:r>
+      <w:r>
+        <w:rPr>
+          <w:rFonts w:ascii="Consolas" w:hAnsi="Consolas"/>
+          <w:sz w:val="24"/>
+        </w:rPr>
+        <w:t>/chat</w:t>
+      </w:r>
+      <w:r>
+        <w:t xml:space="preserve"> requests to different sessions complete in 3 seconds (not serialized)</w:t>
       </w:r>
     </w:p>
     <w:p>
@@ -11239,17 +12936,17 @@
           </w:tcPr>
           <w:p>
             <w:r>
-              <w:t>**5s** per /chat</w:t>
-            </w:r>
-          </w:p>
-        </w:tc>
-        <w:tc>
-          <w:tcPr>
-            <w:tcW w:type="dxa" w:w="2160"/>
-          </w:tcPr>
-          <w:p>
-            <w:r>
-              <w:t>**3.6× faster**</w:t>
+              <w:t>5s per /chat</w:t>
+            </w:r>
+          </w:p>
+        </w:tc>
+        <w:tc>
+          <w:tcPr>
+            <w:tcW w:type="dxa" w:w="2160"/>
+          </w:tcPr>
+          <w:p>
+            <w:r>
+              <w:t>3.6× faster</w:t>
             </w:r>
           </w:p>
         </w:tc>
@@ -11281,7 +12978,7 @@
           </w:tcPr>
           <w:p>
             <w:r>
-              <w:t>**2,800 chars**</w:t>
+              <w:t>2,800 chars</w:t>
             </w:r>
           </w:p>
         </w:tc>
@@ -11323,7 +13020,7 @@
           </w:tcPr>
           <w:p>
             <w:r>
-              <w:t>**4–9s** per chat</w:t>
+              <w:t>4–9s per chat</w:t>
             </w:r>
           </w:p>
         </w:tc>
@@ -11407,7 +13104,7 @@
           </w:tcPr>
           <w:p>
             <w:r>
-              <w:t>**Removed**</w:t>
+              <w:t>Removed</w:t>
             </w:r>
           </w:p>
         </w:tc>
@@ -11449,7 +13146,7 @@
           </w:tcPr>
           <w:p>
             <w:r>
-              <w:t>**500 entries, 5-min TTL**</w:t>
+              <w:t>500 entries, 5-min TTL</w:t>
             </w:r>
           </w:p>
         </w:tc>
@@ -11491,7 +13188,7 @@
           </w:tcPr>
           <w:p>
             <w:r>
-              <w:t>**Pool (min=2, max=20)**</w:t>
+              <w:t>Pool (min=2, max=20)</w:t>
             </w:r>
           </w:p>
         </w:tc>
@@ -11509,13 +13206,39 @@
     </w:tbl>
     <w:p>
       <w:pPr>
+        <w:spacing w:before="240" w:after="120"/>
         <w:jc w:val="center"/>
       </w:pPr>
+      <w:r>
+        <w:rPr>
+          <w:color w:val="999999"/>
+          <w:sz w:val="16"/>
+        </w:rPr>
+        <w:t>━━━━━━━━━━━━━━━━━━━━━━━━━━━━━━━━━━━━━━━━</w:t>
+        <w:br/>
+      </w:r>
       <w:r>
         <w:rPr>
           <w:i/>
+          <w:sz w:val="22"/>
         </w:rPr>
         <w:t>[Figure 5.4: Before/after optimization chart — warm chat latency dropped from 18s to 5s. Concurrent 5-session test improved from serialized (~90s total) to parallel (~3s total).]</w:t>
+      </w:r>
+      <w:r>
+        <w:rPr>
+          <w:color w:val="CC0000"/>
+          <w:sz w:val="20"/>
+        </w:rPr>
+        <w:br/>
+        <w:t>[แทรกภาพที่นี่ / Insert diagram here]</w:t>
+      </w:r>
+      <w:r>
+        <w:rPr>
+          <w:color w:val="999999"/>
+          <w:sz w:val="16"/>
+        </w:rPr>
+        <w:br/>
+        <w:t>━━━━━━━━━━━━━━━━━━━━━━━━━━━━━━━━━━━━━━━━</w:t>
       </w:r>
     </w:p>
     <w:p>
@@ -11641,37 +13364,37 @@
           </w:tcPr>
           <w:p>
             <w:r>
-              <w:t>**NUM_PARALLEL=2**</w:t>
-            </w:r>
-          </w:p>
-        </w:tc>
-        <w:tc>
-          <w:tcPr>
-            <w:tcW w:type="dxa" w:w="2160"/>
-          </w:tcPr>
-          <w:p>
-            <w:r>
-              <w:t>**9.9 GB**</w:t>
-            </w:r>
-          </w:p>
-        </w:tc>
-        <w:tc>
-          <w:tcPr>
-            <w:tcW w:type="dxa" w:w="2160"/>
-          </w:tcPr>
-          <w:p>
-            <w:r>
-              <w:t>**100%**</w:t>
-            </w:r>
-          </w:p>
-        </w:tc>
-        <w:tc>
-          <w:tcPr>
-            <w:tcW w:type="dxa" w:w="2160"/>
-          </w:tcPr>
-          <w:p>
-            <w:r>
-              <w:t>**4–9s**</w:t>
+              <w:t>NUM_PARALLEL=2</w:t>
+            </w:r>
+          </w:p>
+        </w:tc>
+        <w:tc>
+          <w:tcPr>
+            <w:tcW w:type="dxa" w:w="2160"/>
+          </w:tcPr>
+          <w:p>
+            <w:r>
+              <w:t>9.9 GB</w:t>
+            </w:r>
+          </w:p>
+        </w:tc>
+        <w:tc>
+          <w:tcPr>
+            <w:tcW w:type="dxa" w:w="2160"/>
+          </w:tcPr>
+          <w:p>
+            <w:r>
+              <w:t>100%</w:t>
+            </w:r>
+          </w:p>
+        </w:tc>
+        <w:tc>
+          <w:tcPr>
+            <w:tcW w:type="dxa" w:w="2160"/>
+          </w:tcPr>
+          <w:p>
+            <w:r>
+              <w:t>4–9s</w:t>
             </w:r>
           </w:p>
         </w:tc>
@@ -11703,7 +13426,7 @@
           </w:tcPr>
           <w:p>
             <w:r>
-              <w:t>**37% GPU / 63% CPU**</w:t>
+              <w:t>37% GPU / 63% CPU</w:t>
             </w:r>
           </w:p>
         </w:tc>
@@ -11721,7 +13444,26 @@
     </w:tbl>
     <w:p>
       <w:r>
-        <w:t>The key insight: OLLAMA_NUM_PARALLEL divides the GPU's fixed token/sec throughput across active sequences. Reducing from 4 to 2 halved throughput per slot but doubled per-request speed — the better trade-off for interactive hotel chat.</w:t>
+        <w:t xml:space="preserve">The key insight: </w:t>
+      </w:r>
+      <w:r>
+        <w:rPr>
+          <w:rFonts w:ascii="Consolas" w:hAnsi="Consolas"/>
+          <w:sz w:val="24"/>
+        </w:rPr>
+        <w:t>OLLAMA_NUM_PARALLEL</w:t>
+      </w:r>
+      <w:r>
+        <w:t xml:space="preserve"> divides the GPU's fixed token/sec throughput across active sequences. Reducing from 4 to 2 halved throughput per slot but </w:t>
+      </w:r>
+      <w:r>
+        <w:rPr>
+          <w:b/>
+        </w:rPr>
+        <w:t>doubled per-request speed</w:t>
+      </w:r>
+      <w:r>
+        <w:t xml:space="preserve"> — the better trade-off for interactive hotel chat.</w:t>
       </w:r>
     </w:p>
     <w:p>
@@ -11787,7 +13529,7 @@
           </w:tcPr>
           <w:p>
             <w:r>
-              <w:t>total **0.06s**, p95 **20ms**</w:t>
+              <w:t>total 0.06s, p95 20ms</w:t>
             </w:r>
           </w:p>
         </w:tc>
@@ -11809,7 +13551,7 @@
           </w:tcPr>
           <w:p>
             <w:r>
-              <w:t>**50/50** success</w:t>
+              <w:t>50/50 success</w:t>
             </w:r>
           </w:p>
         </w:tc>
@@ -11831,7 +13573,7 @@
           </w:tcPr>
           <w:p>
             <w:r>
-              <w:t>total **0.16s**, all 200</w:t>
+              <w:t>total 0.16s, all 200</w:t>
             </w:r>
           </w:p>
         </w:tc>
@@ -11853,7 +13595,7 @@
           </w:tcPr>
           <w:p>
             <w:r>
-              <w:t>**14.5s** wall time</w:t>
+              <w:t>14.5s wall time</w:t>
             </w:r>
           </w:p>
         </w:tc>
@@ -11875,7 +13617,7 @@
           </w:tcPr>
           <w:p>
             <w:r>
-              <w:t>**19.7s** wall time, 0 failures</w:t>
+              <w:t>19.7s wall time, 0 failures</w:t>
             </w:r>
           </w:p>
         </w:tc>
@@ -12096,13 +13838,39 @@
     </w:p>
     <w:p>
       <w:pPr>
+        <w:spacing w:before="240" w:after="120"/>
         <w:jc w:val="center"/>
       </w:pPr>
+      <w:r>
+        <w:rPr>
+          <w:color w:val="999999"/>
+          <w:sz w:val="16"/>
+        </w:rPr>
+        <w:t>━━━━━━━━━━━━━━━━━━━━━━━━━━━━━━━━━━━━━━━━</w:t>
+        <w:br/>
+      </w:r>
       <w:r>
         <w:rPr>
           <w:i/>
+          <w:sz w:val="22"/>
         </w:rPr>
         <w:t>[Figure 6.1: Cost-accuracy-latency triangle — Local 9B sits at (low cost, 92% accuracy, medium latency). Cloud Qwen3 Max sits at (medium cost, 100% accuracy, variable latency). Each hotel must choose based on traffic volume, budget, and accuracy requirements.]</w:t>
+      </w:r>
+      <w:r>
+        <w:rPr>
+          <w:color w:val="CC0000"/>
+          <w:sz w:val="20"/>
+        </w:rPr>
+        <w:br/>
+        <w:t>[แทรกภาพที่นี่ / Insert diagram here]</w:t>
+      </w:r>
+      <w:r>
+        <w:rPr>
+          <w:color w:val="999999"/>
+          <w:sz w:val="16"/>
+        </w:rPr>
+        <w:br/>
+        <w:t>━━━━━━━━━━━━━━━━━━━━━━━━━━━━━━━━━━━━━━━━</w:t>
       </w:r>
     </w:p>
     <w:tbl>
@@ -12445,7 +14213,13 @@
         <w:pStyle w:val="ListNumber"/>
       </w:pPr>
       <w:r>
-        <w:t>**Complex multi-entity intent parsing** — "3 rooms for 10 people" requires understanding quantities, mapping them to multiple bookings, and routing correctly. The 9B model lacks the reasoning depth to decompose this request without additional prompt engineering.</w:t>
+        <w:rPr>
+          <w:b/>
+        </w:rPr>
+        <w:t>Complex multi-entity intent parsing</w:t>
+      </w:r>
+      <w:r>
+        <w:t xml:space="preserve"> — "3 rooms for 10 people" requires understanding quantities, mapping them to multiple bookings, and routing correctly. The 9B model lacks the reasoning depth to decompose this request without additional prompt engineering.</w:t>
       </w:r>
     </w:p>
     <w:p>
@@ -12453,12 +14227,24 @@
         <w:pStyle w:val="ListNumber"/>
       </w:pPr>
       <w:r>
-        <w:t>**Nuanced keyword variety** — For "thank you", the 9B model responds politely but uses different vocabulary than expected. This is primarily a scoring limitation, not a model one.</w:t>
-      </w:r>
-    </w:p>
-    <w:p>
-      <w:r>
-        <w:t>Recommendation: Use local 9B for the 92% of routine queries and fall back to cloud for complex multi-step operations detected by query complexity analysis.</w:t>
+        <w:rPr>
+          <w:b/>
+        </w:rPr>
+        <w:t>Nuanced keyword variety</w:t>
+      </w:r>
+      <w:r>
+        <w:t xml:space="preserve"> — For "thank you", the 9B model responds politely but uses different vocabulary than expected. This is primarily a scoring limitation, not a model one.</w:t>
+      </w:r>
+    </w:p>
+    <w:p>
+      <w:r>
+        <w:rPr>
+          <w:b/>
+        </w:rPr>
+        <w:t>Recommendation</w:t>
+      </w:r>
+      <w:r>
+        <w:t>: Use local 9B for the 92% of routine queries and fall back to cloud for complex multi-step operations detected by query complexity analysis.</w:t>
       </w:r>
     </w:p>
     <w:p>
@@ -12479,7 +14265,16 @@
     </w:p>
     <w:p>
       <w:r>
-        <w:t>The RAG pipeline achieves 100% accuracy on all 8 knowledge test cases with both models. Key factors:</w:t>
+        <w:t xml:space="preserve">The RAG pipeline achieves </w:t>
+      </w:r>
+      <w:r>
+        <w:rPr>
+          <w:b/>
+        </w:rPr>
+        <w:t>100% accuracy on all 8 knowledge test cases</w:t>
+      </w:r>
+      <w:r>
+        <w:t xml:space="preserve"> with both models. Key factors:</w:t>
       </w:r>
     </w:p>
     <w:p>
@@ -12516,7 +14311,25 @@
     </w:p>
     <w:p>
       <w:r>
-        <w:t>Disabling the CrossEncoder reranker had zero impact on retrieval accuracy but 3.6× reduction in latency. This finding contradicts the general RAG literature recommendation to always rerank — but is explained by the domain characteristics:</w:t>
+        <w:t xml:space="preserve">Disabling the CrossEncoder reranker had </w:t>
+      </w:r>
+      <w:r>
+        <w:rPr>
+          <w:b/>
+        </w:rPr>
+        <w:t>zero impact on retrieval accuracy</w:t>
+      </w:r>
+      <w:r>
+        <w:t xml:space="preserve"> but </w:t>
+      </w:r>
+      <w:r>
+        <w:rPr>
+          <w:b/>
+        </w:rPr>
+        <w:t>3.6× reduction in latency</w:t>
+      </w:r>
+      <w:r>
+        <w:t>. This finding contradicts the general RAG literature recommendation to always rerank — but is explained by the domain characteristics:</w:t>
       </w:r>
     </w:p>
     <w:p>
@@ -12558,7 +14371,16 @@
     </w:p>
     <w:p>
       <w:r>
-        <w:t>The knowledge cache (500 entries, 5-minute TTL) achieves a 76% hit rate during sustained testing. This means 3 out of 4 knowledge queries are served from memory (~1ms) rather than Qdrant (~500ms). The 5-minute TTL ensures that knowledge base updates propagate quickly without admin intervention.</w:t>
+        <w:t xml:space="preserve">The knowledge cache (500 entries, 5-minute TTL) achieves a </w:t>
+      </w:r>
+      <w:r>
+        <w:rPr>
+          <w:b/>
+        </w:rPr>
+        <w:t>76% hit rate</w:t>
+      </w:r>
+      <w:r>
+        <w:t xml:space="preserve"> during sustained testing. This means 3 out of 4 knowledge queries are served from memory (~1ms) rather than Qdrant (~500ms). The 5-minute TTL ensures that knowledge base updates propagate quickly without admin intervention.</w:t>
       </w:r>
     </w:p>
     <w:p>
@@ -12579,13 +14401,39 @@
     </w:p>
     <w:p>
       <w:pPr>
+        <w:spacing w:before="240" w:after="120"/>
         <w:jc w:val="center"/>
       </w:pPr>
+      <w:r>
+        <w:rPr>
+          <w:color w:val="999999"/>
+          <w:sz w:val="16"/>
+        </w:rPr>
+        <w:t>━━━━━━━━━━━━━━━━━━━━━━━━━━━━━━━━━━━━━━━━</w:t>
+        <w:br/>
+      </w:r>
       <w:r>
         <w:rPr>
           <w:i/>
+          <w:sz w:val="22"/>
         </w:rPr>
         <w:t>[Figure 6.2: Orchestrator comparison matrix]</w:t>
+      </w:r>
+      <w:r>
+        <w:rPr>
+          <w:color w:val="CC0000"/>
+          <w:sz w:val="20"/>
+        </w:rPr>
+        <w:br/>
+        <w:t>[แทรกภาพที่นี่ / Insert diagram here]</w:t>
+      </w:r>
+      <w:r>
+        <w:rPr>
+          <w:color w:val="999999"/>
+          <w:sz w:val="16"/>
+        </w:rPr>
+        <w:br/>
+        <w:t>━━━━━━━━━━━━━━━━━━━━━━━━━━━━━━━━━━━━━━━━</w:t>
       </w:r>
     </w:p>
     <w:tbl>
@@ -12909,7 +14757,25 @@
     </w:tbl>
     <w:p>
       <w:r>
-        <w:t>LangGraph was selected for its checkpointed state persistence (conversation memory survives server restarts) and time-travel debugging (admin can rewind and replay conversations from any checkpoint).</w:t>
+        <w:t xml:space="preserve">LangGraph was selected for its </w:t>
+      </w:r>
+      <w:r>
+        <w:rPr>
+          <w:b/>
+        </w:rPr>
+        <w:t>checkpointed state persistence</w:t>
+      </w:r>
+      <w:r>
+        <w:t xml:space="preserve"> (conversation memory survives server restarts) and </w:t>
+      </w:r>
+      <w:r>
+        <w:rPr>
+          <w:b/>
+        </w:rPr>
+        <w:t>time-travel debugging</w:t>
+      </w:r>
+      <w:r>
+        <w:t xml:space="preserve"> (admin can rewind and replay conversations from any checkpoint).</w:t>
       </w:r>
     </w:p>
     <w:p>
@@ -12922,7 +14788,16 @@
     </w:p>
     <w:p>
       <w:r>
-        <w:t>All five scaling primitives (LLM semaphore, session locks, chat rate limiter, stream cap, knowledge cache) are in-memory and per-process. This is appropriate for the single-worker Docker deployment but creates limitations:</w:t>
+        <w:t xml:space="preserve">All five scaling primitives (LLM semaphore, session locks, chat rate limiter, stream cap, knowledge cache) are </w:t>
+      </w:r>
+      <w:r>
+        <w:rPr>
+          <w:b/>
+        </w:rPr>
+        <w:t>in-memory and per-process</w:t>
+      </w:r>
+      <w:r>
+        <w:t>. This is appropriate for the single-worker Docker deployment but creates limitations:</w:t>
       </w:r>
     </w:p>
     <w:p>
@@ -12951,12 +14826,38 @@
     </w:p>
     <w:p>
       <w:r>
-        <w:t>Password-change invalidation is the exception — it persists via the users.password_changed_at database column, making it effective across restarts and workers.</w:t>
-      </w:r>
-    </w:p>
-    <w:p>
-      <w:r>
-        <w:t>For production horizontal scaling, these should be replaced with Redis-backed equivalents (documented in docs/WORKFLOW.md).</w:t>
+        <w:rPr>
+          <w:b/>
+        </w:rPr>
+        <w:t>Password-change invalidation</w:t>
+      </w:r>
+      <w:r>
+        <w:t xml:space="preserve"> is the exception — it persists via the </w:t>
+      </w:r>
+      <w:r>
+        <w:rPr>
+          <w:rFonts w:ascii="Consolas" w:hAnsi="Consolas"/>
+          <w:sz w:val="24"/>
+        </w:rPr>
+        <w:t>users.password_changed_at</w:t>
+      </w:r>
+      <w:r>
+        <w:t xml:space="preserve"> database column, making it effective across restarts and workers.</w:t>
+      </w:r>
+    </w:p>
+    <w:p>
+      <w:r>
+        <w:t xml:space="preserve">For production horizontal scaling, these should be replaced with Redis-backed equivalents (documented in </w:t>
+      </w:r>
+      <w:r>
+        <w:rPr>
+          <w:rFonts w:ascii="Consolas" w:hAnsi="Consolas"/>
+          <w:sz w:val="24"/>
+        </w:rPr>
+        <w:t>docs/WORKFLOW.md</w:t>
+      </w:r>
+      <w:r>
+        <w:t>).</w:t>
       </w:r>
     </w:p>
     <w:p>
@@ -12972,7 +14873,13 @@
         <w:pStyle w:val="ListNumber"/>
       </w:pPr>
       <w:r>
-        <w:t>**No real payment integration** — payment links are mock (UUID tokens with 30-minute expiry). Production would require Stripe or PromptPay integration.</w:t>
+        <w:rPr>
+          <w:b/>
+        </w:rPr>
+        <w:t>No real payment integration</w:t>
+      </w:r>
+      <w:r>
+        <w:t xml:space="preserve"> — payment links are mock (UUID tokens with 30-minute expiry). Production would require Stripe or PromptPay integration.</w:t>
       </w:r>
     </w:p>
     <w:p>
@@ -12980,7 +14887,13 @@
         <w:pStyle w:val="ListNumber"/>
       </w:pPr>
       <w:r>
-        <w:t>**Single-language knowledge base** — documents are bilingual within each file, but the system does not support adding a third language without restructuring the knowledge base.</w:t>
+        <w:rPr>
+          <w:b/>
+        </w:rPr>
+        <w:t>Single-language knowledge base</w:t>
+      </w:r>
+      <w:r>
+        <w:t xml:space="preserve"> — documents are bilingual within each file, but the system does not support adding a third language without restructuring the knowledge base.</w:t>
       </w:r>
     </w:p>
     <w:p>
@@ -12988,7 +14901,13 @@
         <w:pStyle w:val="ListNumber"/>
       </w:pPr>
       <w:r>
-        <w:t>**Single-worker deployment** — in-memory scaling primitives do not coordinate across multiple workers. Horizontal scaling requires Redis migration.</w:t>
+        <w:rPr>
+          <w:b/>
+        </w:rPr>
+        <w:t>Single-worker deployment</w:t>
+      </w:r>
+      <w:r>
+        <w:t xml:space="preserve"> — in-memory scaling primitives do not coordinate across multiple workers. Horizontal scaling requires Redis migration.</w:t>
       </w:r>
     </w:p>
     <w:p>
@@ -12996,7 +14915,13 @@
         <w:pStyle w:val="ListNumber"/>
       </w:pPr>
       <w:r>
-        <w:t>**No voice interface** — text-only interaction. Voice would require Vapi or Twilio integration.</w:t>
+        <w:rPr>
+          <w:b/>
+        </w:rPr>
+        <w:t>No voice interface</w:t>
+      </w:r>
+      <w:r>
+        <w:t xml:space="preserve"> — text-only interaction. Voice would require Vapi or Twilio integration.</w:t>
       </w:r>
     </w:p>
     <w:p>
@@ -13004,7 +14929,13 @@
         <w:pStyle w:val="ListNumber"/>
       </w:pPr>
       <w:r>
-        <w:t>**Single-property** — the system serves one hotel. Multi-property support would require tenant isolation in the database schema.</w:t>
+        <w:rPr>
+          <w:b/>
+        </w:rPr>
+        <w:t>Single-property</w:t>
+      </w:r>
+      <w:r>
+        <w:t xml:space="preserve"> — the system serves one hotel. Multi-property support would require tenant isolation in the database schema.</w:t>
       </w:r>
     </w:p>
     <w:p>
@@ -13012,7 +14943,13 @@
         <w:pStyle w:val="ListNumber"/>
       </w:pPr>
       <w:r>
-        <w:t>**GPU dependency for local model** — the 9B model requires a modern NVIDIA GPU (tested on RTX 5080). CPU-only deployment is impractical at 10+ seconds per token.</w:t>
+        <w:rPr>
+          <w:b/>
+        </w:rPr>
+        <w:t>GPU dependency for local model</w:t>
+      </w:r>
+      <w:r>
+        <w:t xml:space="preserve"> — the 9B model requires a modern NVIDIA GPU (tested on RTX 5080). CPU-only deployment is impractical at 10+ seconds per token.</w:t>
       </w:r>
     </w:p>
     <w:p>
@@ -13049,7 +14986,13 @@
         <w:pStyle w:val="ListNumber"/>
       </w:pPr>
       <w:r>
-        <w:t>**A multi-agent architecture using LangGraph** with four specialized sub-agents (booking, service, knowledge, general conversation) that route guest requests based on intent classification. The LangGraph state machine provides checkpointed conversation memory, tool-calling loops, and time-travel debugging capabilities.</w:t>
+        <w:rPr>
+          <w:b/>
+        </w:rPr>
+        <w:t>A multi-agent architecture using LangGraph</w:t>
+      </w:r>
+      <w:r>
+        <w:t xml:space="preserve"> with four specialized sub-agents (booking, service, knowledge, general conversation) that route guest requests based on intent classification. The LangGraph state machine provides checkpointed conversation memory, tool-calling loops, and time-travel debugging capabilities.</w:t>
       </w:r>
     </w:p>
     <w:p>
@@ -13057,7 +15000,22 @@
         <w:pStyle w:val="ListNumber"/>
       </w:pPr>
       <w:r>
-        <w:t>**A RAG pipeline over hotel knowledge** using Qdrant vector embeddings that achieves 100% accuracy on hotel information queries (8/8 test cases) across both local and cloud models. The finding that **reranking is unnecessary** for well-structured, small-scale knowledge bases (10 documents) contradicts general RAG recommendations and provides practical guidance for similar deployments.</w:t>
+        <w:rPr>
+          <w:b/>
+        </w:rPr>
+        <w:t>A RAG pipeline over hotel knowledge</w:t>
+      </w:r>
+      <w:r>
+        <w:t xml:space="preserve"> using Qdrant vector embeddings that achieves 100% accuracy on hotel information queries (8/8 test cases) across both local and cloud models. The finding that </w:t>
+      </w:r>
+      <w:r>
+        <w:rPr>
+          <w:b/>
+        </w:rPr>
+        <w:t>reranking is unnecessary</w:t>
+      </w:r>
+      <w:r>
+        <w:t xml:space="preserve"> for well-structured, small-scale knowledge bases (10 documents) contradicts general RAG recommendations and provides practical guidance for similar deployments.</w:t>
       </w:r>
     </w:p>
     <w:p>
@@ -13065,7 +15023,13 @@
         <w:pStyle w:val="ListNumber"/>
       </w:pPr>
       <w:r>
-        <w:t>**A production-grade full-stack system** with:</w:t>
+        <w:rPr>
+          <w:b/>
+        </w:rPr>
+        <w:t>A production-grade full-stack system</w:t>
+      </w:r>
+      <w:r>
+        <w:t xml:space="preserve"> with:</w:t>
       </w:r>
     </w:p>
     <w:p>
@@ -13105,7 +15069,31 @@
         <w:pStyle w:val="ListNumber"/>
       </w:pPr>
       <w:r>
-        <w:t>**An empirical comparison of local vs. cloud LLM performance** showing that a 9-billion-parameter model running locally achieves **92% accuracy** (23/25 test cases) compared to **100%** for a cloud-hosted flagship model. The local model handles all routine hotel operations (knowledge Q&amp;A: 100%, booking CRUD: 100%, bilingual: 100%) with failures limited to complex multi-entity requests and keyword-scoring edge cases. Average latency is comparable (9.5s local vs. 8.6s cloud), with the local model providing more predictable tail latency (p95: 18s vs. 38s).</w:t>
+        <w:rPr>
+          <w:b/>
+        </w:rPr>
+        <w:t>An empirical comparison of local vs. cloud LLM performance</w:t>
+      </w:r>
+      <w:r>
+        <w:t xml:space="preserve"> showing that a 9-billion-parameter model running locally achieves </w:t>
+      </w:r>
+      <w:r>
+        <w:rPr>
+          <w:b/>
+        </w:rPr>
+        <w:t>92% accuracy</w:t>
+      </w:r>
+      <w:r>
+        <w:t xml:space="preserve"> (23/25 test cases) compared to </w:t>
+      </w:r>
+      <w:r>
+        <w:rPr>
+          <w:b/>
+        </w:rPr>
+        <w:t>100%</w:t>
+      </w:r>
+      <w:r>
+        <w:t xml:space="preserve"> for a cloud-hosted flagship model. The local model handles all routine hotel operations (knowledge Q&amp;A: 100%, booking CRUD: 100%, bilingual: 100%) with failures limited to complex multi-entity requests and keyword-scoring edge cases. Average latency is comparable (9.5s local vs. 8.6s cloud), with the local model providing more predictable tail latency (p95: 18s vs. 38s).</w:t>
       </w:r>
     </w:p>
     <w:p>
@@ -13113,7 +15101,13 @@
         <w:pStyle w:val="ListNumber"/>
       </w:pPr>
       <w:r>
-        <w:t>**A complete test and evaluation framework** including 25 domain-specific test cases with keyword scoring, language detection, and Cohen's Kappa inter-model agreement — reproducible for future hotel chatbot research.</w:t>
+        <w:rPr>
+          <w:b/>
+        </w:rPr>
+        <w:t>A complete test and evaluation framework</w:t>
+      </w:r>
+      <w:r>
+        <w:t xml:space="preserve"> including 25 domain-specific test cases with keyword scoring, language detection, and Cohen's Kappa inter-model agreement — reproducible for future hotel chatbot research.</w:t>
       </w:r>
     </w:p>
     <w:p>
@@ -13147,7 +15141,27 @@
     </w:p>
     <w:p>
       <w:r>
-        <w:t>Replacing mock payment links with real payment processing (Stripe for international guests, PromptPay for Thai guests) would close the booking loop end-to-end. The existing payment_links table and generate_payment_link tool provide the integration surface.</w:t>
+        <w:t xml:space="preserve">Replacing mock payment links with real payment processing (Stripe for international guests, PromptPay for Thai guests) would close the booking loop end-to-end. The existing </w:t>
+      </w:r>
+      <w:r>
+        <w:rPr>
+          <w:rFonts w:ascii="Consolas" w:hAnsi="Consolas"/>
+          <w:sz w:val="24"/>
+        </w:rPr>
+        <w:t>payment_links</w:t>
+      </w:r>
+      <w:r>
+        <w:t xml:space="preserve"> table and </w:t>
+      </w:r>
+      <w:r>
+        <w:rPr>
+          <w:rFonts w:ascii="Consolas" w:hAnsi="Consolas"/>
+          <w:sz w:val="24"/>
+        </w:rPr>
+        <w:t>generate_payment_link</w:t>
+      </w:r>
+      <w:r>
+        <w:t xml:space="preserve"> tool provide the integration surface.</w:t>
       </w:r>
     </w:p>
     <w:p>
@@ -13212,7 +15226,17 @@
     </w:p>
     <w:p>
       <w:r>
-        <w:t>Implementing continuous evaluation — automatically running the 25-case test suite on a schedule and alerting on accuracy drops — would provide production quality assurance. The eval_model_comparison.py script provides the foundation for this monitoring.</w:t>
+        <w:t xml:space="preserve">Implementing continuous evaluation — automatically running the 25-case test suite on a schedule and alerting on accuracy drops — would provide production quality assurance. The </w:t>
+      </w:r>
+      <w:r>
+        <w:rPr>
+          <w:rFonts w:ascii="Consolas" w:hAnsi="Consolas"/>
+          <w:sz w:val="24"/>
+        </w:rPr>
+        <w:t>eval_model_comparison.py</w:t>
+      </w:r>
+      <w:r>
+        <w:t xml:space="preserve"> script provides the foundation for this monitoring.</w:t>
       </w:r>
     </w:p>
     <w:p>
@@ -13244,7 +15268,13 @@
         <w:pStyle w:val="ListBullet"/>
       </w:pPr>
       <w:r>
-        <w:t>**Local model**: Qwen3.5 Opus 9B (fredrezones55/qwen3.5-opus:9b) on Ollama, RTX 5080 16GB</w:t>
+        <w:rPr>
+          <w:b/>
+        </w:rPr>
+        <w:t>Local model</w:t>
+      </w:r>
+      <w:r>
+        <w:t>: Qwen3.5 Opus 9B (fredrezones55/qwen3.5-opus:9b) on Ollama, RTX 5080 16GB</w:t>
       </w:r>
     </w:p>
     <w:p>
@@ -13252,7 +15282,13 @@
         <w:pStyle w:val="ListBullet"/>
       </w:pPr>
       <w:r>
-        <w:t>**Cloud model**: Qwen3 Max (qwen/qwen3-max) on OpenRouter</w:t>
+        <w:rPr>
+          <w:b/>
+        </w:rPr>
+        <w:t>Cloud model</w:t>
+      </w:r>
+      <w:r>
+        <w:t>: Qwen3 Max (qwen/qwen3-max) on OpenRouter</w:t>
       </w:r>
     </w:p>
     <w:p>
@@ -13260,7 +15296,20 @@
         <w:pStyle w:val="ListBullet"/>
       </w:pPr>
       <w:r>
-        <w:t>**Evaluation script**: `scripts/eval_model_comparison.py`</w:t>
+        <w:rPr>
+          <w:b/>
+        </w:rPr>
+        <w:t>Evaluation script</w:t>
+      </w:r>
+      <w:r>
+        <w:t xml:space="preserve">: </w:t>
+      </w:r>
+      <w:r>
+        <w:rPr>
+          <w:rFonts w:ascii="Consolas" w:hAnsi="Consolas"/>
+          <w:sz w:val="24"/>
+        </w:rPr>
+        <w:t>scripts/eval_model_comparison.py</w:t>
       </w:r>
     </w:p>
     <w:p>
@@ -13268,7 +15317,13 @@
         <w:pStyle w:val="ListBullet"/>
       </w:pPr>
       <w:r>
-        <w:t>**Scoring**: keyword matching (≥50% threshold), language detection, response completeness</w:t>
+        <w:rPr>
+          <w:b/>
+        </w:rPr>
+        <w:t>Scoring</w:t>
+      </w:r>
+      <w:r>
+        <w:t>: keyword matching (≥50% threshold), language detection, response completeness</w:t>
       </w:r>
     </w:p>
     <w:p>
@@ -13281,11 +15336,18 @@
     </w:p>
     <w:p>
       <w:r>
+        <w:rPr>
+          <w:color w:val="CCCCCC"/>
+          <w:sz w:val="16"/>
+        </w:rPr>
         <w:t>──────────────────────────────────────────────────</w:t>
       </w:r>
     </w:p>
     <w:p>
       <w:r>
+        <w:rPr>
+          <w:b/>
+        </w:rPr>
         <w:t>K01 — What time is breakfast? [Both PASS]</w:t>
       </w:r>
     </w:p>
@@ -13347,7 +15409,7 @@
           </w:tcPr>
           <w:p>
             <w:r>
-              <w:t>**Latency**</w:t>
+              <w:t>Latency</w:t>
             </w:r>
           </w:p>
         </w:tc>
@@ -13379,27 +15441,27 @@
           </w:tcPr>
           <w:p>
             <w:r>
-              <w:t>**Response**</w:t>
-            </w:r>
-          </w:p>
-        </w:tc>
-        <w:tc>
-          <w:tcPr>
-            <w:tcW w:type="dxa" w:w="2880"/>
-          </w:tcPr>
-          <w:p>
-            <w:r>
-              <w:t>Breakfast is served daily from **6:30 AM to 10:30 AM** at **The Grand Dining Room**, located on the **1st Floor near the main lobby**. This is complimentary for all in-house guests. The menu features an international buffet with over 50 dishes, plus Thai, Western, and Japanese stations, fresh tropical fruits, bakery items, and beverages.</w:t>
-            </w:r>
-          </w:p>
-        </w:tc>
-        <w:tc>
-          <w:tcPr>
-            <w:tcW w:type="dxa" w:w="2880"/>
-          </w:tcPr>
-          <w:p>
-            <w:r>
-              <w:t>Breakfast is served daily from **6:30 AM to 10:30 AM** at **The Grand Dining Room**, located on the **1st floor near the main lobby**. It is **complimentary for all in-house guests** and features an international buffet with over 50 dishes, including Thai, Western, and Japanese stations, fresh tropical fruits, pastries, and beverages. Vegetarian, vegan, halal, and gluten-free options are available upon request.</w:t>
+              <w:t>Response</w:t>
+            </w:r>
+          </w:p>
+        </w:tc>
+        <w:tc>
+          <w:tcPr>
+            <w:tcW w:type="dxa" w:w="2880"/>
+          </w:tcPr>
+          <w:p>
+            <w:r>
+              <w:t>Breakfast is served daily from 6:30 AM to 10:30 AM at The Grand Dining Room, located on the 1st Floor near the main lobby. This is complimentary for all in-house guests. The menu features an international buffet with over 50 dishes, plus Thai, Western, and Japanese stations, fresh tropical fruits, bakery items, and beverages.</w:t>
+            </w:r>
+          </w:p>
+        </w:tc>
+        <w:tc>
+          <w:tcPr>
+            <w:tcW w:type="dxa" w:w="2880"/>
+          </w:tcPr>
+          <w:p>
+            <w:r>
+              <w:t>Breakfast is served daily from 6:30 AM to 10:30 AM at The Grand Dining Room, located on the 1st floor near the main lobby. It is complimentary for all in-house guests and features an international buffet with over 50 dishes, including Thai, Western, and Japanese stations, fresh tropical fruits, pastries, and beverages. Vegetarian, vegan, halal, and gluten-free options are available upon request.</w:t>
             </w:r>
           </w:p>
         </w:tc>
@@ -13411,7 +15473,7 @@
           </w:tcPr>
           <w:p>
             <w:r>
-              <w:t>**Score**</w:t>
+              <w:t>Score</w:t>
             </w:r>
           </w:p>
         </w:tc>
@@ -13439,11 +15501,18 @@
     </w:tbl>
     <w:p>
       <w:r>
+        <w:rPr>
+          <w:color w:val="CCCCCC"/>
+          <w:sz w:val="16"/>
+        </w:rPr>
         <w:t>──────────────────────────────────────────────────</w:t>
       </w:r>
     </w:p>
     <w:p>
       <w:r>
+        <w:rPr>
+          <w:b/>
+        </w:rPr>
         <w:t>K02 — What is the WiFi password? [Both PASS]</w:t>
       </w:r>
     </w:p>
@@ -13505,7 +15574,7 @@
           </w:tcPr>
           <w:p>
             <w:r>
-              <w:t>**Latency**</w:t>
+              <w:t>Latency</w:t>
             </w:r>
           </w:p>
         </w:tc>
@@ -13537,27 +15606,27 @@
           </w:tcPr>
           <w:p>
             <w:r>
-              <w:t>**Response**</w:t>
-            </w:r>
-          </w:p>
-        </w:tc>
-        <w:tc>
-          <w:tcPr>
-            <w:tcW w:type="dxa" w:w="2880"/>
-          </w:tcPr>
-          <w:p>
-            <w:r>
-              <w:t>**Password:** Welcome2026. **Network:** GrandHorizon_Guest. **Security:** WPA2. Coverage: all guest rooms, lobby, pool deck, restaurants, spa, fitness center. Free for all registered guests.</w:t>
-            </w:r>
-          </w:p>
-        </w:tc>
-        <w:tc>
-          <w:tcPr>
-            <w:tcW w:type="dxa" w:w="2880"/>
-          </w:tcPr>
-          <w:p>
-            <w:r>
-              <w:t>The WiFi password is **GrandHorizon2026**. WiFi is complimentary for all guests and available throughout the hotel. Select network **"GrandHorizon_Guest"** and enter the password.</w:t>
+              <w:t>Response</w:t>
+            </w:r>
+          </w:p>
+        </w:tc>
+        <w:tc>
+          <w:tcPr>
+            <w:tcW w:type="dxa" w:w="2880"/>
+          </w:tcPr>
+          <w:p>
+            <w:r>
+              <w:t>Password: Welcome2026. Network: GrandHorizon_Guest. Security: WPA2. Coverage: all guest rooms, lobby, pool deck, restaurants, spa, fitness center. Free for all registered guests.</w:t>
+            </w:r>
+          </w:p>
+        </w:tc>
+        <w:tc>
+          <w:tcPr>
+            <w:tcW w:type="dxa" w:w="2880"/>
+          </w:tcPr>
+          <w:p>
+            <w:r>
+              <w:t>The WiFi password is GrandHorizon2026. WiFi is complimentary for all guests and available throughout the hotel. Select network "GrandHorizon_Guest" and enter the password.</w:t>
             </w:r>
           </w:p>
         </w:tc>
@@ -13569,7 +15638,7 @@
           </w:tcPr>
           <w:p>
             <w:r>
-              <w:t>**Score**</w:t>
+              <w:t>Score</w:t>
             </w:r>
           </w:p>
         </w:tc>
@@ -13597,11 +15666,18 @@
     </w:tbl>
     <w:p>
       <w:r>
+        <w:rPr>
+          <w:color w:val="CCCCCC"/>
+          <w:sz w:val="16"/>
+        </w:rPr>
         <w:t>──────────────────────────────────────────────────</w:t>
       </w:r>
     </w:p>
     <w:p>
       <w:r>
+        <w:rPr>
+          <w:b/>
+        </w:rPr>
         <w:t>K03 — สระว่ายน้ำเปิดกี่โมง (Pool hours?) [Both PASS]</w:t>
       </w:r>
     </w:p>
@@ -13663,7 +15739,7 @@
           </w:tcPr>
           <w:p>
             <w:r>
-              <w:t>**Latency**</w:t>
+              <w:t>Latency</w:t>
             </w:r>
           </w:p>
         </w:tc>
@@ -13695,27 +15771,27 @@
           </w:tcPr>
           <w:p>
             <w:r>
-              <w:t>**Response**</w:t>
-            </w:r>
-          </w:p>
-        </w:tc>
-        <w:tc>
-          <w:tcPr>
-            <w:tcW w:type="dxa" w:w="2880"/>
-          </w:tcPr>
-          <w:p>
-            <w:r>
-              <w:t>สระว่ายน้ำเปิดให้บริการ **06:00 - 21:00 น. ทุกวัน** ตั้งอยู่ที่ **ดาดฟ้าชั้น 5** เป็นสระอินฟินิตี้น้ำอุ่นขนาด 25 x 10 เมตร มีสระเด็กแยก อุณหภูมิน้ำ 28-30°C ผ้าเช็ดตัวฟรี เก้าอี้อาบแดดและร่ม</w:t>
-            </w:r>
-          </w:p>
-        </w:tc>
-        <w:tc>
-          <w:tcPr>
-            <w:tcW w:type="dxa" w:w="2880"/>
-          </w:tcPr>
-          <w:p>
-            <w:r>
-              <w:t>สระว่ายน้ำเปิดให้บริการทุกวันตั้งแต่ **06:00 น. ถึง 21:00 น.** ตั้งอยู่ที่ **ดาดฟ้าชั้น 5** เป็นสระอินฟินิตี้น้ำอุ่น 25 x 10 เมตร มีสระเด็กแยก</w:t>
+              <w:t>Response</w:t>
+            </w:r>
+          </w:p>
+        </w:tc>
+        <w:tc>
+          <w:tcPr>
+            <w:tcW w:type="dxa" w:w="2880"/>
+          </w:tcPr>
+          <w:p>
+            <w:r>
+              <w:t>สระว่ายน้ำเปิดให้บริการ 06:00 - 21:00 น. ทุกวัน ตั้งอยู่ที่ ดาดฟ้าชั้น 5 เป็นสระอินฟินิตี้น้ำอุ่นขนาด 25 x 10 เมตร มีสระเด็กแยก อุณหภูมิน้ำ 28-30°C ผ้าเช็ดตัวฟรี เก้าอี้อาบแดดและร่ม</w:t>
+            </w:r>
+          </w:p>
+        </w:tc>
+        <w:tc>
+          <w:tcPr>
+            <w:tcW w:type="dxa" w:w="2880"/>
+          </w:tcPr>
+          <w:p>
+            <w:r>
+              <w:t>สระว่ายน้ำเปิดให้บริการทุกวันตั้งแต่ 06:00 น. ถึง 21:00 น. ตั้งอยู่ที่ ดาดฟ้าชั้น 5 เป็นสระอินฟินิตี้น้ำอุ่น 25 x 10 เมตร มีสระเด็กแยก</w:t>
             </w:r>
           </w:p>
         </w:tc>
@@ -13727,7 +15803,7 @@
           </w:tcPr>
           <w:p>
             <w:r>
-              <w:t>**Score**</w:t>
+              <w:t>Score</w:t>
             </w:r>
           </w:p>
         </w:tc>
@@ -13755,11 +15831,18 @@
     </w:tbl>
     <w:p>
       <w:r>
+        <w:rPr>
+          <w:color w:val="CCCCCC"/>
+          <w:sz w:val="16"/>
+        </w:rPr>
         <w:t>──────────────────────────────────────────────────</w:t>
       </w:r>
     </w:p>
     <w:p>
       <w:r>
+        <w:rPr>
+          <w:b/>
+        </w:rPr>
         <w:t>K04 — Do you allow pets? [Both PASS]</w:t>
       </w:r>
     </w:p>
@@ -13821,7 +15904,7 @@
           </w:tcPr>
           <w:p>
             <w:r>
-              <w:t>**Latency**</w:t>
+              <w:t>Latency</w:t>
             </w:r>
           </w:p>
         </w:tc>
@@ -13853,27 +15936,27 @@
           </w:tcPr>
           <w:p>
             <w:r>
-              <w:t>**Response**</w:t>
-            </w:r>
-          </w:p>
-        </w:tc>
-        <w:tc>
-          <w:tcPr>
-            <w:tcW w:type="dxa" w:w="2880"/>
-          </w:tcPr>
-          <w:p>
-            <w:r>
-              <w:t>Yes! Small pets only (under **5 kg** / 11 lbs). Pet fee: **500 THB**/night. Deposit: 2,000 THB (refundable). Pets must be leashed, not allowed in restaurants/spa/pool/fitness.</w:t>
-            </w:r>
-          </w:p>
-        </w:tc>
-        <w:tc>
-          <w:tcPr>
-            <w:tcW w:type="dxa" w:w="2880"/>
-          </w:tcPr>
-          <w:p>
-            <w:r>
-              <w:t>Yes, small pets under **5 kg**. Fee: **500 THB**/night. Deposit: 2,000 THB refundable. Must be leashed in public areas. Not permitted in restaurants, spa, pool, or fitness center.</w:t>
+              <w:t>Response</w:t>
+            </w:r>
+          </w:p>
+        </w:tc>
+        <w:tc>
+          <w:tcPr>
+            <w:tcW w:type="dxa" w:w="2880"/>
+          </w:tcPr>
+          <w:p>
+            <w:r>
+              <w:t>Yes! Small pets only (under 5 kg / 11 lbs). Pet fee: 500 THB/night. Deposit: 2,000 THB (refundable). Pets must be leashed, not allowed in restaurants/spa/pool/fitness.</w:t>
+            </w:r>
+          </w:p>
+        </w:tc>
+        <w:tc>
+          <w:tcPr>
+            <w:tcW w:type="dxa" w:w="2880"/>
+          </w:tcPr>
+          <w:p>
+            <w:r>
+              <w:t>Yes, small pets under 5 kg. Fee: 500 THB/night. Deposit: 2,000 THB refundable. Must be leashed in public areas. Not permitted in restaurants, spa, pool, or fitness center.</w:t>
             </w:r>
           </w:p>
         </w:tc>
@@ -13885,7 +15968,7 @@
           </w:tcPr>
           <w:p>
             <w:r>
-              <w:t>**Score**</w:t>
+              <w:t>Score</w:t>
             </w:r>
           </w:p>
         </w:tc>
@@ -13913,11 +15996,18 @@
     </w:tbl>
     <w:p>
       <w:r>
+        <w:rPr>
+          <w:color w:val="CCCCCC"/>
+          <w:sz w:val="16"/>
+        </w:rPr>
         <w:t>──────────────────────────────────────────────────</w:t>
       </w:r>
     </w:p>
     <w:p>
       <w:r>
+        <w:rPr>
+          <w:b/>
+        </w:rPr>
         <w:t>K05 — Cancellation policy? [Both PASS]</w:t>
       </w:r>
     </w:p>
@@ -13979,7 +16069,7 @@
           </w:tcPr>
           <w:p>
             <w:r>
-              <w:t>**Latency**</w:t>
+              <w:t>Latency</w:t>
             </w:r>
           </w:p>
         </w:tc>
@@ -14011,27 +16101,27 @@
           </w:tcPr>
           <w:p>
             <w:r>
-              <w:t>**Response**</w:t>
-            </w:r>
-          </w:p>
-        </w:tc>
-        <w:tc>
-          <w:tcPr>
-            <w:tcW w:type="dxa" w:w="2880"/>
-          </w:tcPr>
-          <w:p>
-            <w:r>
-              <w:t>Free cancellation: more than **48 hours** before check-in. Within 48 hours: 1 night charge. No-show: full stay charge. Early departure: no refund. Cancel via website, +66 2 123 4567, or email.</w:t>
-            </w:r>
-          </w:p>
-        </w:tc>
-        <w:tc>
-          <w:tcPr>
-            <w:tcW w:type="dxa" w:w="2880"/>
-          </w:tcPr>
-          <w:p>
-            <w:r>
-              <w:t>Free cancellation: more than **48 hours** before check-in. Within 48 hours: 1 night charge. No-show: full stay charge. Early departure: no refund. Cancel online, by calling +66 2 123 4567, or emailing reservations@grandparadise.com.</w:t>
+              <w:t>Response</w:t>
+            </w:r>
+          </w:p>
+        </w:tc>
+        <w:tc>
+          <w:tcPr>
+            <w:tcW w:type="dxa" w:w="2880"/>
+          </w:tcPr>
+          <w:p>
+            <w:r>
+              <w:t>Free cancellation: more than 48 hours before check-in. Within 48 hours: 1 night charge. No-show: full stay charge. Early departure: no refund. Cancel via website, +66 2 123 4567, or email.</w:t>
+            </w:r>
+          </w:p>
+        </w:tc>
+        <w:tc>
+          <w:tcPr>
+            <w:tcW w:type="dxa" w:w="2880"/>
+          </w:tcPr>
+          <w:p>
+            <w:r>
+              <w:t>Free cancellation: more than 48 hours before check-in. Within 48 hours: 1 night charge. No-show: full stay charge. Early departure: no refund. Cancel online, by calling +66 2 123 4567, or emailing reservations@grandparadise.com.</w:t>
             </w:r>
           </w:p>
         </w:tc>
@@ -14043,7 +16133,7 @@
           </w:tcPr>
           <w:p>
             <w:r>
-              <w:t>**Score**</w:t>
+              <w:t>Score</w:t>
             </w:r>
           </w:p>
         </w:tc>
@@ -14071,11 +16161,18 @@
     </w:tbl>
     <w:p>
       <w:r>
+        <w:rPr>
+          <w:color w:val="CCCCCC"/>
+          <w:sz w:val="16"/>
+        </w:rPr>
         <w:t>──────────────────────────────────────────────────</w:t>
       </w:r>
     </w:p>
     <w:p>
       <w:r>
+        <w:rPr>
+          <w:b/>
+        </w:rPr>
         <w:t>K06 — Spa location and treatments? [Both PASS]</w:t>
       </w:r>
     </w:p>
@@ -14137,7 +16234,7 @@
           </w:tcPr>
           <w:p>
             <w:r>
-              <w:t>**Latency**</w:t>
+              <w:t>Latency</w:t>
             </w:r>
           </w:p>
         </w:tc>
@@ -14169,27 +16266,27 @@
           </w:tcPr>
           <w:p>
             <w:r>
-              <w:t>**Response**</w:t>
-            </w:r>
-          </w:p>
-        </w:tc>
-        <w:tc>
-          <w:tcPr>
-            <w:tcW w:type="dxa" w:w="2880"/>
-          </w:tcPr>
-          <w:p>
-            <w:r>
-              <w:t>**Serenity Spa, 3rd Floor**. Hours: 10AM–10PM (last booking 8:30PM). Thai Traditional **Massage**: 60min 1,500 THB / 90min 2,000 THB. Aromatherapy: 60min 1,800 THB. Deep Tissue: 60min 2,000 THB. Royal Thai Experience package: 3 hours, 5,500 THB.</w:t>
-            </w:r>
-          </w:p>
-        </w:tc>
-        <w:tc>
-          <w:tcPr>
-            <w:tcW w:type="dxa" w:w="2880"/>
-          </w:tcPr>
-          <w:p>
-            <w:r>
-              <w:t>**Serenity Spa, 3rd Floor**. Hours: 10AM–10PM (last booking 8:30PM). Thai Traditional **Massage**: 1,500–2,500 THB. Aromatherapy: 1,800–2,500 THB. Deep Tissue: 2,000–2,800 THB. Foot Reflexology: 900–1,200 THB. Royal Thai Experience: 3 hours, 5,500 THB.</w:t>
+              <w:t>Response</w:t>
+            </w:r>
+          </w:p>
+        </w:tc>
+        <w:tc>
+          <w:tcPr>
+            <w:tcW w:type="dxa" w:w="2880"/>
+          </w:tcPr>
+          <w:p>
+            <w:r>
+              <w:t>Serenity Spa, 3rd Floor. Hours: 10AM–10PM (last booking 8:30PM). Thai Traditional Massage: 60min 1,500 THB / 90min 2,000 THB. Aromatherapy: 60min 1,800 THB. Deep Tissue: 60min 2,000 THB. Royal Thai Experience package: 3 hours, 5,500 THB.</w:t>
+            </w:r>
+          </w:p>
+        </w:tc>
+        <w:tc>
+          <w:tcPr>
+            <w:tcW w:type="dxa" w:w="2880"/>
+          </w:tcPr>
+          <w:p>
+            <w:r>
+              <w:t>Serenity Spa, 3rd Floor. Hours: 10AM–10PM (last booking 8:30PM). Thai Traditional Massage: 1,500–2,500 THB. Aromatherapy: 1,800–2,500 THB. Deep Tissue: 2,000–2,800 THB. Foot Reflexology: 900–1,200 THB. Royal Thai Experience: 3 hours, 5,500 THB.</w:t>
             </w:r>
           </w:p>
         </w:tc>
@@ -14201,7 +16298,7 @@
           </w:tcPr>
           <w:p>
             <w:r>
-              <w:t>**Score**</w:t>
+              <w:t>Score</w:t>
             </w:r>
           </w:p>
         </w:tc>
@@ -14229,11 +16326,18 @@
     </w:tbl>
     <w:p>
       <w:r>
+        <w:rPr>
+          <w:color w:val="CCCCCC"/>
+          <w:sz w:val="16"/>
+        </w:rPr>
         <w:t>──────────────────────────────────────────────────</w:t>
       </w:r>
     </w:p>
     <w:p>
       <w:r>
+        <w:rPr>
+          <w:b/>
+        </w:rPr>
         <w:t>K07 — Check-in/check-out times? [Both PASS]</w:t>
       </w:r>
     </w:p>
@@ -14295,7 +16399,7 @@
           </w:tcPr>
           <w:p>
             <w:r>
-              <w:t>**Latency**</w:t>
+              <w:t>Latency</w:t>
             </w:r>
           </w:p>
         </w:tc>
@@ -14327,27 +16431,27 @@
           </w:tcPr>
           <w:p>
             <w:r>
-              <w:t>**Response**</w:t>
-            </w:r>
-          </w:p>
-        </w:tc>
-        <w:tc>
-          <w:tcPr>
-            <w:tcW w:type="dxa" w:w="2880"/>
-          </w:tcPr>
-          <w:p>
-            <w:r>
-              <w:t>Check-in: **2:00 PM (14:00)**. Early check-in free if available. Check-out: **12:00 PM (noon)**. Late check-out: 500 THB/hour until 6PM. Luggage storage free. Express check-out available.</w:t>
-            </w:r>
-          </w:p>
-        </w:tc>
-        <w:tc>
-          <w:tcPr>
-            <w:tcW w:type="dxa" w:w="2880"/>
-          </w:tcPr>
-          <w:p>
-            <w:r>
-              <w:t>Check-in: **2:00 PM (14:00)**. Check-out: **12:00 PM (noon)**. Early check-in free if rooms ready. Late check-out 500 THB/hour until 6PM. Free luggage storage.</w:t>
+              <w:t>Response</w:t>
+            </w:r>
+          </w:p>
+        </w:tc>
+        <w:tc>
+          <w:tcPr>
+            <w:tcW w:type="dxa" w:w="2880"/>
+          </w:tcPr>
+          <w:p>
+            <w:r>
+              <w:t>Check-in: 2:00 PM (14:00). Early check-in free if available. Check-out: 12:00 PM (noon). Late check-out: 500 THB/hour until 6PM. Luggage storage free. Express check-out available.</w:t>
+            </w:r>
+          </w:p>
+        </w:tc>
+        <w:tc>
+          <w:tcPr>
+            <w:tcW w:type="dxa" w:w="2880"/>
+          </w:tcPr>
+          <w:p>
+            <w:r>
+              <w:t>Check-in: 2:00 PM (14:00). Check-out: 12:00 PM (noon). Early check-in free if rooms ready. Late check-out 500 THB/hour until 6PM. Free luggage storage.</w:t>
             </w:r>
           </w:p>
         </w:tc>
@@ -14359,7 +16463,7 @@
           </w:tcPr>
           <w:p>
             <w:r>
-              <w:t>**Score**</w:t>
+              <w:t>Score</w:t>
             </w:r>
           </w:p>
         </w:tc>
@@ -14387,11 +16491,18 @@
     </w:tbl>
     <w:p>
       <w:r>
+        <w:rPr>
+          <w:color w:val="CCCCCC"/>
+          <w:sz w:val="16"/>
+        </w:rPr>
         <w:t>──────────────────────────────────────────────────</w:t>
       </w:r>
     </w:p>
     <w:p>
       <w:r>
+        <w:rPr>
+          <w:b/>
+        </w:rPr>
         <w:t>K08 — มีบริการรถรับส่งสนามบินไหม (Airport transfer?) [Both PASS]</w:t>
       </w:r>
     </w:p>
@@ -14453,7 +16564,7 @@
           </w:tcPr>
           <w:p>
             <w:r>
-              <w:t>**Latency**</w:t>
+              <w:t>Latency</w:t>
             </w:r>
           </w:p>
         </w:tc>
@@ -14485,27 +16596,27 @@
           </w:tcPr>
           <w:p>
             <w:r>
-              <w:t>**Response**</w:t>
-            </w:r>
-          </w:p>
-        </w:tc>
-        <w:tc>
-          <w:tcPr>
-            <w:tcW w:type="dxa" w:w="2880"/>
-          </w:tcPr>
-          <w:p>
-            <w:r>
-              <w:t>มีค่ะ! **สุวรรณภูมิ**: Private Sedan 1,500 บาท, Luxury 2,500 บาท, Van 2,500 บาท. **ดอนเมือง**: Sedan 1,200 บาท, Van 2,000 บาท. จองล่วงหน้า 24 ชม.</w:t>
-            </w:r>
-          </w:p>
-        </w:tc>
-        <w:tc>
-          <w:tcPr>
-            <w:tcW w:type="dxa" w:w="2880"/>
-          </w:tcPr>
-          <w:p>
-            <w:r>
-              <w:t>มีค่ะ! **สุวรรณภูมิ**: Sedan 1,500 บาท (3 คน), Luxury 2,500 บาท, Van 2,500 บาท. **ดอนเมือง**: Sedan 1,200 บาท, Van 2,000 บาท. จองล่วงหน้า 24 ชม.</w:t>
+              <w:t>Response</w:t>
+            </w:r>
+          </w:p>
+        </w:tc>
+        <w:tc>
+          <w:tcPr>
+            <w:tcW w:type="dxa" w:w="2880"/>
+          </w:tcPr>
+          <w:p>
+            <w:r>
+              <w:t>มีค่ะ! สุวรรณภูมิ: Private Sedan 1,500 บาท, Luxury 2,500 บาท, Van 2,500 บาท. ดอนเมือง: Sedan 1,200 บาท, Van 2,000 บาท. จองล่วงหน้า 24 ชม.</w:t>
+            </w:r>
+          </w:p>
+        </w:tc>
+        <w:tc>
+          <w:tcPr>
+            <w:tcW w:type="dxa" w:w="2880"/>
+          </w:tcPr>
+          <w:p>
+            <w:r>
+              <w:t>มีค่ะ! สุวรรณภูมิ: Sedan 1,500 บาท (3 คน), Luxury 2,500 บาท, Van 2,500 บาท. ดอนเมือง: Sedan 1,200 บาท, Van 2,000 บาท. จองล่วงหน้า 24 ชม.</w:t>
             </w:r>
           </w:p>
         </w:tc>
@@ -14517,7 +16628,7 @@
           </w:tcPr>
           <w:p>
             <w:r>
-              <w:t>**Score**</w:t>
+              <w:t>Score</w:t>
             </w:r>
           </w:p>
         </w:tc>
@@ -14553,11 +16664,18 @@
     </w:p>
     <w:p>
       <w:r>
+        <w:rPr>
+          <w:color w:val="CCCCCC"/>
+          <w:sz w:val="16"/>
+        </w:rPr>
         <w:t>──────────────────────────────────────────────────</w:t>
       </w:r>
     </w:p>
     <w:p>
       <w:r>
+        <w:rPr>
+          <w:b/>
+        </w:rPr>
         <w:t>B01 — Room available next Monday? [Both PASS]</w:t>
       </w:r>
     </w:p>
@@ -14619,7 +16737,7 @@
           </w:tcPr>
           <w:p>
             <w:r>
-              <w:t>**Latency**</w:t>
+              <w:t>Latency</w:t>
             </w:r>
           </w:p>
         </w:tc>
@@ -14651,7 +16769,7 @@
           </w:tcPr>
           <w:p>
             <w:r>
-              <w:t>**Response**</w:t>
+              <w:t>Response</w:t>
             </w:r>
           </w:p>
         </w:tc>
@@ -14683,7 +16801,7 @@
           </w:tcPr>
           <w:p>
             <w:r>
-              <w:t>**Score**</w:t>
+              <w:t>Score</w:t>
             </w:r>
           </w:p>
         </w:tc>
@@ -14711,11 +16829,18 @@
     </w:tbl>
     <w:p>
       <w:r>
+        <w:rPr>
+          <w:color w:val="CCCCCC"/>
+          <w:sz w:val="16"/>
+        </w:rPr>
         <w:t>──────────────────────────────────────────────────</w:t>
       </w:r>
     </w:p>
     <w:p>
       <w:r>
+        <w:rPr>
+          <w:b/>
+        </w:rPr>
         <w:t>B02 — Deluxe room price? [Both PASS]</w:t>
       </w:r>
     </w:p>
@@ -14777,7 +16902,7 @@
           </w:tcPr>
           <w:p>
             <w:r>
-              <w:t>**Latency**</w:t>
+              <w:t>Latency</w:t>
             </w:r>
           </w:p>
         </w:tc>
@@ -14809,27 +16934,27 @@
           </w:tcPr>
           <w:p>
             <w:r>
-              <w:t>**Response**</w:t>
-            </w:r>
-          </w:p>
-        </w:tc>
-        <w:tc>
-          <w:tcPr>
-            <w:tcW w:type="dxa" w:w="2880"/>
-          </w:tcPr>
-          <w:p>
-            <w:r>
-              <w:t>**4,500 THB/night**. 45 sqm, 1 King bed, max 2+1, city view, minibar, free WiFi, breakfast included.</w:t>
-            </w:r>
-          </w:p>
-        </w:tc>
-        <w:tc>
-          <w:tcPr>
-            <w:tcW w:type="dxa" w:w="2880"/>
-          </w:tcPr>
-          <w:p>
-            <w:r>
-              <w:t>**3,500 THB/night**. 35 sqm, max 3 adults, breakfast + WiFi + minibar included.</w:t>
+              <w:t>Response</w:t>
+            </w:r>
+          </w:p>
+        </w:tc>
+        <w:tc>
+          <w:tcPr>
+            <w:tcW w:type="dxa" w:w="2880"/>
+          </w:tcPr>
+          <w:p>
+            <w:r>
+              <w:t>4,500 THB/night. 45 sqm, 1 King bed, max 2+1, city view, minibar, free WiFi, breakfast included.</w:t>
+            </w:r>
+          </w:p>
+        </w:tc>
+        <w:tc>
+          <w:tcPr>
+            <w:tcW w:type="dxa" w:w="2880"/>
+          </w:tcPr>
+          <w:p>
+            <w:r>
+              <w:t>3,500 THB/night. 35 sqm, max 3 adults, breakfast + WiFi + minibar included.</w:t>
             </w:r>
           </w:p>
         </w:tc>
@@ -14841,7 +16966,7 @@
           </w:tcPr>
           <w:p>
             <w:r>
-              <w:t>**Score**</w:t>
+              <w:t>Score</w:t>
             </w:r>
           </w:p>
         </w:tc>
@@ -14869,11 +16994,18 @@
     </w:tbl>
     <w:p>
       <w:r>
+        <w:rPr>
+          <w:color w:val="CCCCCC"/>
+          <w:sz w:val="16"/>
+        </w:rPr>
         <w:t>──────────────────────────────────────────────────</w:t>
       </w:r>
     </w:p>
     <w:p>
       <w:r>
+        <w:rPr>
+          <w:b/>
+        </w:rPr>
         <w:t>B03 — Cancel booking HTL260405001 [Both PASS]</w:t>
       </w:r>
     </w:p>
@@ -14935,7 +17067,7 @@
           </w:tcPr>
           <w:p>
             <w:r>
-              <w:t>**Latency**</w:t>
+              <w:t>Latency</w:t>
             </w:r>
           </w:p>
         </w:tc>
@@ -14967,7 +17099,7 @@
           </w:tcPr>
           <w:p>
             <w:r>
-              <w:t>**Response**</w:t>
+              <w:t>Response</w:t>
             </w:r>
           </w:p>
         </w:tc>
@@ -14999,7 +17131,7 @@
           </w:tcPr>
           <w:p>
             <w:r>
-              <w:t>**Score**</w:t>
+              <w:t>Score</w:t>
             </w:r>
           </w:p>
         </w:tc>
@@ -15027,11 +17159,18 @@
     </w:tbl>
     <w:p>
       <w:r>
+        <w:rPr>
+          <w:color w:val="CCCCCC"/>
+          <w:sz w:val="16"/>
+        </w:rPr>
         <w:t>──────────────────────────────────────────────────</w:t>
       </w:r>
     </w:p>
     <w:p>
       <w:r>
+        <w:rPr>
+          <w:b/>
+        </w:rPr>
         <w:t>B04 — มีห้องว่างวันที่ 15-17 เดือนหน้าไหม [Both PASS]</w:t>
       </w:r>
     </w:p>
@@ -15093,7 +17232,7 @@
           </w:tcPr>
           <w:p>
             <w:r>
-              <w:t>**Latency**</w:t>
+              <w:t>Latency</w:t>
             </w:r>
           </w:p>
         </w:tc>
@@ -15125,7 +17264,7 @@
           </w:tcPr>
           <w:p>
             <w:r>
-              <w:t>**Response**</w:t>
+              <w:t>Response</w:t>
             </w:r>
           </w:p>
         </w:tc>
@@ -15157,7 +17296,7 @@
           </w:tcPr>
           <w:p>
             <w:r>
-              <w:t>**Score**</w:t>
+              <w:t>Score</w:t>
             </w:r>
           </w:p>
         </w:tc>
@@ -15185,11 +17324,18 @@
     </w:tbl>
     <w:p>
       <w:r>
+        <w:rPr>
+          <w:color w:val="CCCCCC"/>
+          <w:sz w:val="16"/>
+        </w:rPr>
         <w:t>──────────────────────────────────────────────────</w:t>
       </w:r>
     </w:p>
     <w:p>
       <w:r>
+        <w:rPr>
+          <w:b/>
+        </w:rPr>
         <w:t>B05 — Book Standard, tomorrow, 2 nights, test@example.com [Both PASS]</w:t>
       </w:r>
     </w:p>
@@ -15251,7 +17397,7 @@
           </w:tcPr>
           <w:p>
             <w:r>
-              <w:t>**Latency**</w:t>
+              <w:t>Latency</w:t>
             </w:r>
           </w:p>
         </w:tc>
@@ -15283,27 +17429,27 @@
           </w:tcPr>
           <w:p>
             <w:r>
-              <w:t>**Response**</w:t>
-            </w:r>
-          </w:p>
-        </w:tc>
-        <w:tc>
-          <w:tcPr>
-            <w:tcW w:type="dxa" w:w="2880"/>
-          </w:tcPr>
-          <w:p>
-            <w:r>
-              <w:t>✅ Confirmed! HTL2604060308, Room 102 (Standard), April 7–9. **3,250 THB/night** (same-day +30% surcharge). Total: 6,500 THB.</w:t>
-            </w:r>
-          </w:p>
-        </w:tc>
-        <w:tc>
-          <w:tcPr>
-            <w:tcW w:type="dxa" w:w="2880"/>
-          </w:tcPr>
-          <w:p>
-            <w:r>
-              <w:t>✅ Confirmed! HTL2604060309, Room 105 (Standard, Mountain View). **3,250 THB/night** (same-day surcharge). Total: 6,500 THB. Also offers Deluxe upgrade + payment link.</w:t>
+              <w:t>Response</w:t>
+            </w:r>
+          </w:p>
+        </w:tc>
+        <w:tc>
+          <w:tcPr>
+            <w:tcW w:type="dxa" w:w="2880"/>
+          </w:tcPr>
+          <w:p>
+            <w:r>
+              <w:t>✅ Confirmed! HTL2604060308, Room 102 (Standard), April 7–9. 3,250 THB/night (same-day +30% surcharge). Total: 6,500 THB.</w:t>
+            </w:r>
+          </w:p>
+        </w:tc>
+        <w:tc>
+          <w:tcPr>
+            <w:tcW w:type="dxa" w:w="2880"/>
+          </w:tcPr>
+          <w:p>
+            <w:r>
+              <w:t>✅ Confirmed! HTL2604060309, Room 105 (Standard, Mountain View). 3,250 THB/night (same-day surcharge). Total: 6,500 THB. Also offers Deluxe upgrade + payment link.</w:t>
             </w:r>
           </w:p>
         </w:tc>
@@ -15315,7 +17461,7 @@
           </w:tcPr>
           <w:p>
             <w:r>
-              <w:t>**Score**</w:t>
+              <w:t>Score</w:t>
             </w:r>
           </w:p>
         </w:tc>
@@ -15343,11 +17489,18 @@
     </w:tbl>
     <w:p>
       <w:r>
+        <w:rPr>
+          <w:color w:val="CCCCCC"/>
+          <w:sz w:val="16"/>
+        </w:rPr>
         <w:t>──────────────────────────────────────────────────</w:t>
       </w:r>
     </w:p>
     <w:p>
       <w:r>
+        <w:rPr>
+          <w:b/>
+        </w:rPr>
         <w:t>B06 — Check booking by email john@hotel.com [Both PASS]</w:t>
       </w:r>
     </w:p>
@@ -15409,7 +17562,7 @@
           </w:tcPr>
           <w:p>
             <w:r>
-              <w:t>**Latency**</w:t>
+              <w:t>Latency</w:t>
             </w:r>
           </w:p>
         </w:tc>
@@ -15441,7 +17594,7 @@
           </w:tcPr>
           <w:p>
             <w:r>
-              <w:t>**Response**</w:t>
+              <w:t>Response</w:t>
             </w:r>
           </w:p>
         </w:tc>
@@ -15473,7 +17626,7 @@
           </w:tcPr>
           <w:p>
             <w:r>
-              <w:t>**Score**</w:t>
+              <w:t>Score</w:t>
             </w:r>
           </w:p>
         </w:tc>
@@ -15509,11 +17662,18 @@
     </w:p>
     <w:p>
       <w:r>
+        <w:rPr>
+          <w:color w:val="CCCCCC"/>
+          <w:sz w:val="16"/>
+        </w:rPr>
         <w:t>──────────────────────────────────────────────────</w:t>
       </w:r>
     </w:p>
     <w:p>
       <w:r>
+        <w:rPr>
+          <w:b/>
+        </w:rPr>
         <w:t>G01 — Hello! [Both PASS]</w:t>
       </w:r>
     </w:p>
@@ -15575,7 +17735,7 @@
           </w:tcPr>
           <w:p>
             <w:r>
-              <w:t>**Latency**</w:t>
+              <w:t>Latency</w:t>
             </w:r>
           </w:p>
         </w:tc>
@@ -15607,7 +17767,7 @@
           </w:tcPr>
           <w:p>
             <w:r>
-              <w:t>**Response**</w:t>
+              <w:t>Response</w:t>
             </w:r>
           </w:p>
         </w:tc>
@@ -15635,11 +17795,18 @@
     </w:tbl>
     <w:p>
       <w:r>
+        <w:rPr>
+          <w:color w:val="CCCCCC"/>
+          <w:sz w:val="16"/>
+        </w:rPr>
         <w:t>──────────────────────────────────────────────────</w:t>
       </w:r>
     </w:p>
     <w:p>
       <w:r>
+        <w:rPr>
+          <w:b/>
+        </w:rPr>
         <w:t>G02 — สวัสดีครับ [Both PASS]</w:t>
       </w:r>
     </w:p>
@@ -15701,7 +17868,7 @@
           </w:tcPr>
           <w:p>
             <w:r>
-              <w:t>**Latency**</w:t>
+              <w:t>Latency</w:t>
             </w:r>
           </w:p>
         </w:tc>
@@ -15733,7 +17900,7 @@
           </w:tcPr>
           <w:p>
             <w:r>
-              <w:t>**Response**</w:t>
+              <w:t>Response</w:t>
             </w:r>
           </w:p>
         </w:tc>
@@ -15761,11 +17928,18 @@
     </w:tbl>
     <w:p>
       <w:r>
+        <w:rPr>
+          <w:color w:val="CCCCCC"/>
+          <w:sz w:val="16"/>
+        </w:rPr>
         <w:t>──────────────────────────────────────────────────</w:t>
       </w:r>
     </w:p>
     <w:p>
       <w:r>
+        <w:rPr>
+          <w:b/>
+        </w:rPr>
         <w:t>G03 — Thank you! [Local FAIL / Cloud PASS]</w:t>
       </w:r>
     </w:p>
@@ -15827,7 +18001,7 @@
           </w:tcPr>
           <w:p>
             <w:r>
-              <w:t>**Latency**</w:t>
+              <w:t>Latency</w:t>
             </w:r>
           </w:p>
         </w:tc>
@@ -15859,7 +18033,7 @@
           </w:tcPr>
           <w:p>
             <w:r>
-              <w:t>**Response**</w:t>
+              <w:t>Response</w:t>
             </w:r>
           </w:p>
         </w:tc>
@@ -15891,27 +18065,27 @@
           </w:tcPr>
           <w:p>
             <w:r>
-              <w:t>**Verdict**</w:t>
-            </w:r>
-          </w:p>
-        </w:tc>
-        <w:tc>
-          <w:tcPr>
-            <w:tcW w:type="dxa" w:w="2880"/>
-          </w:tcPr>
-          <w:p>
-            <w:r>
-              <w:t>**FAIL** (keywords=1/4)</w:t>
-            </w:r>
-          </w:p>
-        </w:tc>
-        <w:tc>
-          <w:tcPr>
-            <w:tcW w:type="dxa" w:w="2880"/>
-          </w:tcPr>
-          <w:p>
-            <w:r>
-              <w:t>**PASS** (keywords=2/4)</w:t>
+              <w:t>Verdict</w:t>
+            </w:r>
+          </w:p>
+        </w:tc>
+        <w:tc>
+          <w:tcPr>
+            <w:tcW w:type="dxa" w:w="2880"/>
+          </w:tcPr>
+          <w:p>
+            <w:r>
+              <w:t>FAIL (keywords=1/4)</w:t>
+            </w:r>
+          </w:p>
+        </w:tc>
+        <w:tc>
+          <w:tcPr>
+            <w:tcW w:type="dxa" w:w="2880"/>
+          </w:tcPr>
+          <w:p>
+            <w:r>
+              <w:t>PASS (keywords=2/4)</w:t>
             </w:r>
           </w:p>
         </w:tc>
@@ -15919,11 +18093,18 @@
     </w:tbl>
     <w:p>
       <w:r>
+        <w:rPr>
+          <w:color w:val="CCCCCC"/>
+          <w:sz w:val="16"/>
+        </w:rPr>
         <w:t>──────────────────────────────────────────────────</w:t>
       </w:r>
     </w:p>
     <w:p>
       <w:r>
+        <w:rPr>
+          <w:b/>
+        </w:rPr>
         <w:t>G04 — What's the weather? [Both PASS]</w:t>
       </w:r>
     </w:p>
@@ -15985,7 +18166,7 @@
           </w:tcPr>
           <w:p>
             <w:r>
-              <w:t>**Latency**</w:t>
+              <w:t>Latency</w:t>
             </w:r>
           </w:p>
         </w:tc>
@@ -16017,7 +18198,7 @@
           </w:tcPr>
           <w:p>
             <w:r>
-              <w:t>**Response**</w:t>
+              <w:t>Response</w:t>
             </w:r>
           </w:p>
         </w:tc>
@@ -16053,11 +18234,18 @@
     </w:p>
     <w:p>
       <w:r>
+        <w:rPr>
+          <w:color w:val="CCCCCC"/>
+          <w:sz w:val="16"/>
+        </w:rPr>
         <w:t>──────────────────────────────────────────────────</w:t>
       </w:r>
     </w:p>
     <w:p>
       <w:r>
+        <w:rPr>
+          <w:b/>
+        </w:rPr>
         <w:t>L01 — Tell me about breakfast [Both PASS, language=EN ✓]</w:t>
       </w:r>
     </w:p>
@@ -16119,7 +18307,7 @@
           </w:tcPr>
           <w:p>
             <w:r>
-              <w:t>**Latency**</w:t>
+              <w:t>Latency</w:t>
             </w:r>
           </w:p>
         </w:tc>
@@ -16151,7 +18339,7 @@
           </w:tcPr>
           <w:p>
             <w:r>
-              <w:t>**Response**</w:t>
+              <w:t>Response</w:t>
             </w:r>
           </w:p>
         </w:tc>
@@ -16179,11 +18367,18 @@
     </w:tbl>
     <w:p>
       <w:r>
+        <w:rPr>
+          <w:color w:val="CCCCCC"/>
+          <w:sz w:val="16"/>
+        </w:rPr>
         <w:t>──────────────────────────────────────────────────</w:t>
       </w:r>
     </w:p>
     <w:p>
       <w:r>
+        <w:rPr>
+          <w:b/>
+        </w:rPr>
         <w:t>L02 — อาหารเช้าเสิร์ฟกี่โมง [Both PASS, language=TH ✓]</w:t>
       </w:r>
     </w:p>
@@ -16245,7 +18440,7 @@
           </w:tcPr>
           <w:p>
             <w:r>
-              <w:t>**Latency**</w:t>
+              <w:t>Latency</w:t>
             </w:r>
           </w:p>
         </w:tc>
@@ -16277,27 +18472,27 @@
           </w:tcPr>
           <w:p>
             <w:r>
-              <w:t>**Response**</w:t>
-            </w:r>
-          </w:p>
-        </w:tc>
-        <w:tc>
-          <w:tcPr>
-            <w:tcW w:type="dxa" w:w="2880"/>
-          </w:tcPr>
-          <w:p>
-            <w:r>
-              <w:t>อาหารเช้าเสิร์ฟ **06:30 - 10:30 น. ทุกวัน** ชั้น 1 ใกล้ล็อบบี้ ฟรีทุกห้อง บุฟเฟต์ 50+ รายการ มีมังสวิรัติ ฮาลาล กลูเตนฟรี</w:t>
-            </w:r>
-          </w:p>
-        </w:tc>
-        <w:tc>
-          <w:tcPr>
-            <w:tcW w:type="dxa" w:w="2880"/>
-          </w:tcPr>
-          <w:p>
-            <w:r>
-              <w:t>อาหารเช้าเสิร์ฟที่ The Grand Dining Room ชั้น 1 **06:30-10:30 น. ทุกวัน** ฟรี บุฟเฟต์ 50+ รายการ มีมังสวิรัติ ฮาลาล กลูเตนฟรี</w:t>
+              <w:t>Response</w:t>
+            </w:r>
+          </w:p>
+        </w:tc>
+        <w:tc>
+          <w:tcPr>
+            <w:tcW w:type="dxa" w:w="2880"/>
+          </w:tcPr>
+          <w:p>
+            <w:r>
+              <w:t>อาหารเช้าเสิร์ฟ 06:30 - 10:30 น. ทุกวัน ชั้น 1 ใกล้ล็อบบี้ ฟรีทุกห้อง บุฟเฟต์ 50+ รายการ มีมังสวิรัติ ฮาลาล กลูเตนฟรี</w:t>
+            </w:r>
+          </w:p>
+        </w:tc>
+        <w:tc>
+          <w:tcPr>
+            <w:tcW w:type="dxa" w:w="2880"/>
+          </w:tcPr>
+          <w:p>
+            <w:r>
+              <w:t>อาหารเช้าเสิร์ฟที่ The Grand Dining Room ชั้น 1 06:30-10:30 น. ทุกวัน ฟรี บุฟเฟต์ 50+ รายการ มีมังสวิรัติ ฮาลาล กลูเตนฟรี</w:t>
             </w:r>
           </w:p>
         </w:tc>
@@ -16305,11 +18500,18 @@
     </w:tbl>
     <w:p>
       <w:r>
+        <w:rPr>
+          <w:color w:val="CCCCCC"/>
+          <w:sz w:val="16"/>
+        </w:rPr>
         <w:t>──────────────────────────────────────────────────</w:t>
       </w:r>
     </w:p>
     <w:p>
       <w:r>
+        <w:rPr>
+          <w:b/>
+        </w:rPr>
         <w:t>L03 — Where is the gym? [Both PASS, language=EN ✓]</w:t>
       </w:r>
     </w:p>
@@ -16371,7 +18573,7 @@
           </w:tcPr>
           <w:p>
             <w:r>
-              <w:t>**Latency**</w:t>
+              <w:t>Latency</w:t>
             </w:r>
           </w:p>
         </w:tc>
@@ -16403,27 +18605,27 @@
           </w:tcPr>
           <w:p>
             <w:r>
-              <w:t>**Response**</w:t>
-            </w:r>
-          </w:p>
-        </w:tc>
-        <w:tc>
-          <w:tcPr>
-            <w:tcW w:type="dxa" w:w="2880"/>
-          </w:tcPr>
-          <w:p>
-            <w:r>
-              <w:t>Fitness Center on **4th Floor**. 24-hour keycard access. 8 treadmills, 4 ellipticals, 4 bikes, free weights 2–50 kg. Personal training: 1,000 THB/session (dial 404). Complimentary.</w:t>
-            </w:r>
-          </w:p>
-        </w:tc>
-        <w:tc>
-          <w:tcPr>
-            <w:tcW w:type="dxa" w:w="2880"/>
-          </w:tcPr>
-          <w:p>
-            <w:r>
-              <w:t>Fitness Center on **4th Floor**. 24-hour keycard access. 8 treadmills, 4 ellipticals, 4 bikes, free weights 2–50 kg. Personal training: 1,000 THB/session (dial 404).</w:t>
+              <w:t>Response</w:t>
+            </w:r>
+          </w:p>
+        </w:tc>
+        <w:tc>
+          <w:tcPr>
+            <w:tcW w:type="dxa" w:w="2880"/>
+          </w:tcPr>
+          <w:p>
+            <w:r>
+              <w:t>Fitness Center on 4th Floor. 24-hour keycard access. 8 treadmills, 4 ellipticals, 4 bikes, free weights 2–50 kg. Personal training: 1,000 THB/session (dial 404). Complimentary.</w:t>
+            </w:r>
+          </w:p>
+        </w:tc>
+        <w:tc>
+          <w:tcPr>
+            <w:tcW w:type="dxa" w:w="2880"/>
+          </w:tcPr>
+          <w:p>
+            <w:r>
+              <w:t>Fitness Center on 4th Floor. 24-hour keycard access. 8 treadmills, 4 ellipticals, 4 bikes, free weights 2–50 kg. Personal training: 1,000 THB/session (dial 404).</w:t>
             </w:r>
           </w:p>
         </w:tc>
@@ -16439,11 +18641,18 @@
     </w:p>
     <w:p>
       <w:r>
+        <w:rPr>
+          <w:color w:val="CCCCCC"/>
+          <w:sz w:val="16"/>
+        </w:rPr>
         <w:t>──────────────────────────────────────────────────</w:t>
       </w:r>
     </w:p>
     <w:p>
       <w:r>
+        <w:rPr>
+          <w:b/>
+        </w:rPr>
         <w:t>E01 — Extra towels in room 501 [Both PASS]</w:t>
       </w:r>
     </w:p>
@@ -16505,7 +18714,7 @@
           </w:tcPr>
           <w:p>
             <w:r>
-              <w:t>**Latency**</w:t>
+              <w:t>Latency</w:t>
             </w:r>
           </w:p>
         </w:tc>
@@ -16537,7 +18746,7 @@
           </w:tcPr>
           <w:p>
             <w:r>
-              <w:t>**Response**</w:t>
+              <w:t>Response</w:t>
             </w:r>
           </w:p>
         </w:tc>
@@ -16565,11 +18774,18 @@
     </w:tbl>
     <w:p>
       <w:r>
+        <w:rPr>
+          <w:color w:val="CCCCCC"/>
+          <w:sz w:val="16"/>
+        </w:rPr>
         <w:t>──────────────────────────────────────────────────</w:t>
       </w:r>
     </w:p>
     <w:p>
       <w:r>
+        <w:rPr>
+          <w:b/>
+        </w:rPr>
         <w:t>E02 — Room for December 31st NYE? [Both PASS]</w:t>
       </w:r>
     </w:p>
@@ -16631,7 +18847,7 @@
           </w:tcPr>
           <w:p>
             <w:r>
-              <w:t>**Latency**</w:t>
+              <w:t>Latency</w:t>
             </w:r>
           </w:p>
         </w:tc>
@@ -16663,7 +18879,7 @@
           </w:tcPr>
           <w:p>
             <w:r>
-              <w:t>**Response**</w:t>
+              <w:t>Response</w:t>
             </w:r>
           </w:p>
         </w:tc>
@@ -16691,11 +18907,18 @@
     </w:tbl>
     <w:p>
       <w:r>
+        <w:rPr>
+          <w:color w:val="CCCCCC"/>
+          <w:sz w:val="16"/>
+        </w:rPr>
         <w:t>──────────────────────────────────────────────────</w:t>
       </w:r>
     </w:p>
     <w:p>
       <w:r>
+        <w:rPr>
+          <w:b/>
+        </w:rPr>
         <w:t>E03 — Book 3 rooms for 10 people [Local FAIL / Cloud PASS]</w:t>
       </w:r>
     </w:p>
@@ -16757,7 +18980,7 @@
           </w:tcPr>
           <w:p>
             <w:r>
-              <w:t>**Latency**</w:t>
+              <w:t>Latency</w:t>
             </w:r>
           </w:p>
         </w:tc>
@@ -16789,7 +19012,7 @@
           </w:tcPr>
           <w:p>
             <w:r>
-              <w:t>**Response**</w:t>
+              <w:t>Response</w:t>
             </w:r>
           </w:p>
         </w:tc>
@@ -16821,27 +19044,27 @@
           </w:tcPr>
           <w:p>
             <w:r>
-              <w:t>**Verdict**</w:t>
-            </w:r>
-          </w:p>
-        </w:tc>
-        <w:tc>
-          <w:tcPr>
-            <w:tcW w:type="dxa" w:w="2880"/>
-          </w:tcPr>
-          <w:p>
-            <w:r>
-              <w:t>**FAIL** (keywords=0/1 "room")</w:t>
-            </w:r>
-          </w:p>
-        </w:tc>
-        <w:tc>
-          <w:tcPr>
-            <w:tcW w:type="dxa" w:w="2880"/>
-          </w:tcPr>
-          <w:p>
-            <w:r>
-              <w:t>**PASS** (keywords=1/1)</w:t>
+              <w:t>Verdict</w:t>
+            </w:r>
+          </w:p>
+        </w:tc>
+        <w:tc>
+          <w:tcPr>
+            <w:tcW w:type="dxa" w:w="2880"/>
+          </w:tcPr>
+          <w:p>
+            <w:r>
+              <w:t>FAIL (keywords=0/1 "room")</w:t>
+            </w:r>
+          </w:p>
+        </w:tc>
+        <w:tc>
+          <w:tcPr>
+            <w:tcW w:type="dxa" w:w="2880"/>
+          </w:tcPr>
+          <w:p>
+            <w:r>
+              <w:t>PASS (keywords=1/1)</w:t>
             </w:r>
           </w:p>
         </w:tc>
@@ -16849,17 +19072,34 @@
     </w:tbl>
     <w:p>
       <w:r>
+        <w:rPr>
+          <w:color w:val="CCCCCC"/>
+          <w:sz w:val="16"/>
+        </w:rPr>
         <w:t>──────────────────────────────────────────────────</w:t>
       </w:r>
     </w:p>
     <w:p>
       <w:r>
+        <w:rPr>
+          <w:b/>
+        </w:rPr>
         <w:t>E04 — (empty message) [Both PASS — graceful error handling]</w:t>
       </w:r>
     </w:p>
     <w:p>
       <w:r>
-        <w:t>Both models return HTTP 422 (validation error) — the empty message is caught by Pydantic's min_length=1 validator before reaching the LLM.</w:t>
+        <w:t xml:space="preserve">Both models return HTTP 422 (validation error) — the empty message is caught by Pydantic's </w:t>
+      </w:r>
+      <w:r>
+        <w:rPr>
+          <w:rFonts w:ascii="Consolas" w:hAnsi="Consolas"/>
+          <w:sz w:val="24"/>
+        </w:rPr>
+        <w:t>min_length=1</w:t>
+      </w:r>
+      <w:r>
+        <w:t xml:space="preserve"> validator before reaching the LLM.</w:t>
       </w:r>
     </w:p>
     <w:p>
@@ -17227,7 +19467,7 @@
           </w:tcPr>
           <w:p>
             <w:r>
-              <w:t>**Total**</w:t>
+              <w:t>Total</w:t>
             </w:r>
           </w:p>
         </w:tc>
@@ -17245,7 +19485,7 @@
           </w:tcPr>
           <w:p>
             <w:r>
-              <w:t>**193**</w:t>
+              <w:t>193</w:t>
             </w:r>
           </w:p>
         </w:tc>
@@ -17255,7 +19495,7 @@
           </w:tcPr>
           <w:p>
             <w:r>
-              <w:t>**193**</w:t>
+              <w:t>193</w:t>
             </w:r>
           </w:p>
         </w:tc>
@@ -17265,7 +19505,7 @@
           </w:tcPr>
           <w:p>
             <w:r>
-              <w:t>**0**</w:t>
+              <w:t>0</w:t>
             </w:r>
           </w:p>
         </w:tc>
@@ -17275,7 +19515,7 @@
           </w:tcPr>
           <w:p>
             <w:r>
-              <w:t>**30s**</w:t>
+              <w:t>30s</w:t>
             </w:r>
           </w:p>
         </w:tc>
@@ -18266,7 +20506,7 @@
           </w:tcPr>
           <w:p>
             <w:r>
-              <w:t>**Total used**</w:t>
+              <w:t>Total used</w:t>
             </w:r>
           </w:p>
         </w:tc>
@@ -18276,7 +20516,7 @@
           </w:tcPr>
           <w:p>
             <w:r>
-              <w:t>**~9.9 GB (61%)**</w:t>
+              <w:t>~9.9 GB (61%)</w:t>
             </w:r>
           </w:p>
         </w:tc>
@@ -18288,7 +20528,7 @@
           </w:tcPr>
           <w:p>
             <w:r>
-              <w:t>**Free headroom**</w:t>
+              <w:t>Free headroom</w:t>
             </w:r>
           </w:p>
         </w:tc>
@@ -18298,7 +20538,7 @@
           </w:tcPr>
           <w:p>
             <w:r>
-              <w:t>**~6.0 GB (37%)**</w:t>
+              <w:t>~6.0 GB (37%)</w:t>
             </w:r>
           </w:p>
         </w:tc>
@@ -18314,7 +20554,17 @@
     </w:p>
     <w:p>
       <w:r>
-        <w:t>This table is formatted for easy copy-paste into Microsoft Word. Each ████ cell represents active work in that bi-weekly period.</w:t>
+        <w:t xml:space="preserve">This table is formatted for easy copy-paste into Microsoft Word. Each </w:t>
+      </w:r>
+      <w:r>
+        <w:rPr>
+          <w:rFonts w:ascii="Consolas" w:hAnsi="Consolas"/>
+          <w:sz w:val="24"/>
+        </w:rPr>
+        <w:t>████</w:t>
+      </w:r>
+      <w:r>
+        <w:t xml:space="preserve"> cell represents active work in that bi-weekly period.</w:t>
       </w:r>
     </w:p>
     <w:tbl>
@@ -18474,7 +20724,7 @@
           </w:tcPr>
           <w:p>
             <w:r>
-              <w:t>**Research**</w:t>
+              <w:t>Research</w:t>
             </w:r>
           </w:p>
         </w:tc>
@@ -18564,7 +20814,7 @@
           </w:tcPr>
           <w:p>
             <w:r>
-              <w:t>**Research**</w:t>
+              <w:t>Research</w:t>
             </w:r>
           </w:p>
         </w:tc>
@@ -18654,7 +20904,7 @@
           </w:tcPr>
           <w:p>
             <w:r>
-              <w:t>**Design**</w:t>
+              <w:t>Design</w:t>
             </w:r>
           </w:p>
         </w:tc>
@@ -18744,7 +20994,7 @@
           </w:tcPr>
           <w:p>
             <w:r>
-              <w:t>**Design**</w:t>
+              <w:t>Design</w:t>
             </w:r>
           </w:p>
         </w:tc>
@@ -18832,7 +21082,7 @@
           </w:tcPr>
           <w:p>
             <w:r>
-              <w:t>**Backend**</w:t>
+              <w:t>Backend</w:t>
             </w:r>
           </w:p>
         </w:tc>
@@ -18922,7 +21172,7 @@
           </w:tcPr>
           <w:p>
             <w:r>
-              <w:t>**Backend**</w:t>
+              <w:t>Backend</w:t>
             </w:r>
           </w:p>
         </w:tc>
@@ -19012,7 +21262,7 @@
           </w:tcPr>
           <w:p>
             <w:r>
-              <w:t>**Backend**</w:t>
+              <w:t>Backend</w:t>
             </w:r>
           </w:p>
         </w:tc>
@@ -19102,7 +21352,7 @@
           </w:tcPr>
           <w:p>
             <w:r>
-              <w:t>**Backend**</w:t>
+              <w:t>Backend</w:t>
             </w:r>
           </w:p>
         </w:tc>
@@ -19192,7 +21442,7 @@
           </w:tcPr>
           <w:p>
             <w:r>
-              <w:t>**Backend**</w:t>
+              <w:t>Backend</w:t>
             </w:r>
           </w:p>
         </w:tc>
@@ -19280,7 +21530,7 @@
           </w:tcPr>
           <w:p>
             <w:r>
-              <w:t>**Frontend**</w:t>
+              <w:t>Frontend</w:t>
             </w:r>
           </w:p>
         </w:tc>
@@ -19370,7 +21620,7 @@
           </w:tcPr>
           <w:p>
             <w:r>
-              <w:t>**Frontend**</w:t>
+              <w:t>Frontend</w:t>
             </w:r>
           </w:p>
         </w:tc>
@@ -19460,7 +21710,7 @@
           </w:tcPr>
           <w:p>
             <w:r>
-              <w:t>**Frontend**</w:t>
+              <w:t>Frontend</w:t>
             </w:r>
           </w:p>
         </w:tc>
@@ -19550,7 +21800,7 @@
           </w:tcPr>
           <w:p>
             <w:r>
-              <w:t>**Security**</w:t>
+              <w:t>Security</w:t>
             </w:r>
           </w:p>
         </w:tc>
@@ -19638,7 +21888,7 @@
           </w:tcPr>
           <w:p>
             <w:r>
-              <w:t>**Security**</w:t>
+              <w:t>Security</w:t>
             </w:r>
           </w:p>
         </w:tc>
@@ -19726,7 +21976,7 @@
           </w:tcPr>
           <w:p>
             <w:r>
-              <w:t>**Scaling**</w:t>
+              <w:t>Scaling</w:t>
             </w:r>
           </w:p>
         </w:tc>
@@ -19814,7 +22064,7 @@
           </w:tcPr>
           <w:p>
             <w:r>
-              <w:t>**Scaling**</w:t>
+              <w:t>Scaling</w:t>
             </w:r>
           </w:p>
         </w:tc>
@@ -19902,7 +22152,7 @@
           </w:tcPr>
           <w:p>
             <w:r>
-              <w:t>**Integration**</w:t>
+              <w:t>Integration</w:t>
             </w:r>
           </w:p>
         </w:tc>
@@ -19990,7 +22240,7 @@
           </w:tcPr>
           <w:p>
             <w:r>
-              <w:t>**Testing**</w:t>
+              <w:t>Testing</w:t>
             </w:r>
           </w:p>
         </w:tc>
@@ -20078,7 +22328,7 @@
           </w:tcPr>
           <w:p>
             <w:r>
-              <w:t>**Testing**</w:t>
+              <w:t>Testing</w:t>
             </w:r>
           </w:p>
         </w:tc>
@@ -20166,7 +22416,7 @@
           </w:tcPr>
           <w:p>
             <w:r>
-              <w:t>**Testing**</w:t>
+              <w:t>Testing</w:t>
             </w:r>
           </w:p>
         </w:tc>
@@ -20254,7 +22504,7 @@
           </w:tcPr>
           <w:p>
             <w:r>
-              <w:t>**Thesis**</w:t>
+              <w:t>Thesis</w:t>
             </w:r>
           </w:p>
         </w:tc>
@@ -20346,7 +22596,7 @@
           </w:tcPr>
           <w:p>
             <w:r>
-              <w:t>**Thesis**</w:t>
+              <w:t>Thesis</w:t>
             </w:r>
           </w:p>
         </w:tc>
@@ -20448,436 +22698,707 @@
     </w:p>
     <w:p>
       <w:pPr>
+        <w:spacing w:before="0" w:after="0"/>
         <w:ind w:left="567"/>
       </w:pPr>
       <w:r>
+        <w:rPr>
+          <w:rFonts w:ascii="Consolas" w:hAnsi="Consolas"/>
+          <w:sz w:val="20"/>
+        </w:rPr>
         <w:t>hote-ai-virtual-assistant-thesis/</w:t>
       </w:r>
     </w:p>
     <w:p>
       <w:pPr>
+        <w:spacing w:before="0" w:after="0"/>
         <w:ind w:left="567"/>
       </w:pPr>
       <w:r>
+        <w:rPr>
+          <w:rFonts w:ascii="Consolas" w:hAnsi="Consolas"/>
+          <w:sz w:val="20"/>
+        </w:rPr>
         <w:t>├── src/</w:t>
       </w:r>
     </w:p>
     <w:p>
       <w:pPr>
+        <w:spacing w:before="0" w:after="0"/>
         <w:ind w:left="567"/>
       </w:pPr>
       <w:r>
+        <w:rPr>
+          <w:rFonts w:ascii="Consolas" w:hAnsi="Consolas"/>
+          <w:sz w:val="20"/>
+        </w:rPr>
         <w:t>│   ├── hotel_guardrails/          # Primary service (FastAPI + LangGraph)</w:t>
       </w:r>
     </w:p>
     <w:p>
       <w:pPr>
+        <w:spacing w:before="0" w:after="0"/>
         <w:ind w:left="567"/>
       </w:pPr>
       <w:r>
+        <w:rPr>
+          <w:rFonts w:ascii="Consolas" w:hAnsi="Consolas"/>
+          <w:sz w:val="20"/>
+        </w:rPr>
         <w:t>│   │   ├── server.py              # 52 API endpoints, middleware, lifespan</w:t>
       </w:r>
     </w:p>
     <w:p>
       <w:pPr>
+        <w:spacing w:before="0" w:after="0"/>
         <w:ind w:left="567"/>
       </w:pPr>
       <w:r>
+        <w:rPr>
+          <w:rFonts w:ascii="Consolas" w:hAnsi="Consolas"/>
+          <w:sz w:val="20"/>
+        </w:rPr>
         <w:t>│   │   ├── hotel_langgraph.py     # Multi-agent state machine (4 sub-agents)</w:t>
       </w:r>
     </w:p>
     <w:p>
       <w:pPr>
+        <w:spacing w:before="0" w:after="0"/>
         <w:ind w:left="567"/>
       </w:pPr>
       <w:r>
+        <w:rPr>
+          <w:rFonts w:ascii="Consolas" w:hAnsi="Consolas"/>
+          <w:sz w:val="20"/>
+        </w:rPr>
         <w:t>│   │   ├── auth.py                # JWT + bcrypt + rate limiting + cache</w:t>
       </w:r>
     </w:p>
     <w:p>
       <w:pPr>
+        <w:spacing w:before="0" w:after="0"/>
         <w:ind w:left="567"/>
       </w:pPr>
       <w:r>
+        <w:rPr>
+          <w:rFonts w:ascii="Consolas" w:hAnsi="Consolas"/>
+          <w:sz w:val="20"/>
+        </w:rPr>
         <w:t>│   │   ├── chat_scaling.py        # LLM semaphore, session locks, RAG cache</w:t>
       </w:r>
     </w:p>
     <w:p>
       <w:pPr>
+        <w:spacing w:before="0" w:after="0"/>
         <w:ind w:left="567"/>
       </w:pPr>
       <w:r>
+        <w:rPr>
+          <w:rFonts w:ascii="Consolas" w:hAnsi="Consolas"/>
+          <w:sz w:val="20"/>
+        </w:rPr>
         <w:t>│   │   ├── audit.py               # Admin audit logging (26 action types)</w:t>
       </w:r>
     </w:p>
     <w:p>
       <w:pPr>
+        <w:spacing w:before="0" w:after="0"/>
         <w:ind w:left="567"/>
       </w:pPr>
       <w:r>
+        <w:rPr>
+          <w:rFonts w:ascii="Consolas" w:hAnsi="Consolas"/>
+          <w:sz w:val="20"/>
+        </w:rPr>
         <w:t>│   │   ├── database.py            # PostgreSQL ops + connection pool</w:t>
       </w:r>
     </w:p>
     <w:p>
       <w:pPr>
+        <w:spacing w:before="0" w:after="0"/>
         <w:ind w:left="567"/>
       </w:pPr>
       <w:r>
+        <w:rPr>
+          <w:rFonts w:ascii="Consolas" w:hAnsi="Consolas"/>
+          <w:sz w:val="20"/>
+        </w:rPr>
         <w:t>│   │   ├── pii_redactor.py        # Regex PII scrubbing (6 patterns)</w:t>
       </w:r>
     </w:p>
     <w:p>
       <w:pPr>
+        <w:spacing w:before="0" w:after="0"/>
         <w:ind w:left="567"/>
       </w:pPr>
       <w:r>
+        <w:rPr>
+          <w:rFonts w:ascii="Consolas" w:hAnsi="Consolas"/>
+          <w:sz w:val="20"/>
+        </w:rPr>
         <w:t>│   │   ├── escalation.py          # Human handover triggers</w:t>
       </w:r>
     </w:p>
     <w:p>
       <w:pPr>
+        <w:spacing w:before="0" w:after="0"/>
         <w:ind w:left="567"/>
       </w:pPr>
       <w:r>
+        <w:rPr>
+          <w:rFonts w:ascii="Consolas" w:hAnsi="Consolas"/>
+          <w:sz w:val="20"/>
+        </w:rPr>
         <w:t>│   │   ├── models.py              # Pydantic request/response models</w:t>
       </w:r>
     </w:p>
     <w:p>
       <w:pPr>
+        <w:spacing w:before="0" w:after="0"/>
         <w:ind w:left="567"/>
       </w:pPr>
       <w:r>
+        <w:rPr>
+          <w:rFonts w:ascii="Consolas" w:hAnsi="Consolas"/>
+          <w:sz w:val="20"/>
+        </w:rPr>
         <w:t>│   │   ├── config.py              # Runtime LLM config + model presets</w:t>
       </w:r>
     </w:p>
     <w:p>
       <w:pPr>
+        <w:spacing w:before="0" w:after="0"/>
         <w:ind w:left="567"/>
       </w:pPr>
       <w:r>
+        <w:rPr>
+          <w:rFonts w:ascii="Consolas" w:hAnsi="Consolas"/>
+          <w:sz w:val="20"/>
+        </w:rPr>
         <w:t>│   │   ├── hybrid_router.py       # Safety filter + routing</w:t>
       </w:r>
     </w:p>
     <w:p>
       <w:pPr>
+        <w:spacing w:before="0" w:after="0"/>
         <w:ind w:left="567"/>
       </w:pPr>
       <w:r>
+        <w:rPr>
+          <w:rFonts w:ascii="Consolas" w:hAnsi="Consolas"/>
+          <w:sz w:val="20"/>
+        </w:rPr>
         <w:t>│   │   ├── langgraph_adapter.py   # Server ↔ LangGraph bridge</w:t>
       </w:r>
     </w:p>
     <w:p>
       <w:pPr>
+        <w:spacing w:before="0" w:after="0"/>
         <w:ind w:left="567"/>
       </w:pPr>
       <w:r>
+        <w:rPr>
+          <w:rFonts w:ascii="Consolas" w:hAnsi="Consolas"/>
+          <w:sz w:val="20"/>
+        </w:rPr>
         <w:t>│   │   ├── openrouter_llm.py      # OpenRouter/Ollama LLM wrapper</w:t>
       </w:r>
     </w:p>
     <w:p>
       <w:pPr>
+        <w:spacing w:before="0" w:after="0"/>
         <w:ind w:left="567"/>
       </w:pPr>
       <w:r>
+        <w:rPr>
+          <w:rFonts w:ascii="Consolas" w:hAnsi="Consolas"/>
+          <w:sz w:val="20"/>
+        </w:rPr>
         <w:t>│   │   ├── feedback_collector.py  # Response quality feedback</w:t>
       </w:r>
     </w:p>
     <w:p>
       <w:pPr>
+        <w:spacing w:before="0" w:after="0"/>
         <w:ind w:left="567"/>
       </w:pPr>
       <w:r>
+        <w:rPr>
+          <w:rFonts w:ascii="Consolas" w:hAnsi="Consolas"/>
+          <w:sz w:val="20"/>
+        </w:rPr>
         <w:t>│   │   └── config/                # NeMo Guardrails config (optional)</w:t>
       </w:r>
     </w:p>
     <w:p>
       <w:pPr>
+        <w:spacing w:before="0" w:after="0"/>
         <w:ind w:left="567"/>
       </w:pPr>
       <w:r>
+        <w:rPr>
+          <w:rFonts w:ascii="Consolas" w:hAnsi="Consolas"/>
+          <w:sz w:val="20"/>
+        </w:rPr>
         <w:t>│   ├── agent/                     # Hotel tools + prompts</w:t>
       </w:r>
     </w:p>
     <w:p>
       <w:pPr>
+        <w:spacing w:before="0" w:after="0"/>
         <w:ind w:left="567"/>
       </w:pPr>
       <w:r>
+        <w:rPr>
+          <w:rFonts w:ascii="Consolas" w:hAnsi="Consolas"/>
+          <w:sz w:val="20"/>
+        </w:rPr>
         <w:t>│   │   ├── hotel_tools.py         # 15 LangChain @tool functions</w:t>
       </w:r>
     </w:p>
     <w:p>
       <w:pPr>
+        <w:spacing w:before="0" w:after="0"/>
         <w:ind w:left="567"/>
       </w:pPr>
       <w:r>
+        <w:rPr>
+          <w:rFonts w:ascii="Consolas" w:hAnsi="Consolas"/>
+          <w:sz w:val="20"/>
+        </w:rPr>
         <w:t>│   │   ├── hotel_prompt.yaml      # System prompt templates (~2,800 chars)</w:t>
       </w:r>
     </w:p>
     <w:p>
       <w:pPr>
+        <w:spacing w:before="0" w:after="0"/>
         <w:ind w:left="567"/>
       </w:pPr>
       <w:r>
+        <w:rPr>
+          <w:rFonts w:ascii="Consolas" w:hAnsi="Consolas"/>
+          <w:sz w:val="20"/>
+        </w:rPr>
         <w:t>│   │   ├── main.py                # Original NVIDIA agent</w:t>
       </w:r>
     </w:p>
     <w:p>
       <w:pPr>
+        <w:spacing w:before="0" w:after="0"/>
         <w:ind w:left="567"/>
       </w:pPr>
       <w:r>
+        <w:rPr>
+          <w:rFonts w:ascii="Consolas" w:hAnsi="Consolas"/>
+          <w:sz w:val="20"/>
+        </w:rPr>
         <w:t>│   │   └── tools.py               # Original RAG tools</w:t>
       </w:r>
     </w:p>
     <w:p>
       <w:pPr>
+        <w:spacing w:before="0" w:after="0"/>
         <w:ind w:left="567"/>
       </w:pPr>
       <w:r>
+        <w:rPr>
+          <w:rFonts w:ascii="Consolas" w:hAnsi="Consolas"/>
+          <w:sz w:val="20"/>
+        </w:rPr>
         <w:t>│   ├── common/                    # Shared utilities</w:t>
       </w:r>
     </w:p>
     <w:p>
       <w:pPr>
+        <w:spacing w:before="0" w:after="0"/>
         <w:ind w:left="567"/>
       </w:pPr>
       <w:r>
+        <w:rPr>
+          <w:rFonts w:ascii="Consolas" w:hAnsi="Consolas"/>
+          <w:sz w:val="20"/>
+        </w:rPr>
         <w:t>│   │   ├── llm_openrouter.py      # OpenRouter LLM provider</w:t>
       </w:r>
     </w:p>
     <w:p>
       <w:pPr>
+        <w:spacing w:before="0" w:after="0"/>
         <w:ind w:left="567"/>
       </w:pPr>
       <w:r>
+        <w:rPr>
+          <w:rFonts w:ascii="Consolas" w:hAnsi="Consolas"/>
+          <w:sz w:val="20"/>
+        </w:rPr>
         <w:t>│   │   ├── llm_fallback.py        # Multi-provider fallback chain</w:t>
       </w:r>
     </w:p>
     <w:p>
       <w:pPr>
+        <w:spacing w:before="0" w:after="0"/>
         <w:ind w:left="567"/>
       </w:pPr>
       <w:r>
+        <w:rPr>
+          <w:rFonts w:ascii="Consolas" w:hAnsi="Consolas"/>
+          <w:sz w:val="20"/>
+        </w:rPr>
         <w:t>│   │   ├── embeddings_openrouter.py # Embedding service</w:t>
       </w:r>
     </w:p>
     <w:p>
       <w:pPr>
+        <w:spacing w:before="0" w:after="0"/>
         <w:ind w:left="567"/>
       </w:pPr>
       <w:r>
+        <w:rPr>
+          <w:rFonts w:ascii="Consolas" w:hAnsi="Consolas"/>
+          <w:sz w:val="20"/>
+        </w:rPr>
         <w:t>│   │   ├── vectorstore_qdrant.py  # Qdrant adapter</w:t>
       </w:r>
     </w:p>
     <w:p>
       <w:pPr>
+        <w:spacing w:before="0" w:after="0"/>
         <w:ind w:left="567"/>
       </w:pPr>
       <w:r>
+        <w:rPr>
+          <w:rFonts w:ascii="Consolas" w:hAnsi="Consolas"/>
+          <w:sz w:val="20"/>
+        </w:rPr>
         <w:t>│   │   ├── reranker_qwen.py       # Qwen CrossEncoder (disabled by default)</w:t>
       </w:r>
     </w:p>
     <w:p>
       <w:pPr>
+        <w:spacing w:before="0" w:after="0"/>
         <w:ind w:left="567"/>
       </w:pPr>
       <w:r>
+        <w:rPr>
+          <w:rFonts w:ascii="Consolas" w:hAnsi="Consolas"/>
+          <w:sz w:val="20"/>
+        </w:rPr>
         <w:t>│   │   ├── reranker_nvidia.py     # NVIDIA NIM reranker (legacy)</w:t>
       </w:r>
     </w:p>
     <w:p>
       <w:pPr>
+        <w:spacing w:before="0" w:after="0"/>
         <w:ind w:left="567"/>
       </w:pPr>
       <w:r>
+        <w:rPr>
+          <w:rFonts w:ascii="Consolas" w:hAnsi="Consolas"/>
+          <w:sz w:val="20"/>
+        </w:rPr>
         <w:t>│   │   ├── configuration.py       # Config system</w:t>
       </w:r>
     </w:p>
     <w:p>
       <w:pPr>
+        <w:spacing w:before="0" w:after="0"/>
         <w:ind w:left="567"/>
       </w:pPr>
       <w:r>
+        <w:rPr>
+          <w:rFonts w:ascii="Consolas" w:hAnsi="Consolas"/>
+          <w:sz w:val="20"/>
+        </w:rPr>
         <w:t>│   │   └── audit_logger.py        # Generic audit logging</w:t>
       </w:r>
     </w:p>
     <w:p>
       <w:pPr>
+        <w:spacing w:before="0" w:after="0"/>
         <w:ind w:left="567"/>
       </w:pPr>
       <w:r>
+        <w:rPr>
+          <w:rFonts w:ascii="Consolas" w:hAnsi="Consolas"/>
+          <w:sz w:val="20"/>
+        </w:rPr>
         <w:t>│   ├── retrievers/</w:t>
       </w:r>
     </w:p>
     <w:p>
       <w:pPr>
+        <w:spacing w:before="0" w:after="0"/>
         <w:ind w:left="567"/>
       </w:pPr>
       <w:r>
+        <w:rPr>
+          <w:rFonts w:ascii="Consolas" w:hAnsi="Consolas"/>
+          <w:sz w:val="20"/>
+        </w:rPr>
         <w:t>│   │   └── hotel_knowledge/</w:t>
       </w:r>
     </w:p>
     <w:p>
       <w:pPr>
+        <w:spacing w:before="0" w:after="0"/>
         <w:ind w:left="567"/>
       </w:pPr>
       <w:r>
+        <w:rPr>
+          <w:rFonts w:ascii="Consolas" w:hAnsi="Consolas"/>
+          <w:sz w:val="20"/>
+        </w:rPr>
         <w:t>│   │       └── chains.py          # RAG pipeline (chunk, embed, search)</w:t>
       </w:r>
     </w:p>
     <w:p>
       <w:pPr>
+        <w:spacing w:before="0" w:after="0"/>
         <w:ind w:left="567"/>
       </w:pPr>
       <w:r>
+        <w:rPr>
+          <w:rFonts w:ascii="Consolas" w:hAnsi="Consolas"/>
+          <w:sz w:val="20"/>
+        </w:rPr>
         <w:t>│   ├── analytics/                 # Sentiment + summarization</w:t>
       </w:r>
     </w:p>
     <w:p>
       <w:pPr>
+        <w:spacing w:before="0" w:after="0"/>
         <w:ind w:left="567"/>
       </w:pPr>
       <w:r>
+        <w:rPr>
+          <w:rFonts w:ascii="Consolas" w:hAnsi="Consolas"/>
+          <w:sz w:val="20"/>
+        </w:rPr>
         <w:t>│   └── ingest_service/            # Document ingestion</w:t>
       </w:r>
     </w:p>
     <w:p>
       <w:pPr>
+        <w:spacing w:before="0" w:after="0"/>
         <w:ind w:left="567"/>
       </w:pPr>
       <w:r>
+        <w:rPr>
+          <w:rFonts w:ascii="Consolas" w:hAnsi="Consolas"/>
+          <w:sz w:val="20"/>
+        </w:rPr>
         <w:t>├── deploy/compose/</w:t>
       </w:r>
     </w:p>
     <w:p>
       <w:pPr>
+        <w:spacing w:before="0" w:after="0"/>
         <w:ind w:left="567"/>
       </w:pPr>
       <w:r>
+        <w:rPr>
+          <w:rFonts w:ascii="Consolas" w:hAnsi="Consolas"/>
+          <w:sz w:val="20"/>
+        </w:rPr>
         <w:t>│   ├── docker-compose.hotel.yaml  # 5-service Docker stack</w:t>
       </w:r>
     </w:p>
     <w:p>
       <w:pPr>
+        <w:spacing w:before="0" w:after="0"/>
         <w:ind w:left="567"/>
       </w:pPr>
       <w:r>
+        <w:rPr>
+          <w:rFonts w:ascii="Consolas" w:hAnsi="Consolas"/>
+          <w:sz w:val="20"/>
+        </w:rPr>
         <w:t>│   └── init-scripts/</w:t>
       </w:r>
     </w:p>
     <w:p>
       <w:pPr>
+        <w:spacing w:before="0" w:after="0"/>
         <w:ind w:left="567"/>
       </w:pPr>
       <w:r>
+        <w:rPr>
+          <w:rFonts w:ascii="Consolas" w:hAnsi="Consolas"/>
+          <w:sz w:val="20"/>
+        </w:rPr>
         <w:t>│       └── init-hotel.sql         # Database schema (10 tables)</w:t>
       </w:r>
     </w:p>
     <w:p>
       <w:pPr>
+        <w:spacing w:before="0" w:after="0"/>
         <w:ind w:left="567"/>
       </w:pPr>
       <w:r>
+        <w:rPr>
+          <w:rFonts w:ascii="Consolas" w:hAnsi="Consolas"/>
+          <w:sz w:val="20"/>
+        </w:rPr>
         <w:t>├── data/hotel/                    # 10 hotel knowledge markdown files</w:t>
       </w:r>
     </w:p>
     <w:p>
       <w:pPr>
+        <w:spacing w:before="0" w:after="0"/>
         <w:ind w:left="567"/>
       </w:pPr>
       <w:r>
+        <w:rPr>
+          <w:rFonts w:ascii="Consolas" w:hAnsi="Consolas"/>
+          <w:sz w:val="20"/>
+        </w:rPr>
         <w:t>├── scripts/</w:t>
       </w:r>
     </w:p>
     <w:p>
       <w:pPr>
+        <w:spacing w:before="0" w:after="0"/>
         <w:ind w:left="567"/>
       </w:pPr>
       <w:r>
+        <w:rPr>
+          <w:rFonts w:ascii="Consolas" w:hAnsi="Consolas"/>
+          <w:sz w:val="20"/>
+        </w:rPr>
         <w:t>│   ├── eval_model_comparison.py   # 25-case model evaluation</w:t>
       </w:r>
     </w:p>
     <w:p>
       <w:pPr>
+        <w:spacing w:before="0" w:after="0"/>
         <w:ind w:left="567"/>
       </w:pPr>
       <w:r>
+        <w:rPr>
+          <w:rFonts w:ascii="Consolas" w:hAnsi="Consolas"/>
+          <w:sz w:val="20"/>
+        </w:rPr>
         <w:t>│   ├── export_all_test_results.py # 193-test result exporter</w:t>
       </w:r>
     </w:p>
     <w:p>
       <w:pPr>
+        <w:spacing w:before="0" w:after="0"/>
         <w:ind w:left="567"/>
       </w:pPr>
       <w:r>
+        <w:rPr>
+          <w:rFonts w:ascii="Consolas" w:hAnsi="Consolas"/>
+          <w:sz w:val="20"/>
+        </w:rPr>
         <w:t>│   ├── test_auth.py               # 72 auth baseline tests</w:t>
       </w:r>
     </w:p>
     <w:p>
       <w:pPr>
+        <w:spacing w:before="0" w:after="0"/>
         <w:ind w:left="567"/>
       </w:pPr>
       <w:r>
+        <w:rPr>
+          <w:rFonts w:ascii="Consolas" w:hAnsi="Consolas"/>
+          <w:sz w:val="20"/>
+        </w:rPr>
         <w:t>│   ├── test_auth_hardening.py     # 38 hardening tests</w:t>
       </w:r>
     </w:p>
     <w:p>
       <w:pPr>
+        <w:spacing w:before="0" w:after="0"/>
         <w:ind w:left="567"/>
       </w:pPr>
       <w:r>
+        <w:rPr>
+          <w:rFonts w:ascii="Consolas" w:hAnsi="Consolas"/>
+          <w:sz w:val="20"/>
+        </w:rPr>
         <w:t>│   ├── test_audit_and_scaling.py  # 46 audit + DB scaling tests</w:t>
       </w:r>
     </w:p>
     <w:p>
       <w:pPr>
+        <w:spacing w:before="0" w:after="0"/>
         <w:ind w:left="567"/>
       </w:pPr>
       <w:r>
+        <w:rPr>
+          <w:rFonts w:ascii="Consolas" w:hAnsi="Consolas"/>
+          <w:sz w:val="20"/>
+        </w:rPr>
         <w:t>│   ├── test_chat_scaling.py       # 37 chat concurrency tests</w:t>
       </w:r>
     </w:p>
     <w:p>
       <w:pPr>
+        <w:spacing w:before="0" w:after="0"/>
         <w:ind w:left="567"/>
       </w:pPr>
       <w:r>
+        <w:rPr>
+          <w:rFonts w:ascii="Consolas" w:hAnsi="Consolas"/>
+          <w:sz w:val="20"/>
+        </w:rPr>
         <w:t>│   └── ingest_hotel_knowledge.py  # Qdrant data loader</w:t>
       </w:r>
     </w:p>
     <w:p>
       <w:pPr>
+        <w:spacing w:before="0" w:after="0"/>
         <w:ind w:left="567"/>
       </w:pPr>
       <w:r>
+        <w:rPr>
+          <w:rFonts w:ascii="Consolas" w:hAnsi="Consolas"/>
+          <w:sz w:val="20"/>
+        </w:rPr>
         <w:t>├── thesis/                        # This document</w:t>
       </w:r>
     </w:p>
     <w:p>
       <w:pPr>
+        <w:spacing w:before="0" w:after="0"/>
         <w:ind w:left="567"/>
       </w:pPr>
       <w:r>
+        <w:rPr>
+          <w:rFonts w:ascii="Consolas" w:hAnsi="Consolas"/>
+          <w:sz w:val="20"/>
+        </w:rPr>
         <w:t>├── docs/                          # Architecture docs + test reports</w:t>
       </w:r>
     </w:p>
     <w:p>
       <w:pPr>
+        <w:spacing w:before="0" w:after="0"/>
         <w:ind w:left="567"/>
       </w:pPr>
       <w:r>
+        <w:rPr>
+          <w:rFonts w:ascii="Consolas" w:hAnsi="Consolas"/>
+          <w:sz w:val="20"/>
+        </w:rPr>
         <w:t>├── CLAUDE.md                      # Project overview for AI assistants</w:t>
       </w:r>
     </w:p>
     <w:p>
       <w:pPr>
+        <w:spacing w:before="0" w:after="0"/>
         <w:ind w:left="567"/>
       </w:pPr>
       <w:r>
+        <w:rPr>
+          <w:rFonts w:ascii="Consolas" w:hAnsi="Consolas"/>
+          <w:sz w:val="20"/>
+        </w:rPr>
         <w:t>└── .env                           # Environment configuration (not committed)</w:t>
       </w:r>
     </w:p>
+    <w:p/>
     <w:p>
       <w:pPr>
         <w:pStyle w:val="Heading3"/>
@@ -20888,516 +23409,837 @@
     </w:p>
     <w:p>
       <w:pPr>
+        <w:spacing w:before="0" w:after="0"/>
         <w:ind w:left="567"/>
       </w:pPr>
       <w:r>
+        <w:rPr>
+          <w:rFonts w:ascii="Consolas" w:hAnsi="Consolas"/>
+          <w:sz w:val="20"/>
+        </w:rPr>
         <w:t>hotel-ai-nextjs/</w:t>
       </w:r>
     </w:p>
     <w:p>
       <w:pPr>
+        <w:spacing w:before="0" w:after="0"/>
         <w:ind w:left="567"/>
       </w:pPr>
       <w:r>
+        <w:rPr>
+          <w:rFonts w:ascii="Consolas" w:hAnsi="Consolas"/>
+          <w:sz w:val="20"/>
+        </w:rPr>
         <w:t>├── src/</w:t>
       </w:r>
     </w:p>
     <w:p>
       <w:pPr>
+        <w:spacing w:before="0" w:after="0"/>
         <w:ind w:left="567"/>
       </w:pPr>
       <w:r>
+        <w:rPr>
+          <w:rFonts w:ascii="Consolas" w:hAnsi="Consolas"/>
+          <w:sz w:val="20"/>
+        </w:rPr>
         <w:t>│   ├── app/</w:t>
       </w:r>
     </w:p>
     <w:p>
       <w:pPr>
+        <w:spacing w:before="0" w:after="0"/>
         <w:ind w:left="567"/>
       </w:pPr>
       <w:r>
+        <w:rPr>
+          <w:rFonts w:ascii="Consolas" w:hAnsi="Consolas"/>
+          <w:sz w:val="20"/>
+        </w:rPr>
         <w:t>│   │   ├── layout.tsx                    # Root layout (Ant Design provider)</w:t>
       </w:r>
     </w:p>
     <w:p>
       <w:pPr>
+        <w:spacing w:before="0" w:after="0"/>
         <w:ind w:left="567"/>
       </w:pPr>
       <w:r>
+        <w:rPr>
+          <w:rFonts w:ascii="Consolas" w:hAnsi="Consolas"/>
+          <w:sz w:val="20"/>
+        </w:rPr>
         <w:t>│   │   ├── page.tsx                      # Landing page</w:t>
       </w:r>
     </w:p>
     <w:p>
       <w:pPr>
+        <w:spacing w:before="0" w:after="0"/>
         <w:ind w:left="567"/>
       </w:pPr>
       <w:r>
+        <w:rPr>
+          <w:rFonts w:ascii="Consolas" w:hAnsi="Consolas"/>
+          <w:sz w:val="20"/>
+        </w:rPr>
         <w:t>│   │   ├── api/hotel/[...path]/</w:t>
       </w:r>
     </w:p>
     <w:p>
       <w:pPr>
+        <w:spacing w:before="0" w:after="0"/>
         <w:ind w:left="567"/>
       </w:pPr>
       <w:r>
+        <w:rPr>
+          <w:rFonts w:ascii="Consolas" w:hAnsi="Consolas"/>
+          <w:sz w:val="20"/>
+        </w:rPr>
         <w:t>│   │   │   └── route.ts                  # Backend proxy (all /api/hotel/* → :8088)</w:t>
       </w:r>
     </w:p>
     <w:p>
       <w:pPr>
+        <w:spacing w:before="0" w:after="0"/>
         <w:ind w:left="567"/>
       </w:pPr>
       <w:r>
+        <w:rPr>
+          <w:rFonts w:ascii="Consolas" w:hAnsi="Consolas"/>
+          <w:sz w:val="20"/>
+        </w:rPr>
         <w:t>│   │   └── hotel/</w:t>
       </w:r>
     </w:p>
     <w:p>
       <w:pPr>
+        <w:spacing w:before="0" w:after="0"/>
         <w:ind w:left="567"/>
       </w:pPr>
       <w:r>
+        <w:rPr>
+          <w:rFonts w:ascii="Consolas" w:hAnsi="Consolas"/>
+          <w:sz w:val="20"/>
+        </w:rPr>
         <w:t>│   │       ├── layout.tsx                # Hotel app layout (sidebar, auth)</w:t>
       </w:r>
     </w:p>
     <w:p>
       <w:pPr>
+        <w:spacing w:before="0" w:after="0"/>
         <w:ind w:left="567"/>
       </w:pPr>
       <w:r>
+        <w:rPr>
+          <w:rFonts w:ascii="Consolas" w:hAnsi="Consolas"/>
+          <w:sz w:val="20"/>
+        </w:rPr>
         <w:t>│   │       ├── page.tsx                  # Main chat interface</w:t>
       </w:r>
     </w:p>
     <w:p>
       <w:pPr>
+        <w:spacing w:before="0" w:after="0"/>
         <w:ind w:left="567"/>
       </w:pPr>
       <w:r>
+        <w:rPr>
+          <w:rFonts w:ascii="Consolas" w:hAnsi="Consolas"/>
+          <w:sz w:val="20"/>
+        </w:rPr>
         <w:t>│   │       ├── features/</w:t>
       </w:r>
     </w:p>
     <w:p>
       <w:pPr>
+        <w:spacing w:before="0" w:after="0"/>
         <w:ind w:left="567"/>
       </w:pPr>
       <w:r>
+        <w:rPr>
+          <w:rFonts w:ascii="Consolas" w:hAnsi="Consolas"/>
+          <w:sz w:val="20"/>
+        </w:rPr>
         <w:t>│   │       │   ├── AuthModal.tsx         # Login/register modal</w:t>
       </w:r>
     </w:p>
     <w:p>
       <w:pPr>
+        <w:spacing w:before="0" w:after="0"/>
         <w:ind w:left="567"/>
       </w:pPr>
       <w:r>
+        <w:rPr>
+          <w:rFonts w:ascii="Consolas" w:hAnsi="Consolas"/>
+          <w:sz w:val="20"/>
+        </w:rPr>
         <w:t>│   │       │   ├── ChangePasswordModal.tsx # Password change dialog</w:t>
       </w:r>
     </w:p>
     <w:p>
       <w:pPr>
+        <w:spacing w:before="0" w:after="0"/>
         <w:ind w:left="567"/>
       </w:pPr>
       <w:r>
+        <w:rPr>
+          <w:rFonts w:ascii="Consolas" w:hAnsi="Consolas"/>
+          <w:sz w:val="20"/>
+        </w:rPr>
         <w:t>│   │       │   ├── ChatHeader.tsx        # Chat header with model indicator</w:t>
       </w:r>
     </w:p>
     <w:p>
       <w:pPr>
+        <w:spacing w:before="0" w:after="0"/>
         <w:ind w:left="567"/>
       </w:pPr>
       <w:r>
+        <w:rPr>
+          <w:rFonts w:ascii="Consolas" w:hAnsi="Consolas"/>
+          <w:sz w:val="20"/>
+        </w:rPr>
         <w:t>│   │       │   ├── ChatInput.tsx         # Message input + send button</w:t>
       </w:r>
     </w:p>
     <w:p>
       <w:pPr>
+        <w:spacing w:before="0" w:after="0"/>
         <w:ind w:left="567"/>
       </w:pPr>
       <w:r>
+        <w:rPr>
+          <w:rFonts w:ascii="Consolas" w:hAnsi="Consolas"/>
+          <w:sz w:val="20"/>
+        </w:rPr>
         <w:t>│   │       │   ├── ContactModal.tsx      # Hotel contact info modal</w:t>
       </w:r>
     </w:p>
     <w:p>
       <w:pPr>
+        <w:spacing w:before="0" w:after="0"/>
         <w:ind w:left="567"/>
       </w:pPr>
       <w:r>
+        <w:rPr>
+          <w:rFonts w:ascii="Consolas" w:hAnsi="Consolas"/>
+          <w:sz w:val="20"/>
+        </w:rPr>
         <w:t>│   │       │   ├── MessageList.tsx       # Chat message rendering (SSE)</w:t>
       </w:r>
     </w:p>
     <w:p>
       <w:pPr>
+        <w:spacing w:before="0" w:after="0"/>
         <w:ind w:left="567"/>
       </w:pPr>
       <w:r>
+        <w:rPr>
+          <w:rFonts w:ascii="Consolas" w:hAnsi="Consolas"/>
+          <w:sz w:val="20"/>
+        </w:rPr>
         <w:t>│   │       │   ├── RequireAdmin.tsx      # Admin route guard HOC</w:t>
       </w:r>
     </w:p>
     <w:p>
       <w:pPr>
+        <w:spacing w:before="0" w:after="0"/>
         <w:ind w:left="567"/>
       </w:pPr>
       <w:r>
+        <w:rPr>
+          <w:rFonts w:ascii="Consolas" w:hAnsi="Consolas"/>
+          <w:sz w:val="20"/>
+        </w:rPr>
         <w:t>│   │       │   ├── hotelInfo.ts          # Static hotel data</w:t>
       </w:r>
     </w:p>
     <w:p>
       <w:pPr>
+        <w:spacing w:before="0" w:after="0"/>
         <w:ind w:left="567"/>
       </w:pPr>
       <w:r>
+        <w:rPr>
+          <w:rFonts w:ascii="Consolas" w:hAnsi="Consolas"/>
+          <w:sz w:val="20"/>
+        </w:rPr>
         <w:t>│   │       │   └── receipt.ts            # Booking receipt formatter</w:t>
       </w:r>
     </w:p>
     <w:p>
       <w:pPr>
+        <w:spacing w:before="0" w:after="0"/>
         <w:ind w:left="567"/>
       </w:pPr>
       <w:r>
+        <w:rPr>
+          <w:rFonts w:ascii="Consolas" w:hAnsi="Consolas"/>
+          <w:sz w:val="20"/>
+        </w:rPr>
         <w:t>│   │       ├── rooms/</w:t>
       </w:r>
     </w:p>
     <w:p>
       <w:pPr>
+        <w:spacing w:before="0" w:after="0"/>
         <w:ind w:left="567"/>
       </w:pPr>
       <w:r>
+        <w:rPr>
+          <w:rFonts w:ascii="Consolas" w:hAnsi="Consolas"/>
+          <w:sz w:val="20"/>
+        </w:rPr>
         <w:t>│   │       │   ├── page.tsx              # Room catalog browse</w:t>
       </w:r>
     </w:p>
     <w:p>
       <w:pPr>
+        <w:spacing w:before="0" w:after="0"/>
         <w:ind w:left="567"/>
       </w:pPr>
       <w:r>
+        <w:rPr>
+          <w:rFonts w:ascii="Consolas" w:hAnsi="Consolas"/>
+          <w:sz w:val="20"/>
+        </w:rPr>
         <w:t>│   │       │   ├── [roomId]/page.tsx     # Individual room detail</w:t>
       </w:r>
     </w:p>
     <w:p>
       <w:pPr>
+        <w:spacing w:before="0" w:after="0"/>
         <w:ind w:left="567"/>
       </w:pPr>
       <w:r>
+        <w:rPr>
+          <w:rFonts w:ascii="Consolas" w:hAnsi="Consolas"/>
+          <w:sz w:val="20"/>
+        </w:rPr>
         <w:t>│   │       │   └── features/</w:t>
       </w:r>
     </w:p>
     <w:p>
       <w:pPr>
+        <w:spacing w:before="0" w:after="0"/>
         <w:ind w:left="567"/>
       </w:pPr>
       <w:r>
+        <w:rPr>
+          <w:rFonts w:ascii="Consolas" w:hAnsi="Consolas"/>
+          <w:sz w:val="20"/>
+        </w:rPr>
         <w:t>│   │       │       ├── RoomCard.tsx       # Room type card component</w:t>
       </w:r>
     </w:p>
     <w:p>
       <w:pPr>
+        <w:spacing w:before="0" w:after="0"/>
         <w:ind w:left="567"/>
       </w:pPr>
       <w:r>
+        <w:rPr>
+          <w:rFonts w:ascii="Consolas" w:hAnsi="Consolas"/>
+          <w:sz w:val="20"/>
+        </w:rPr>
         <w:t>│   │       │       └── AvailabilityCalendar.tsx # Date picker calendar</w:t>
       </w:r>
     </w:p>
     <w:p>
       <w:pPr>
+        <w:spacing w:before="0" w:after="0"/>
         <w:ind w:left="567"/>
       </w:pPr>
       <w:r>
+        <w:rPr>
+          <w:rFonts w:ascii="Consolas" w:hAnsi="Consolas"/>
+          <w:sz w:val="20"/>
+        </w:rPr>
         <w:t>│   │       ├── bookings/</w:t>
       </w:r>
     </w:p>
     <w:p>
       <w:pPr>
+        <w:spacing w:before="0" w:after="0"/>
         <w:ind w:left="567"/>
       </w:pPr>
       <w:r>
+        <w:rPr>
+          <w:rFonts w:ascii="Consolas" w:hAnsi="Consolas"/>
+          <w:sz w:val="20"/>
+        </w:rPr>
         <w:t>│   │       │   ├── page.tsx              # Booking list/search</w:t>
       </w:r>
     </w:p>
     <w:p>
       <w:pPr>
+        <w:spacing w:before="0" w:after="0"/>
         <w:ind w:left="567"/>
       </w:pPr>
       <w:r>
+        <w:rPr>
+          <w:rFonts w:ascii="Consolas" w:hAnsi="Consolas"/>
+          <w:sz w:val="20"/>
+        </w:rPr>
         <w:t>│   │       │   ├── [id]/page.tsx         # Booking detail + modify</w:t>
       </w:r>
     </w:p>
     <w:p>
       <w:pPr>
+        <w:spacing w:before="0" w:after="0"/>
         <w:ind w:left="567"/>
       </w:pPr>
       <w:r>
+        <w:rPr>
+          <w:rFonts w:ascii="Consolas" w:hAnsi="Consolas"/>
+          <w:sz w:val="20"/>
+        </w:rPr>
         <w:t>│   │       │   └── features/</w:t>
       </w:r>
     </w:p>
     <w:p>
       <w:pPr>
+        <w:spacing w:before="0" w:after="0"/>
         <w:ind w:left="567"/>
       </w:pPr>
       <w:r>
+        <w:rPr>
+          <w:rFonts w:ascii="Consolas" w:hAnsi="Consolas"/>
+          <w:sz w:val="20"/>
+        </w:rPr>
         <w:t>│   │       │       └── BookingWizard.tsx  # Multi-step booking form</w:t>
       </w:r>
     </w:p>
     <w:p>
       <w:pPr>
+        <w:spacing w:before="0" w:after="0"/>
         <w:ind w:left="567"/>
       </w:pPr>
       <w:r>
+        <w:rPr>
+          <w:rFonts w:ascii="Consolas" w:hAnsi="Consolas"/>
+          <w:sz w:val="20"/>
+        </w:rPr>
         <w:t>│   │       ├── payment/</w:t>
       </w:r>
     </w:p>
     <w:p>
       <w:pPr>
+        <w:spacing w:before="0" w:after="0"/>
         <w:ind w:left="567"/>
       </w:pPr>
       <w:r>
+        <w:rPr>
+          <w:rFonts w:ascii="Consolas" w:hAnsi="Consolas"/>
+          <w:sz w:val="20"/>
+        </w:rPr>
         <w:t>│   │       │   └── [token]/page.tsx      # Mock payment page</w:t>
       </w:r>
     </w:p>
     <w:p>
       <w:pPr>
+        <w:spacing w:before="0" w:after="0"/>
         <w:ind w:left="567"/>
       </w:pPr>
       <w:r>
+        <w:rPr>
+          <w:rFonts w:ascii="Consolas" w:hAnsi="Consolas"/>
+          <w:sz w:val="20"/>
+        </w:rPr>
         <w:t>│   │       ├── settings/</w:t>
       </w:r>
     </w:p>
     <w:p>
       <w:pPr>
+        <w:spacing w:before="0" w:after="0"/>
         <w:ind w:left="567"/>
       </w:pPr>
       <w:r>
+        <w:rPr>
+          <w:rFonts w:ascii="Consolas" w:hAnsi="Consolas"/>
+          <w:sz w:val="20"/>
+        </w:rPr>
         <w:t>│   │       │   ├── layout.tsx            # Settings layout</w:t>
       </w:r>
     </w:p>
     <w:p>
       <w:pPr>
+        <w:spacing w:before="0" w:after="0"/>
         <w:ind w:left="567"/>
       </w:pPr>
       <w:r>
+        <w:rPr>
+          <w:rFonts w:ascii="Consolas" w:hAnsi="Consolas"/>
+          <w:sz w:val="20"/>
+        </w:rPr>
         <w:t>│   │       │   └── page.tsx              # LLM model switcher + config</w:t>
       </w:r>
     </w:p>
     <w:p>
       <w:pPr>
+        <w:spacing w:before="0" w:after="0"/>
         <w:ind w:left="567"/>
       </w:pPr>
       <w:r>
+        <w:rPr>
+          <w:rFonts w:ascii="Consolas" w:hAnsi="Consolas"/>
+          <w:sz w:val="20"/>
+        </w:rPr>
         <w:t>│   │       └── admin/</w:t>
       </w:r>
     </w:p>
     <w:p>
       <w:pPr>
+        <w:spacing w:before="0" w:after="0"/>
         <w:ind w:left="567"/>
       </w:pPr>
       <w:r>
+        <w:rPr>
+          <w:rFonts w:ascii="Consolas" w:hAnsi="Consolas"/>
+          <w:sz w:val="20"/>
+        </w:rPr>
         <w:t>│   │           ├── layout.tsx            # Admin layout (RequireAdmin)</w:t>
       </w:r>
     </w:p>
     <w:p>
       <w:pPr>
+        <w:spacing w:before="0" w:after="0"/>
         <w:ind w:left="567"/>
       </w:pPr>
       <w:r>
+        <w:rPr>
+          <w:rFonts w:ascii="Consolas" w:hAnsi="Consolas"/>
+          <w:sz w:val="20"/>
+        </w:rPr>
         <w:t>│   │           ├── page.tsx              # Dashboard overview</w:t>
       </w:r>
     </w:p>
     <w:p>
       <w:pPr>
+        <w:spacing w:before="0" w:after="0"/>
         <w:ind w:left="567"/>
       </w:pPr>
       <w:r>
+        <w:rPr>
+          <w:rFonts w:ascii="Consolas" w:hAnsi="Consolas"/>
+          <w:sz w:val="20"/>
+        </w:rPr>
         <w:t>│   │           ├── sessions/</w:t>
       </w:r>
     </w:p>
     <w:p>
       <w:pPr>
+        <w:spacing w:before="0" w:after="0"/>
         <w:ind w:left="567"/>
       </w:pPr>
       <w:r>
+        <w:rPr>
+          <w:rFonts w:ascii="Consolas" w:hAnsi="Consolas"/>
+          <w:sz w:val="20"/>
+        </w:rPr>
         <w:t>│   │           │   ├── page.tsx          # Live session monitor</w:t>
       </w:r>
     </w:p>
     <w:p>
       <w:pPr>
+        <w:spacing w:before="0" w:after="0"/>
         <w:ind w:left="567"/>
       </w:pPr>
       <w:r>
+        <w:rPr>
+          <w:rFonts w:ascii="Consolas" w:hAnsi="Consolas"/>
+          <w:sz w:val="20"/>
+        </w:rPr>
         <w:t>│   │           │   └── [sessionId]/page.tsx # Session detail + chat viewer</w:t>
       </w:r>
     </w:p>
     <w:p>
       <w:pPr>
+        <w:spacing w:before="0" w:after="0"/>
         <w:ind w:left="567"/>
       </w:pPr>
       <w:r>
+        <w:rPr>
+          <w:rFonts w:ascii="Consolas" w:hAnsi="Consolas"/>
+          <w:sz w:val="20"/>
+        </w:rPr>
         <w:t>│   │           ├── bookings/page.tsx     # Booking management</w:t>
       </w:r>
     </w:p>
     <w:p>
       <w:pPr>
+        <w:spacing w:before="0" w:after="0"/>
         <w:ind w:left="567"/>
       </w:pPr>
       <w:r>
+        <w:rPr>
+          <w:rFonts w:ascii="Consolas" w:hAnsi="Consolas"/>
+          <w:sz w:val="20"/>
+        </w:rPr>
         <w:t>│   │           ├── rooms/page.tsx        # Room status management</w:t>
       </w:r>
     </w:p>
     <w:p>
       <w:pPr>
+        <w:spacing w:before="0" w:after="0"/>
         <w:ind w:left="567"/>
       </w:pPr>
       <w:r>
+        <w:rPr>
+          <w:rFonts w:ascii="Consolas" w:hAnsi="Consolas"/>
+          <w:sz w:val="20"/>
+        </w:rPr>
         <w:t>│   │           └── timetravel/page.tsx   # LangGraph checkpoint browser</w:t>
       </w:r>
     </w:p>
     <w:p>
       <w:pPr>
+        <w:spacing w:before="0" w:after="0"/>
         <w:ind w:left="567"/>
       </w:pPr>
       <w:r>
+        <w:rPr>
+          <w:rFonts w:ascii="Consolas" w:hAnsi="Consolas"/>
+          <w:sz w:val="20"/>
+        </w:rPr>
         <w:t>│   ├── services/hotelAssistant/</w:t>
       </w:r>
     </w:p>
     <w:p>
       <w:pPr>
+        <w:spacing w:before="0" w:after="0"/>
         <w:ind w:left="567"/>
       </w:pPr>
       <w:r>
+        <w:rPr>
+          <w:rFonts w:ascii="Consolas" w:hAnsi="Consolas"/>
+          <w:sz w:val="20"/>
+        </w:rPr>
         <w:t>│   │   ├── index.ts                      # API client (fetch + SSE)</w:t>
       </w:r>
     </w:p>
     <w:p>
       <w:pPr>
+        <w:spacing w:before="0" w:after="0"/>
         <w:ind w:left="567"/>
       </w:pPr>
       <w:r>
+        <w:rPr>
+          <w:rFonts w:ascii="Consolas" w:hAnsi="Consolas"/>
+          <w:sz w:val="20"/>
+        </w:rPr>
         <w:t>│   │   └── types.ts                      # TypeScript API types</w:t>
       </w:r>
     </w:p>
     <w:p>
       <w:pPr>
+        <w:spacing w:before="0" w:after="0"/>
         <w:ind w:left="567"/>
       </w:pPr>
       <w:r>
+        <w:rPr>
+          <w:rFonts w:ascii="Consolas" w:hAnsi="Consolas"/>
+          <w:sz w:val="20"/>
+        </w:rPr>
         <w:t>│   ├── store/hotel/</w:t>
       </w:r>
     </w:p>
     <w:p>
       <w:pPr>
+        <w:spacing w:before="0" w:after="0"/>
         <w:ind w:left="567"/>
       </w:pPr>
       <w:r>
+        <w:rPr>
+          <w:rFonts w:ascii="Consolas" w:hAnsi="Consolas"/>
+          <w:sz w:val="20"/>
+        </w:rPr>
         <w:t>│   │   ├── store.ts                      # Zustand store root</w:t>
       </w:r>
     </w:p>
     <w:p>
       <w:pPr>
+        <w:spacing w:before="0" w:after="0"/>
         <w:ind w:left="567"/>
       </w:pPr>
       <w:r>
+        <w:rPr>
+          <w:rFonts w:ascii="Consolas" w:hAnsi="Consolas"/>
+          <w:sz w:val="20"/>
+        </w:rPr>
         <w:t>│   │   ├── index.ts                      # Store exports</w:t>
       </w:r>
     </w:p>
     <w:p>
       <w:pPr>
+        <w:spacing w:before="0" w:after="0"/>
         <w:ind w:left="567"/>
       </w:pPr>
       <w:r>
+        <w:rPr>
+          <w:rFonts w:ascii="Consolas" w:hAnsi="Consolas"/>
+          <w:sz w:val="20"/>
+        </w:rPr>
         <w:t>│   │   └── slices/</w:t>
       </w:r>
     </w:p>
     <w:p>
       <w:pPr>
+        <w:spacing w:before="0" w:after="0"/>
         <w:ind w:left="567"/>
       </w:pPr>
       <w:r>
+        <w:rPr>
+          <w:rFonts w:ascii="Consolas" w:hAnsi="Consolas"/>
+          <w:sz w:val="20"/>
+        </w:rPr>
         <w:t>│   │       ├── auth.ts                   # Auth state (token, user, role)</w:t>
       </w:r>
     </w:p>
     <w:p>
       <w:pPr>
+        <w:spacing w:before="0" w:after="0"/>
         <w:ind w:left="567"/>
       </w:pPr>
       <w:r>
+        <w:rPr>
+          <w:rFonts w:ascii="Consolas" w:hAnsi="Consolas"/>
+          <w:sz w:val="20"/>
+        </w:rPr>
         <w:t>│   │       ├── bookings.ts              # Booking state + SWR</w:t>
       </w:r>
     </w:p>
     <w:p>
       <w:pPr>
+        <w:spacing w:before="0" w:after="0"/>
         <w:ind w:left="567"/>
       </w:pPr>
       <w:r>
+        <w:rPr>
+          <w:rFonts w:ascii="Consolas" w:hAnsi="Consolas"/>
+          <w:sz w:val="20"/>
+        </w:rPr>
         <w:t>│   │       ├── chat.ts                   # Chat messages + SSE stream</w:t>
       </w:r>
     </w:p>
     <w:p>
       <w:pPr>
+        <w:spacing w:before="0" w:after="0"/>
         <w:ind w:left="567"/>
       </w:pPr>
       <w:r>
+        <w:rPr>
+          <w:rFonts w:ascii="Consolas" w:hAnsi="Consolas"/>
+          <w:sz w:val="20"/>
+        </w:rPr>
         <w:t>│   │       ├── rooms.ts                  # Room catalog state</w:t>
       </w:r>
     </w:p>
     <w:p>
       <w:pPr>
+        <w:spacing w:before="0" w:after="0"/>
         <w:ind w:left="567"/>
       </w:pPr>
       <w:r>
+        <w:rPr>
+          <w:rFonts w:ascii="Consolas" w:hAnsi="Consolas"/>
+          <w:sz w:val="20"/>
+        </w:rPr>
         <w:t>│   │       └── session.ts               # Session management</w:t>
       </w:r>
     </w:p>
     <w:p>
       <w:pPr>
+        <w:spacing w:before="0" w:after="0"/>
         <w:ind w:left="567"/>
       </w:pPr>
       <w:r>
+        <w:rPr>
+          <w:rFonts w:ascii="Consolas" w:hAnsi="Consolas"/>
+          <w:sz w:val="20"/>
+        </w:rPr>
         <w:t>│   └── locales/</w:t>
       </w:r>
     </w:p>
     <w:p>
       <w:pPr>
+        <w:spacing w:before="0" w:after="0"/>
         <w:ind w:left="567"/>
       </w:pPr>
       <w:r>
+        <w:rPr>
+          <w:rFonts w:ascii="Consolas" w:hAnsi="Consolas"/>
+          <w:sz w:val="20"/>
+        </w:rPr>
         <w:t>│       └── hotel.ts                      # Thai/English translations</w:t>
       </w:r>
     </w:p>
     <w:p>
       <w:pPr>
+        <w:spacing w:before="0" w:after="0"/>
         <w:ind w:left="567"/>
       </w:pPr>
       <w:r>
+        <w:rPr>
+          <w:rFonts w:ascii="Consolas" w:hAnsi="Consolas"/>
+          <w:sz w:val="20"/>
+        </w:rPr>
         <w:t>├── docs/</w:t>
       </w:r>
     </w:p>
     <w:p>
       <w:pPr>
+        <w:spacing w:before="0" w:after="0"/>
         <w:ind w:left="567"/>
       </w:pPr>
       <w:r>
+        <w:rPr>
+          <w:rFonts w:ascii="Consolas" w:hAnsi="Consolas"/>
+          <w:sz w:val="20"/>
+        </w:rPr>
         <w:t>│   └── THESIS_CITATIONS.md              # Frontend technology citations</w:t>
       </w:r>
     </w:p>
     <w:p>
       <w:pPr>
+        <w:spacing w:before="0" w:after="0"/>
         <w:ind w:left="567"/>
       </w:pPr>
       <w:r>
+        <w:rPr>
+          <w:rFonts w:ascii="Consolas" w:hAnsi="Consolas"/>
+          <w:sz w:val="20"/>
+        </w:rPr>
         <w:t>├── package.json                          # Dependencies (Next.js, Ant Design, etc.)</w:t>
       </w:r>
     </w:p>
     <w:p>
       <w:pPr>
+        <w:spacing w:before="0" w:after="0"/>
         <w:ind w:left="567"/>
       </w:pPr>
       <w:r>
+        <w:rPr>
+          <w:rFonts w:ascii="Consolas" w:hAnsi="Consolas"/>
+          <w:sz w:val="20"/>
+        </w:rPr>
         <w:t>├── tsconfig.json                         # TypeScript config</w:t>
       </w:r>
     </w:p>
     <w:p>
       <w:pPr>
+        <w:spacing w:before="0" w:after="0"/>
         <w:ind w:left="567"/>
       </w:pPr>
       <w:r>
+        <w:rPr>
+          <w:rFonts w:ascii="Consolas" w:hAnsi="Consolas"/>
+          <w:sz w:val="20"/>
+        </w:rPr>
         <w:t>└── next.config.ts                        # Next.js configuration</w:t>
       </w:r>
     </w:p>
+    <w:p/>
     <w:p>
       <w:pPr>
         <w:pStyle w:val="Heading2"/>
@@ -21408,7 +24250,14 @@
     </w:p>
     <w:p>
       <w:r>
-        <w:t>Full OpenAPI spec: docs/api_references/openapi.json</w:t>
+        <w:t xml:space="preserve">Full OpenAPI spec: </w:t>
+      </w:r>
+      <w:r>
+        <w:rPr>
+          <w:rFonts w:ascii="Consolas" w:hAnsi="Consolas"/>
+          <w:sz w:val="24"/>
+        </w:rPr>
+        <w:t>docs/api_references/openapi.json</w:t>
       </w:r>
     </w:p>
     <w:p>
@@ -25014,20 +27863,31 @@
     </w:p>
     <w:p>
       <w:pPr>
+        <w:spacing w:before="0" w:after="0"/>
         <w:ind w:left="567"/>
       </w:pPr>
       <w:r>
+        <w:rPr>
+          <w:rFonts w:ascii="Consolas" w:hAnsi="Consolas"/>
+          <w:sz w:val="20"/>
+        </w:rPr>
         <w:t>git clone https://github.com/&lt;your-repo&gt;/hote-ai-virtual-assistant-thesis.git</w:t>
       </w:r>
     </w:p>
     <w:p>
       <w:pPr>
+        <w:spacing w:before="0" w:after="0"/>
         <w:ind w:left="567"/>
       </w:pPr>
       <w:r>
+        <w:rPr>
+          <w:rFonts w:ascii="Consolas" w:hAnsi="Consolas"/>
+          <w:sz w:val="20"/>
+        </w:rPr>
         <w:t>cd hote-ai-virtual-assistant-thesis</w:t>
       </w:r>
     </w:p>
+    <w:p/>
     <w:p>
       <w:pPr>
         <w:pStyle w:val="Heading3"/>
@@ -25043,134 +27903,73 @@
     </w:p>
     <w:p>
       <w:pPr>
+        <w:pStyle w:val="Heading1"/>
+      </w:pPr>
+      <w:r>
+        <w:t>Edit .env with your API keys and settings</w:t>
+      </w:r>
+    </w:p>
+    <w:p>
+      <w:pPr>
+        <w:pStyle w:val="Heading3"/>
+      </w:pPr>
+      <w:r>
+        <w:t>Step 3: Start the Docker Stack</w:t>
+      </w:r>
+    </w:p>
+    <w:p>
+      <w:pPr>
+        <w:spacing w:before="0" w:after="0"/>
         <w:ind w:left="567"/>
       </w:pPr>
       <w:r>
-        <w:t>cp .env.example .env</w:t>
-      </w:r>
-    </w:p>
-    <w:p>
-      <w:pPr>
-        <w:pStyle w:val="Heading1"/>
-      </w:pPr>
-      <w:r>
-        <w:t>Edit .env with your API keys and settings</w:t>
-      </w:r>
-    </w:p>
-    <w:p>
-      <w:pPr>
+        <w:rPr>
+          <w:rFonts w:ascii="Consolas" w:hAnsi="Consolas"/>
+          <w:sz w:val="20"/>
+        </w:rPr>
+        <w:t>docker compose -p hoteai \</w:t>
+      </w:r>
+    </w:p>
+    <w:p>
+      <w:pPr>
+        <w:spacing w:before="0" w:after="0"/>
         <w:ind w:left="567"/>
       </w:pPr>
-    </w:p>
-    <w:p>
-      <w:pPr>
+      <w:r>
+        <w:rPr>
+          <w:rFonts w:ascii="Consolas" w:hAnsi="Consolas"/>
+          <w:sz w:val="20"/>
+        </w:rPr>
+        <w:t xml:space="preserve">  -f deploy/compose/docker-compose.hotel.yaml \</w:t>
+      </w:r>
+    </w:p>
+    <w:p>
+      <w:pPr>
+        <w:spacing w:before="0" w:after="0"/>
         <w:ind w:left="567"/>
       </w:pPr>
       <w:r>
-        <w:t>Key settings to configure:</w:t>
-      </w:r>
-    </w:p>
-    <w:p>
-      <w:pPr>
+        <w:rPr>
+          <w:rFonts w:ascii="Consolas" w:hAnsi="Consolas"/>
+          <w:sz w:val="20"/>
+        </w:rPr>
+        <w:t xml:space="preserve">  --env-file .env \</w:t>
+      </w:r>
+    </w:p>
+    <w:p>
+      <w:pPr>
+        <w:spacing w:before="0" w:after="0"/>
         <w:ind w:left="567"/>
       </w:pPr>
-    </w:p>
-    <w:p>
-      <w:pPr>
-        <w:ind w:left="567"/>
-      </w:pPr>
-      <w:r>
-        <w:t>| Variable | Required | Example | Purpose |</w:t>
-      </w:r>
-    </w:p>
-    <w:p>
-      <w:pPr>
-        <w:ind w:left="567"/>
-      </w:pPr>
-      <w:r>
-        <w:t>|----------|----------|---------|---------|</w:t>
-      </w:r>
-    </w:p>
-    <w:p>
-      <w:pPr>
-        <w:ind w:left="567"/>
-      </w:pPr>
-      <w:r>
-        <w:t>| `OPENROUTER_API_KEY` | Yes (for cloud LLM) | `sk-or-v1-...` | Cloud LLM API access |</w:t>
-      </w:r>
-    </w:p>
-    <w:p>
-      <w:pPr>
-        <w:ind w:left="567"/>
-      </w:pPr>
-      <w:r>
-        <w:t>| `JWT_SECRET` | Yes (change from default) | Random 64-char string | JWT signing key |</w:t>
-      </w:r>
-    </w:p>
-    <w:p>
-      <w:pPr>
-        <w:ind w:left="567"/>
-      </w:pPr>
-      <w:r>
-        <w:t>| `DEFAULT_ADMIN_PASSWORD` | Yes (change from default) | Strong password | Initial admin account |</w:t>
-      </w:r>
-    </w:p>
-    <w:p>
-      <w:pPr>
-        <w:ind w:left="567"/>
-      </w:pPr>
-      <w:r>
-        <w:t>| `OLLAMA_NUM_PARALLEL` | No (default: 2) | `2` | GPU parallel slots |</w:t>
-      </w:r>
-    </w:p>
-    <w:p>
-      <w:pPr>
-        <w:ind w:left="567"/>
-      </w:pPr>
-      <w:r>
-        <w:t>| `MAX_CONCURRENT_LLM_CALLS` | No (default: 2) | `2` | App-side concurrency cap |</w:t>
-      </w:r>
-    </w:p>
-    <w:p>
-      <w:pPr>
-        <w:pStyle w:val="Heading3"/>
-      </w:pPr>
-      <w:r>
-        <w:t>Step 3: Start the Docker Stack</w:t>
-      </w:r>
-    </w:p>
-    <w:p>
-      <w:pPr>
-        <w:ind w:left="567"/>
-      </w:pPr>
-      <w:r>
-        <w:t>docker compose -p hoteai \</w:t>
-      </w:r>
-    </w:p>
-    <w:p>
-      <w:pPr>
-        <w:ind w:left="567"/>
-      </w:pPr>
-      <w:r>
-        <w:t xml:space="preserve">  -f deploy/compose/docker-compose.hotel.yaml \</w:t>
-      </w:r>
-    </w:p>
-    <w:p>
-      <w:pPr>
-        <w:ind w:left="567"/>
-      </w:pPr>
-      <w:r>
-        <w:t xml:space="preserve">  --env-file .env \</w:t>
-      </w:r>
-    </w:p>
-    <w:p>
-      <w:pPr>
-        <w:ind w:left="567"/>
-      </w:pPr>
-      <w:r>
+      <w:r>
+        <w:rPr>
+          <w:rFonts w:ascii="Consolas" w:hAnsi="Consolas"/>
+          <w:sz w:val="20"/>
+        </w:rPr>
         <w:t xml:space="preserve">  up -d</w:t>
       </w:r>
     </w:p>
+    <w:p/>
     <w:p>
       <w:r>
         <w:t>This starts 5 services:</w:t>
@@ -25463,12 +28262,18 @@
     </w:p>
     <w:p>
       <w:pPr>
+        <w:spacing w:before="0" w:after="0"/>
         <w:ind w:left="567"/>
       </w:pPr>
       <w:r>
+        <w:rPr>
+          <w:rFonts w:ascii="Consolas" w:hAnsi="Consolas"/>
+          <w:sz w:val="20"/>
+        </w:rPr>
         <w:t>docker exec hotel-ollama ollama pull fredrezones55/qwen3.5-opus:9b</w:t>
       </w:r>
     </w:p>
+    <w:p/>
     <w:p>
       <w:r>
         <w:t>This downloads ~6.5 GB of model weights. First run takes 5–10 minutes.</w:t>
@@ -25484,12 +28289,18 @@
     </w:p>
     <w:p>
       <w:pPr>
+        <w:spacing w:before="0" w:after="0"/>
         <w:ind w:left="567"/>
       </w:pPr>
       <w:r>
+        <w:rPr>
+          <w:rFonts w:ascii="Consolas" w:hAnsi="Consolas"/>
+          <w:sz w:val="20"/>
+        </w:rPr>
         <w:t>docker exec hotel-api python scripts/ingest_hotel_knowledge.py</w:t>
       </w:r>
     </w:p>
+    <w:p/>
     <w:p>
       <w:r>
         <w:t>This embeds the 10 hotel knowledge documents into Qdrant. Takes ~2 minutes.</w:t>
@@ -25695,36 +28506,57 @@
     </w:p>
     <w:p>
       <w:pPr>
+        <w:spacing w:before="0" w:after="0"/>
         <w:ind w:left="567"/>
       </w:pPr>
       <w:r>
+        <w:rPr>
+          <w:rFonts w:ascii="Consolas" w:hAnsi="Consolas"/>
+          <w:sz w:val="20"/>
+        </w:rPr>
         <w:t>cd z:/Dev_Drive</w:t>
       </w:r>
     </w:p>
     <w:p>
       <w:pPr>
+        <w:spacing w:before="0" w:after="0"/>
         <w:ind w:left="567"/>
       </w:pPr>
       <w:r>
+        <w:rPr>
+          <w:rFonts w:ascii="Consolas" w:hAnsi="Consolas"/>
+          <w:sz w:val="20"/>
+        </w:rPr>
         <w:t>git clone https://github.com/&lt;your-repo&gt;/hotel-ai-nextjs.git</w:t>
       </w:r>
     </w:p>
     <w:p>
       <w:pPr>
+        <w:spacing w:before="0" w:after="0"/>
         <w:ind w:left="567"/>
       </w:pPr>
       <w:r>
+        <w:rPr>
+          <w:rFonts w:ascii="Consolas" w:hAnsi="Consolas"/>
+          <w:sz w:val="20"/>
+        </w:rPr>
         <w:t>cd hotel-ai-nextjs</w:t>
       </w:r>
     </w:p>
     <w:p>
       <w:pPr>
+        <w:spacing w:before="0" w:after="0"/>
         <w:ind w:left="567"/>
       </w:pPr>
       <w:r>
+        <w:rPr>
+          <w:rFonts w:ascii="Consolas" w:hAnsi="Consolas"/>
+          <w:sz w:val="20"/>
+        </w:rPr>
         <w:t>npm install</w:t>
       </w:r>
     </w:p>
+    <w:p/>
     <w:p>
       <w:pPr>
         <w:pStyle w:val="Heading3"/>
@@ -25735,7 +28567,17 @@
     </w:p>
     <w:p>
       <w:r>
-        <w:t>Create .env.local:</w:t>
+        <w:t xml:space="preserve">Create </w:t>
+      </w:r>
+      <w:r>
+        <w:rPr>
+          <w:rFonts w:ascii="Consolas" w:hAnsi="Consolas"/>
+          <w:sz w:val="24"/>
+        </w:rPr>
+        <w:t>.env.local</w:t>
+      </w:r>
+      <w:r>
+        <w:t>:</w:t>
       </w:r>
     </w:p>
     <w:p>
@@ -25761,15 +28603,31 @@
     </w:p>
     <w:p>
       <w:pPr>
+        <w:spacing w:before="0" w:after="0"/>
         <w:ind w:left="567"/>
       </w:pPr>
       <w:r>
+        <w:rPr>
+          <w:rFonts w:ascii="Consolas" w:hAnsi="Consolas"/>
+          <w:sz w:val="20"/>
+        </w:rPr>
         <w:t>npm run dev</w:t>
       </w:r>
     </w:p>
-    <w:p>
-      <w:r>
-        <w:t>Frontend will be available at http://localhost:3000.</w:t>
+    <w:p/>
+    <w:p>
+      <w:r>
+        <w:t xml:space="preserve">Frontend will be available at </w:t>
+      </w:r>
+      <w:r>
+        <w:rPr>
+          <w:rFonts w:ascii="Consolas" w:hAnsi="Consolas"/>
+          <w:sz w:val="24"/>
+        </w:rPr>
+        <w:t>http://localhost:3000</w:t>
+      </w:r>
+      <w:r>
+        <w:t>.</w:t>
       </w:r>
     </w:p>
     <w:p>
@@ -25785,7 +28643,17 @@
         <w:pStyle w:val="ListBullet"/>
       </w:pPr>
       <w:r>
-        <w:t>Open `http://localhost:3000/hotel` — main chat interface</w:t>
+        <w:t xml:space="preserve">Open </w:t>
+      </w:r>
+      <w:r>
+        <w:rPr>
+          <w:rFonts w:ascii="Consolas" w:hAnsi="Consolas"/>
+          <w:sz w:val="24"/>
+        </w:rPr>
+        <w:t>http://localhost:3000/hotel</w:t>
+      </w:r>
+      <w:r>
+        <w:t xml:space="preserve"> — main chat interface</w:t>
       </w:r>
     </w:p>
     <w:p>
@@ -25793,7 +28661,17 @@
         <w:pStyle w:val="ListBullet"/>
       </w:pPr>
       <w:r>
-        <w:t>Open `http://localhost:3000/hotel/rooms` — room catalog</w:t>
+        <w:t xml:space="preserve">Open </w:t>
+      </w:r>
+      <w:r>
+        <w:rPr>
+          <w:rFonts w:ascii="Consolas" w:hAnsi="Consolas"/>
+          <w:sz w:val="24"/>
+        </w:rPr>
+        <w:t>http://localhost:3000/hotel/rooms</w:t>
+      </w:r>
+      <w:r>
+        <w:t xml:space="preserve"> — room catalog</w:t>
       </w:r>
     </w:p>
     <w:p>
@@ -25801,7 +28679,17 @@
         <w:pStyle w:val="ListBullet"/>
       </w:pPr>
       <w:r>
-        <w:t>Open `http://localhost:3000/hotel/admin` — admin dashboard (requires login)</w:t>
+        <w:t xml:space="preserve">Open </w:t>
+      </w:r>
+      <w:r>
+        <w:rPr>
+          <w:rFonts w:ascii="Consolas" w:hAnsi="Consolas"/>
+          <w:sz w:val="24"/>
+        </w:rPr>
+        <w:t>http://localhost:3000/hotel/admin</w:t>
+      </w:r>
+      <w:r>
+        <w:t xml:space="preserve"> — admin dashboard (requires login)</w:t>
       </w:r>
     </w:p>
     <w:p>
@@ -26648,33 +29536,59 @@
     </w:p>
     <w:p>
       <w:r>
-        <w:t>Send a POST request to /chat with a message. No authentication required:</w:t>
-      </w:r>
-    </w:p>
-    <w:p>
-      <w:pPr>
+        <w:t xml:space="preserve">Send a POST request to </w:t>
+      </w:r>
+      <w:r>
+        <w:rPr>
+          <w:rFonts w:ascii="Consolas" w:hAnsi="Consolas"/>
+          <w:sz w:val="24"/>
+        </w:rPr>
+        <w:t>/chat</w:t>
+      </w:r>
+      <w:r>
+        <w:t xml:space="preserve"> with a message. No authentication required:</w:t>
+      </w:r>
+    </w:p>
+    <w:p>
+      <w:pPr>
+        <w:spacing w:before="0" w:after="0"/>
         <w:ind w:left="567"/>
       </w:pPr>
       <w:r>
+        <w:rPr>
+          <w:rFonts w:ascii="Consolas" w:hAnsi="Consolas"/>
+          <w:sz w:val="20"/>
+        </w:rPr>
         <w:t>curl -X POST http://localhost:8088/chat \</w:t>
       </w:r>
     </w:p>
     <w:p>
       <w:pPr>
+        <w:spacing w:before="0" w:after="0"/>
         <w:ind w:left="567"/>
       </w:pPr>
       <w:r>
+        <w:rPr>
+          <w:rFonts w:ascii="Consolas" w:hAnsi="Consolas"/>
+          <w:sz w:val="20"/>
+        </w:rPr>
         <w:t xml:space="preserve">  -H "Content-Type: application/json" \</w:t>
       </w:r>
     </w:p>
     <w:p>
       <w:pPr>
+        <w:spacing w:before="0" w:after="0"/>
         <w:ind w:left="567"/>
       </w:pPr>
       <w:r>
+        <w:rPr>
+          <w:rFonts w:ascii="Consolas" w:hAnsi="Consolas"/>
+          <w:sz w:val="20"/>
+        </w:rPr>
         <w:t xml:space="preserve">  -d '{"message": "Hello, I would like to book a room"}'</w:t>
       </w:r>
     </w:p>
+    <w:p/>
     <w:p>
       <w:r>
         <w:t>The system automatically:</w:t>
@@ -26714,57 +29628,98 @@
     </w:p>
     <w:p>
       <w:r>
-        <w:t>Include the session_id from the first response to maintain context:</w:t>
-      </w:r>
-    </w:p>
-    <w:p>
-      <w:pPr>
+        <w:t xml:space="preserve">Include the </w:t>
+      </w:r>
+      <w:r>
+        <w:rPr>
+          <w:rFonts w:ascii="Consolas" w:hAnsi="Consolas"/>
+          <w:sz w:val="24"/>
+        </w:rPr>
+        <w:t>session_id</w:t>
+      </w:r>
+      <w:r>
+        <w:t xml:space="preserve"> from the first response to maintain context:</w:t>
+      </w:r>
+    </w:p>
+    <w:p>
+      <w:pPr>
+        <w:spacing w:before="0" w:after="0"/>
         <w:ind w:left="567"/>
       </w:pPr>
       <w:r>
+        <w:rPr>
+          <w:rFonts w:ascii="Consolas" w:hAnsi="Consolas"/>
+          <w:sz w:val="20"/>
+        </w:rPr>
         <w:t>curl -X POST http://localhost:8088/chat \</w:t>
       </w:r>
     </w:p>
     <w:p>
       <w:pPr>
+        <w:spacing w:before="0" w:after="0"/>
         <w:ind w:left="567"/>
       </w:pPr>
       <w:r>
+        <w:rPr>
+          <w:rFonts w:ascii="Consolas" w:hAnsi="Consolas"/>
+          <w:sz w:val="20"/>
+        </w:rPr>
         <w:t xml:space="preserve">  -H "Content-Type: application/json" \</w:t>
       </w:r>
     </w:p>
     <w:p>
       <w:pPr>
+        <w:spacing w:before="0" w:after="0"/>
         <w:ind w:left="567"/>
       </w:pPr>
       <w:r>
+        <w:rPr>
+          <w:rFonts w:ascii="Consolas" w:hAnsi="Consolas"/>
+          <w:sz w:val="20"/>
+        </w:rPr>
         <w:t xml:space="preserve">  -d '{</w:t>
       </w:r>
     </w:p>
     <w:p>
       <w:pPr>
+        <w:spacing w:before="0" w:after="0"/>
         <w:ind w:left="567"/>
       </w:pPr>
       <w:r>
+        <w:rPr>
+          <w:rFonts w:ascii="Consolas" w:hAnsi="Consolas"/>
+          <w:sz w:val="20"/>
+        </w:rPr>
         <w:t xml:space="preserve">    "message": "A Deluxe room for next Monday to Wednesday",</w:t>
       </w:r>
     </w:p>
     <w:p>
       <w:pPr>
+        <w:spacing w:before="0" w:after="0"/>
         <w:ind w:left="567"/>
       </w:pPr>
       <w:r>
+        <w:rPr>
+          <w:rFonts w:ascii="Consolas" w:hAnsi="Consolas"/>
+          <w:sz w:val="20"/>
+        </w:rPr>
         <w:t xml:space="preserve">    "session_id": "abc-123-def-456"</w:t>
       </w:r>
     </w:p>
     <w:p>
       <w:pPr>
+        <w:spacing w:before="0" w:after="0"/>
         <w:ind w:left="567"/>
       </w:pPr>
       <w:r>
+        <w:rPr>
+          <w:rFonts w:ascii="Consolas" w:hAnsi="Consolas"/>
+          <w:sz w:val="20"/>
+        </w:rPr>
         <w:t xml:space="preserve">  }'</w:t>
       </w:r>
     </w:p>
+    <w:p/>
     <w:p>
       <w:pPr>
         <w:pStyle w:val="Heading3"/>
@@ -26780,36 +29735,57 @@
     </w:p>
     <w:p>
       <w:pPr>
+        <w:spacing w:before="0" w:after="0"/>
         <w:ind w:left="567"/>
       </w:pPr>
       <w:r>
+        <w:rPr>
+          <w:rFonts w:ascii="Consolas" w:hAnsi="Consolas"/>
+          <w:sz w:val="20"/>
+        </w:rPr>
         <w:t>curl -X POST http://localhost:8088/chat/stream \</w:t>
       </w:r>
     </w:p>
     <w:p>
       <w:pPr>
+        <w:spacing w:before="0" w:after="0"/>
         <w:ind w:left="567"/>
       </w:pPr>
       <w:r>
+        <w:rPr>
+          <w:rFonts w:ascii="Consolas" w:hAnsi="Consolas"/>
+          <w:sz w:val="20"/>
+        </w:rPr>
         <w:t xml:space="preserve">  -H "Content-Type: application/json" \</w:t>
       </w:r>
     </w:p>
     <w:p>
       <w:pPr>
+        <w:spacing w:before="0" w:after="0"/>
         <w:ind w:left="567"/>
       </w:pPr>
       <w:r>
+        <w:rPr>
+          <w:rFonts w:ascii="Consolas" w:hAnsi="Consolas"/>
+          <w:sz w:val="20"/>
+        </w:rPr>
         <w:t xml:space="preserve">  -d '{"message": "Tell me about the spa"}' \</w:t>
       </w:r>
     </w:p>
     <w:p>
       <w:pPr>
+        <w:spacing w:before="0" w:after="0"/>
         <w:ind w:left="567"/>
       </w:pPr>
       <w:r>
+        <w:rPr>
+          <w:rFonts w:ascii="Consolas" w:hAnsi="Consolas"/>
+          <w:sz w:val="20"/>
+        </w:rPr>
         <w:t xml:space="preserve">  --no-buffer</w:t>
       </w:r>
     </w:p>
+    <w:p/>
     <w:p>
       <w:pPr>
         <w:pStyle w:val="Heading2"/>
@@ -26828,31 +29804,57 @@
     </w:p>
     <w:p>
       <w:pPr>
+        <w:spacing w:before="0" w:after="0"/>
         <w:ind w:left="567"/>
       </w:pPr>
       <w:r>
+        <w:rPr>
+          <w:rFonts w:ascii="Consolas" w:hAnsi="Consolas"/>
+          <w:sz w:val="20"/>
+        </w:rPr>
         <w:t>curl -X POST http://localhost:8088/auth/login \</w:t>
       </w:r>
     </w:p>
     <w:p>
       <w:pPr>
+        <w:spacing w:before="0" w:after="0"/>
         <w:ind w:left="567"/>
       </w:pPr>
       <w:r>
+        <w:rPr>
+          <w:rFonts w:ascii="Consolas" w:hAnsi="Consolas"/>
+          <w:sz w:val="20"/>
+        </w:rPr>
         <w:t xml:space="preserve">  -H "Content-Type: application/json" \</w:t>
       </w:r>
     </w:p>
     <w:p>
       <w:pPr>
+        <w:spacing w:before="0" w:after="0"/>
         <w:ind w:left="567"/>
       </w:pPr>
       <w:r>
+        <w:rPr>
+          <w:rFonts w:ascii="Consolas" w:hAnsi="Consolas"/>
+          <w:sz w:val="20"/>
+        </w:rPr>
         <w:t xml:space="preserve">  -d '{"username": "admin", "password": "your-password"}'</w:t>
       </w:r>
     </w:p>
-    <w:p>
-      <w:r>
-        <w:t>Save the returned access_token for subsequent admin requests.</w:t>
+    <w:p/>
+    <w:p>
+      <w:r>
+        <w:t xml:space="preserve">Save the returned </w:t>
+      </w:r>
+      <w:r>
+        <w:rPr>
+          <w:rFonts w:ascii="Consolas" w:hAnsi="Consolas"/>
+          <w:sz w:val="24"/>
+        </w:rPr>
+        <w:t>access_token</w:t>
+      </w:r>
+      <w:r>
+        <w:t xml:space="preserve"> for subsequent admin requests.</w:t>
       </w:r>
     </w:p>
     <w:p>
@@ -26865,20 +29867,31 @@
     </w:p>
     <w:p>
       <w:pPr>
+        <w:spacing w:before="0" w:after="0"/>
         <w:ind w:left="567"/>
       </w:pPr>
       <w:r>
+        <w:rPr>
+          <w:rFonts w:ascii="Consolas" w:hAnsi="Consolas"/>
+          <w:sz w:val="20"/>
+        </w:rPr>
         <w:t>curl http://localhost:8088/admin/sessions \</w:t>
       </w:r>
     </w:p>
     <w:p>
       <w:pPr>
+        <w:spacing w:before="0" w:after="0"/>
         <w:ind w:left="567"/>
       </w:pPr>
       <w:r>
+        <w:rPr>
+          <w:rFonts w:ascii="Consolas" w:hAnsi="Consolas"/>
+          <w:sz w:val="20"/>
+        </w:rPr>
         <w:t xml:space="preserve">  -H "Authorization: Bearer &lt;token&gt;"</w:t>
       </w:r>
     </w:p>
+    <w:p/>
     <w:p>
       <w:pPr>
         <w:pStyle w:val="Heading3"/>
@@ -26966,20 +29979,31 @@
     </w:p>
     <w:p>
       <w:pPr>
+        <w:spacing w:before="0" w:after="0"/>
         <w:ind w:left="567"/>
       </w:pPr>
       <w:r>
+        <w:rPr>
+          <w:rFonts w:ascii="Consolas" w:hAnsi="Consolas"/>
+          <w:sz w:val="20"/>
+        </w:rPr>
         <w:t>curl "http://localhost:8088/admin/audit?action_prefix=admin.&amp;limit=20" \</w:t>
       </w:r>
     </w:p>
     <w:p>
       <w:pPr>
+        <w:spacing w:before="0" w:after="0"/>
         <w:ind w:left="567"/>
       </w:pPr>
       <w:r>
+        <w:rPr>
+          <w:rFonts w:ascii="Consolas" w:hAnsi="Consolas"/>
+          <w:sz w:val="20"/>
+        </w:rPr>
         <w:t xml:space="preserve">  -H "Authorization: Bearer &lt;token&gt;"</w:t>
       </w:r>
     </w:p>
+    <w:p/>
     <w:p>
       <w:pPr>
         <w:pStyle w:val="Heading3"/>
@@ -27054,20 +30078,31 @@
     </w:p>
     <w:p>
       <w:pPr>
+        <w:spacing w:before="0" w:after="0"/>
         <w:ind w:left="567"/>
       </w:pPr>
       <w:r>
+        <w:rPr>
+          <w:rFonts w:ascii="Consolas" w:hAnsi="Consolas"/>
+          <w:sz w:val="20"/>
+        </w:rPr>
         <w:t>curl http://localhost:8088/admin/metrics/chat \</w:t>
       </w:r>
     </w:p>
     <w:p>
       <w:pPr>
+        <w:spacing w:before="0" w:after="0"/>
         <w:ind w:left="567"/>
       </w:pPr>
       <w:r>
+        <w:rPr>
+          <w:rFonts w:ascii="Consolas" w:hAnsi="Consolas"/>
+          <w:sz w:val="20"/>
+        </w:rPr>
         <w:t xml:space="preserve">  -H "Authorization: Bearer &lt;token&gt;"</w:t>
       </w:r>
     </w:p>
+    <w:p/>
     <w:p>
       <w:pPr>
         <w:pStyle w:val="Heading2"/>
@@ -28299,32 +31334,86 @@
     </w:p>
     <w:p>
       <w:r>
-        <w:t>Buhalis, D. (2020). Technology in tourism — from ICTs to eTourism and smart tourism towards ambient intelligence tourism. Tourism Review, 75(1).</w:t>
-      </w:r>
-    </w:p>
-    <w:p>
-      <w:r>
-        <w:t>Buhalis, D., &amp; Leung, R. (2018). Smart hospitality — Interconnectivity and interoperability towards an ecosystem. International Journal of Hospitality Management, 71, 41–50. https://doi.org/10.1016/j.ijhm.2017.11.011</w:t>
-      </w:r>
-    </w:p>
-    <w:p>
-      <w:r>
-        <w:t>Buhalis, D., &amp; Moldavska, I. (2022). Voice assistants in hospitality: using artificial intelligence for customer service. Journal of Hospitality and Tourism Technology, 13. https://doi.org/10.1108/JHTT-03-2021-0104</w:t>
-      </w:r>
-    </w:p>
-    <w:p>
-      <w:r>
-        <w:t>Buhalis, D., O'Connor, P., &amp; Leung, R. (2023). Smart hospitality: from smart cities and smart tourism towards agile business ecosystems in networked destinations. International Journal of Contemporary Hospitality Management, 35. https://doi.org/10.1108/IJCHM-04-2022-0497</w:t>
-      </w:r>
-    </w:p>
-    <w:p>
-      <w:r>
-        <w:t>MDPI Tourism &amp; Hospitality. (2023). Artificial intelligence in tourism through chatbot support in the booking process. Tourism &amp; Hospitality, 6(1), 36. https://www.mdpi.com/2673-5768/6/1/36</w:t>
-      </w:r>
-    </w:p>
-    <w:p>
-      <w:r>
-        <w:t>Taylor &amp; Francis. (2024). Personalizing guest experience with generative AI in the hotel industry. Current Issues in Tourism. https://doi.org/10.1080/13683500.2023.2300030</w:t>
+        <w:t xml:space="preserve">Buhalis, D. (2020). Technology in tourism — from ICTs to eTourism and smart tourism towards ambient intelligence tourism. </w:t>
+      </w:r>
+      <w:r>
+        <w:rPr>
+          <w:i/>
+        </w:rPr>
+        <w:t>Tourism Review</w:t>
+      </w:r>
+      <w:r>
+        <w:t>, 75(1).</w:t>
+      </w:r>
+    </w:p>
+    <w:p>
+      <w:r>
+        <w:t xml:space="preserve">Buhalis, D., &amp; Leung, R. (2018). Smart hospitality — Interconnectivity and interoperability towards an ecosystem. </w:t>
+      </w:r>
+      <w:r>
+        <w:rPr>
+          <w:i/>
+        </w:rPr>
+        <w:t>International Journal of Hospitality Management</w:t>
+      </w:r>
+      <w:r>
+        <w:t>, 71, 41–50. https://doi.org/10.1016/j.ijhm.2017.11.011</w:t>
+      </w:r>
+    </w:p>
+    <w:p>
+      <w:r>
+        <w:t xml:space="preserve">Buhalis, D., &amp; Moldavska, I. (2022). Voice assistants in hospitality: using artificial intelligence for customer service. </w:t>
+      </w:r>
+      <w:r>
+        <w:rPr>
+          <w:i/>
+        </w:rPr>
+        <w:t>Journal of Hospitality and Tourism Technology</w:t>
+      </w:r>
+      <w:r>
+        <w:t>, 13. https://doi.org/10.1108/JHTT-03-2021-0104</w:t>
+      </w:r>
+    </w:p>
+    <w:p>
+      <w:r>
+        <w:t xml:space="preserve">Buhalis, D., O'Connor, P., &amp; Leung, R. (2023). Smart hospitality: from smart cities and smart tourism towards agile business ecosystems in networked destinations. </w:t>
+      </w:r>
+      <w:r>
+        <w:rPr>
+          <w:i/>
+        </w:rPr>
+        <w:t>International Journal of Contemporary Hospitality Management</w:t>
+      </w:r>
+      <w:r>
+        <w:t>, 35. https://doi.org/10.1108/IJCHM-04-2022-0497</w:t>
+      </w:r>
+    </w:p>
+    <w:p>
+      <w:r>
+        <w:t xml:space="preserve">MDPI Tourism &amp; Hospitality. (2023). Artificial intelligence in tourism through chatbot support in the booking process. </w:t>
+      </w:r>
+      <w:r>
+        <w:rPr>
+          <w:i/>
+        </w:rPr>
+        <w:t>Tourism &amp; Hospitality</w:t>
+      </w:r>
+      <w:r>
+        <w:t>, 6(1), 36. https://www.mdpi.com/2673-5768/6/1/36</w:t>
+      </w:r>
+    </w:p>
+    <w:p>
+      <w:r>
+        <w:t xml:space="preserve">Taylor &amp; Francis. (2024). Personalizing guest experience with generative AI in the hotel industry. </w:t>
+      </w:r>
+      <w:r>
+        <w:rPr>
+          <w:i/>
+        </w:rPr>
+        <w:t>Current Issues in Tourism</w:t>
+      </w:r>
+      <w:r>
+        <w:t>. https://doi.org/10.1080/13683500.2023.2300030</w:t>
       </w:r>
     </w:p>
     <w:p>
@@ -28352,7 +31441,16 @@
     </w:p>
     <w:p>
       <w:r>
-        <w:t>Atlantis Press. (2013). Research and Design of Hotel Management System Model. Proceedings of ICETIS '13. https://www.atlantis-press.com/proceedings/icetis-13/8109</w:t>
+        <w:t xml:space="preserve">Atlantis Press. (2013). Research and Design of Hotel Management System Model. </w:t>
+      </w:r>
+      <w:r>
+        <w:rPr>
+          <w:i/>
+        </w:rPr>
+        <w:t>Proceedings of ICETIS '13</w:t>
+      </w:r>
+      <w:r>
+        <w:t>. https://www.atlantis-press.com/proceedings/icetis-13/8109</w:t>
       </w:r>
     </w:p>
     <w:p>
@@ -28367,7 +31465,16 @@
     </w:p>
     <w:p>
       <w:r>
-        <w:t>JETIR. (2023). A Study on Hotel Management System. Journal of Emerging Technologies and Innovative Research. https://www.jetir.org/papers/JETIR2305760.pdf</w:t>
+        <w:t xml:space="preserve">JETIR. (2023). A Study on Hotel Management System. </w:t>
+      </w:r>
+      <w:r>
+        <w:rPr>
+          <w:i/>
+        </w:rPr>
+        <w:t>Journal of Emerging Technologies and Innovative Research</w:t>
+      </w:r>
+      <w:r>
+        <w:t>. https://www.jetir.org/papers/JETIR2305760.pdf</w:t>
       </w:r>
     </w:p>
     <w:p>
@@ -28390,7 +31497,16 @@
     </w:p>
     <w:p>
       <w:r>
-        <w:t>Liu, Y., et al. (2024). Exploration of LLM Multi-Agent Application Implementation Based on LangGraph+CrewAI. arXiv preprint arXiv:2411.18241. https://arxiv.org/abs/2411.18241</w:t>
+        <w:t xml:space="preserve">Liu, Y., et al. (2024). Exploration of LLM Multi-Agent Application Implementation Based on LangGraph+CrewAI. </w:t>
+      </w:r>
+      <w:r>
+        <w:rPr>
+          <w:i/>
+        </w:rPr>
+        <w:t>arXiv preprint arXiv:2411.18241</w:t>
+      </w:r>
+      <w:r>
+        <w:t>. https://arxiv.org/abs/2411.18241</w:t>
       </w:r>
     </w:p>
     <w:p>
@@ -28400,7 +31516,16 @@
     </w:p>
     <w:p>
       <w:r>
-        <w:t>Vaswani, A., et al. (2017). Attention Is All You Need. Advances in Neural Information Processing Systems, 30.</w:t>
+        <w:t xml:space="preserve">Vaswani, A., et al. (2017). Attention Is All You Need. </w:t>
+      </w:r>
+      <w:r>
+        <w:rPr>
+          <w:i/>
+        </w:rPr>
+        <w:t>Advances in Neural Information Processing Systems</w:t>
+      </w:r>
+      <w:r>
+        <w:t>, 30.</w:t>
       </w:r>
     </w:p>
     <w:p>
@@ -28418,12 +31543,30 @@
     </w:p>
     <w:p>
       <w:r>
-        <w:t>Fischer, L., &amp; Hanenberg, S. (2015). An empirical investigation of the effects of type systems and code completion on API usability using TypeScript and JavaScript in MS Visual Studio. ACM SIGPLAN Notices. https://doi.org/10.1145/2936313.2816720</w:t>
-      </w:r>
-    </w:p>
-    <w:p>
-      <w:r>
-        <w:t>Gao, Z., Bird, C., &amp; Barr, E. T. (2017). To Type or Not to Type: Quantifying Detectable Bugs in JavaScript. Proceedings of ICSE 2017. https://earlbarr.com/publications/typestudy.pdf</w:t>
+        <w:t xml:space="preserve">Fischer, L., &amp; Hanenberg, S. (2015). An empirical investigation of the effects of type systems and code completion on API usability using TypeScript and JavaScript in MS Visual Studio. </w:t>
+      </w:r>
+      <w:r>
+        <w:rPr>
+          <w:i/>
+        </w:rPr>
+        <w:t>ACM SIGPLAN Notices</w:t>
+      </w:r>
+      <w:r>
+        <w:t>. https://doi.org/10.1145/2936313.2816720</w:t>
+      </w:r>
+    </w:p>
+    <w:p>
+      <w:r>
+        <w:t xml:space="preserve">Gao, Z., Bird, C., &amp; Barr, E. T. (2017). To Type or Not to Type: Quantifying Detectable Bugs in JavaScript. </w:t>
+      </w:r>
+      <w:r>
+        <w:rPr>
+          <w:i/>
+        </w:rPr>
+        <w:t>Proceedings of ICSE 2017</w:t>
+      </w:r>
+      <w:r>
+        <w:t>. https://earlbarr.com/publications/typestudy.pdf</w:t>
       </w:r>
     </w:p>
     <w:p>
@@ -28433,7 +31576,16 @@
     </w:p>
     <w:p>
       <w:r>
-        <w:t>Nottingham, M. (2010). HTTP Cache-Control Extensions for Stale Content. RFC 5861, IETF. https://datatracker.ietf.org/doc/html/rfc5861</w:t>
+        <w:t xml:space="preserve">Nottingham, M. (2010). HTTP Cache-Control Extensions for Stale Content. </w:t>
+      </w:r>
+      <w:r>
+        <w:rPr>
+          <w:i/>
+        </w:rPr>
+        <w:t>RFC 5861, IETF</w:t>
+      </w:r>
+      <w:r>
+        <w:t>. https://datatracker.ietf.org/doc/html/rfc5861</w:t>
       </w:r>
     </w:p>
     <w:p>
@@ -28448,7 +31600,16 @@
     </w:p>
     <w:p>
       <w:r>
-        <w:t>Salah, M. A. (2024). State Management in React: Redux vs Zustand — A Comprehensive Guide. ResearchGate. https://www.researchgate.net/publication/385694701</w:t>
+        <w:t xml:space="preserve">Salah, M. A. (2024). State Management in React: Redux vs Zustand — A Comprehensive Guide. </w:t>
+      </w:r>
+      <w:r>
+        <w:rPr>
+          <w:i/>
+        </w:rPr>
+        <w:t>ResearchGate</w:t>
+      </w:r>
+      <w:r>
+        <w:t>. https://www.researchgate.net/publication/385694701</w:t>
       </w:r>
     </w:p>
     <w:p>
@@ -28476,7 +31637,16 @@
     </w:p>
     <w:p>
       <w:r>
-        <w:t>RFC 7519. (2015). JSON Web Token (JWT). IETF. https://datatracker.ietf.org/doc/html/rfc7519</w:t>
+        <w:t xml:space="preserve">RFC 7519. (2015). JSON Web Token (JWT). </w:t>
+      </w:r>
+      <w:r>
+        <w:rPr>
+          <w:i/>
+        </w:rPr>
+        <w:t>IETF</w:t>
+      </w:r>
+      <w:r>
+        <w:t>. https://datatracker.ietf.org/doc/html/rfc7519</w:t>
       </w:r>
     </w:p>
     <w:p>
@@ -28489,7 +31659,16 @@
     </w:p>
     <w:p>
       <w:r>
-        <w:t>Cohen, J. (1960). A coefficient of agreement for nominal scales. Educational and Psychological Measurement, 20(1), 37–46.</w:t>
+        <w:t xml:space="preserve">Cohen, J. (1960). A coefficient of agreement for nominal scales. </w:t>
+      </w:r>
+      <w:r>
+        <w:rPr>
+          <w:i/>
+        </w:rPr>
+        <w:t>Educational and Psychological Measurement</w:t>
+      </w:r>
+      <w:r>
+        <w:t>, 20(1), 37–46.</w:t>
       </w:r>
     </w:p>
     <w:p>
@@ -28924,8 +32103,8 @@
     <w:qFormat/>
     <w:rsid w:val="00FC693F"/>
     <w:rPr>
-      <w:rFonts w:ascii="Consolas" w:hAnsi="Consolas" w:eastAsia="TH SarabunPSK"/>
-      <w:sz w:val="24"/>
+      <w:rFonts w:ascii="TH SarabunPSK" w:hAnsi="TH SarabunPSK" w:eastAsia="TH SarabunPSK"/>
+      <w:sz w:val="32"/>
     </w:rPr>
   </w:style>
   <w:style w:type="paragraph" w:styleId="Header">
